--- a/out/05_Commercial/SNX-COM-FRM-01 Customer Requirement & Order Review Record (Rev00 DRAFT).docx
+++ b/out/05_Commercial/SNX-COM-FRM-01 Customer Requirement & Order Review Record (Rev00 DRAFT).docx
@@ -5706,7 +5706,7 @@
                 <w:sz w:val="24"/>
                 <w:szCs w:val="24"/>
               </w:rPr>
-              <w:t>Mengisi kelompok C2 (Ketentuan butir 3 dan 4). Mengeskalasi solusi yang tidak feasible kepada VP Commercial (USULAN, SNX-COM-SOP-02 butir 4.15). Jabatan JA-05 di SNX-HR-ORG-01.</w:t>
+              <w:t>Mengisi kelompok C2 (Ketentuan butir 3 dan 4). Mengeskalasi solusi yang tidak feasible kepada VP Commercial (USULAN, SNX-COM-SOP-02 butir 4.5). Jabatan JA-05 di SNX-HR-ORG-01.</w:t>
             </w:r>
           </w:p>
         </w:tc>
@@ -5889,7 +5889,7 @@
                 <w:sz w:val="24"/>
                 <w:szCs w:val="24"/>
               </w:rPr>
-              <w:t>Menetapkan Hasil Review, menulis dasarnya, dan memeriksa kolom Selesai (Ketentuan butir 7). Pemilik formulir terisi (USULAN, selaras dengan SNX-COM-SOP-02 butir 4.15). Jabatan JA-03 di SNX-HR-ORG-01.</w:t>
+              <w:t>Menetapkan Hasil Review, menulis dasarnya, dan memeriksa kolom Selesai (Ketentuan butir 7). Pemilik formulir terisi (USULAN, selaras dengan bagian 11 SNX-COM-SOP-02). Jabatan JA-03 di SNX-HR-ORG-01.</w:t>
             </w:r>
           </w:p>
         </w:tc>
@@ -10190,7 +10190,7 @@
                 <w:sz w:val="24"/>
                 <w:szCs w:val="24"/>
               </w:rPr>
-              <w:t>Harga dan diskon di PO atau kontrak sama dengan penawaran yang COO setujui (Catatan persetujuan penawaran, SNX-COM-SOP-02 butir 4.15). Perlakuan PPN mengikuti SNX-FAT-SOP-01 butir 4.5.</w:t>
+              <w:t>Harga dan diskon di PO atau kontrak sama dengan penawaran yang COO setujui menurut SNX-COM-SOP-02 butir 4.7, wewenang yang berstatus (USULAN) di dokumen itu. Catatan persetujuan penawaran memuat persetujuan itu (bagian 11 SNX-COM-SOP-02). Perlakuan PPN mengikuti SNX-FAT-SOP-01 butir 4.5.</w:t>
             </w:r>
           </w:p>
         </w:tc>
@@ -14816,7 +14816,7 @@
                 <w:sz w:val="24"/>
                 <w:szCs w:val="24"/>
               </w:rPr>
-              <w:t>Proposal, Quotation &amp; Pricing Control. Butir 6.2 mengatur review scope, butir 4.15 dan 4.10 mengatur Catatan persetujuan penawaran dan pemutus pengecualian komersial, dan butir 6.4 mengatur prosesnya. Formulir ini calon bentuk Catatan review scope (USULAN).</w:t>
+              <w:t>Proposal, Quotation &amp; Pricing Control. Butir 6.2 mengatur review scope, butir 4.10 mengatur pemutus pengecualian komersial, butir 6.4 mengatur prosesnya, dan bagian 11 memuat Catatan persetujuan penawaran. Formulir ini calon bentuk Catatan review scope (USULAN).</w:t>
             </w:r>
           </w:p>
         </w:tc>
@@ -15917,7 +15917,7 @@
                 <w:sz w:val="24"/>
                 <w:szCs w:val="24"/>
               </w:rPr>
-              <w:t>Lokasi belum ditetapkan. Pemilik: VP Commercial (SNX-COM-SOP-02 butir 4.15).</w:t>
+              <w:t>Lokasi belum ditetapkan. Pemilik: VP Commercial (bagian 11 SNX-COM-SOP-02).</w:t>
             </w:r>
           </w:p>
         </w:tc>

--- a/out/05_Commercial/SNX-COM-FRM-01 Customer Requirement & Order Review Record (Rev00 DRAFT).docx
+++ b/out/05_Commercial/SNX-COM-FRM-01 Customer Requirement & Order Review Record (Rev00 DRAFT).docx
@@ -1067,7 +1067,7 @@
           </w:tcPr>
           <w:p>
             <w:r>
-              <w:t>Direktur</w:t>
+              <w:t>VP Commercial</w:t>
             </w:r>
           </w:p>
         </w:tc>
@@ -2745,7 +2745,7 @@
                 <w:sz w:val="24"/>
                 <w:szCs w:val="24"/>
               </w:rPr>
-              <w:t>Diatur di SNX-COM-SOP-01 butir 6.8 dan SNX-OPS-SOP-01 butir 4.1. Calon rekamannya SNX-COM-FRM-02 (USULAN).</w:t>
+              <w:t>Diatur di SNX-COM-SOP-01 butir 6.8 dan SNX-OPS-SOP-01 butir 4.1. Rekaman serah terimanya SNX-COM-FRM-02.</w:t>
             </w:r>
           </w:p>
         </w:tc>
@@ -5889,7 +5889,7 @@
                 <w:sz w:val="24"/>
                 <w:szCs w:val="24"/>
               </w:rPr>
-              <w:t>Menetapkan Hasil Review, menulis dasarnya, dan memeriksa kolom Selesai (Ketentuan butir 7). Pemilik formulir terisi (USULAN, selaras dengan bagian 11 SNX-COM-SOP-02). Jabatan JA-03 di SNX-HR-ORG-01.</w:t>
+              <w:t>Menetapkan Hasil Review, menulis dasarnya, dan memeriksa kolom Selesai (Ketentuan butir 7). Pemilik dokumen ini menurut blok Identity (USULAN) dan pemilik formulir terisi (USULAN). Jabatan JA-03 di SNX-HR-ORG-01.</w:t>
             </w:r>
           </w:p>
         </w:tc>
@@ -5950,7 +5950,7 @@
                 <w:sz w:val="24"/>
                 <w:szCs w:val="24"/>
               </w:rPr>
-              <w:t>Pemilik dokumen ini menurut blok Identity (USULAN). Menyetujui harga dan diskon yang dirujuk aspek C3.2, dan memutuskan pengecualian komersial menurut SNX-COM-SOP-02 butir 4.10. Tidak mengisi formulir ini.</w:t>
+              <w:t>Menyetujui harga dan diskon yang dirujuk aspek C3.2, dan memutuskan pengecualian komersial menurut SNX-COM-SOP-02 butir 4.10. Tidak mengisi formulir ini.</w:t>
             </w:r>
           </w:p>
         </w:tc>
@@ -15426,7 +15426,7 @@
                 <w:sz w:val="24"/>
                 <w:szCs w:val="24"/>
               </w:rPr>
-              <w:t>Project Handover Record. Calon rekaman paket handover sesudah order diterima (USULAN).</w:t>
+              <w:t>Project Handover Record. Rekaman paket handover sesudah order diterima.</w:t>
             </w:r>
           </w:p>
         </w:tc>
@@ -16991,7 +16991,7 @@
           <w:sz w:val="24"/>
           <w:szCs w:val="24"/>
         </w:rPr>
-        <w:t xml:space="preserve">Formulir ini berstatus Draft dan baru berlaku sesudah Direktur Utama menandatangani blok Approval. COO meninjau formulir ini setiap tahun, sesuai Review Period pada blok Identity.</w:t>
+        <w:t xml:space="preserve">Formulir ini berstatus Draft dan baru berlaku sesudah Direktur Utama menandatangani blok Approval. VP Commercial meninjau formulir ini setiap tahun, sesuai Review Period pada blok Identity.</w:t>
       </w:r>
     </w:p>
     <w:sectPr>

--- a/out/05_Commercial/SNX-COM-FRM-01 Customer Requirement & Order Review Record (Rev00 DRAFT).docx
+++ b/out/05_Commercial/SNX-COM-FRM-01 Customer Requirement & Order Review Record (Rev00 DRAFT).docx
@@ -14755,7 +14755,7 @@
                 <w:sz w:val="24"/>
                 <w:szCs w:val="24"/>
               </w:rPr>
-              <w:t>Sales Process. Butir 4.11 berisi larangan menjanjikan timeline sebelum Service Delivery Manager mengonfirmasinya, butir 6.3 mengatur discovery meeting, dan butir 6.8 mengatur handover. Formulir ini calon rekaman Business Requirement di butir 6.3 (USULAN).</w:t>
+              <w:t>Sales Process. Butir 4.11 berisi larangan menjanjikan timeline sebelum Service Delivery Manager mengonfirmasinya, butir 6.3 mengatur discovery meeting, dan butir 6.8 mengatur handover. Formulir ini menyalin atau merujuk Business Requirement di CRM, keluaran butir 6.3 (USULAN).</w:t>
             </w:r>
           </w:p>
         </w:tc>
@@ -14816,7 +14816,7 @@
                 <w:sz w:val="24"/>
                 <w:szCs w:val="24"/>
               </w:rPr>
-              <w:t>Proposal, Quotation &amp; Pricing Control. Butir 6.2 mengatur review scope, butir 4.10 mengatur pemutus pengecualian komersial, butir 6.4 mengatur prosesnya, dan bagian 11 memuat Catatan persetujuan penawaran. Formulir ini calon bentuk Catatan review scope (USULAN).</w:t>
+              <w:t>Proposal, Quotation &amp; Pricing Control. Butir 6.2 mengatur review scope, butir 4.10 mengatur pemutus pengecualian komersial, butir 6.4 mengatur prosesnya, dan bagian 11 memuat Catatan persetujuan penawaran. Formulir ini bentuk Catatan review scope (USULAN).</w:t>
             </w:r>
           </w:p>
         </w:tc>

--- a/out/05_Commercial/SNX-COM-FRM-01 Customer Requirement & Order Review Record (Rev00 DRAFT).docx
+++ b/out/05_Commercial/SNX-COM-FRM-01 Customer Requirement & Order Review Record (Rev00 DRAFT).docx
@@ -217,6 +217,7 @@
     <w:p>
       <w:pPr>
         <w:pStyle w:val="Heading1"/>
+        <w:keepNext/>
         <w:widowControl w:val="0"/>
         <w:spacing w:line="240" w:lineRule="auto"/>
         <w:ind w:right="407" w:firstLine="0"/>
@@ -511,6 +512,10 @@
         <w:gridCol w:w="5850"/>
       </w:tblGrid>
       <w:tr>
+        <w:trPr>
+          <w:cantSplit/>
+          <w:tblHeader/>
+        </w:trPr>
         <w:tc>
           <w:tcPr>
             <w:tcW w:w="3150" w:type="dxa"/>
@@ -523,6 +528,7 @@
           </w:tcPr>
           <w:p>
             <w:pPr>
+              <w:keepNext/>
               <w:widowControl w:val="0"/>
               <w:pBdr>
                 <w:top w:val="nil"/>
@@ -563,6 +569,7 @@
           </w:tcPr>
           <w:p>
             <w:pPr>
+              <w:keepNext/>
               <w:widowControl w:val="0"/>
               <w:pBdr>
                 <w:top w:val="nil"/>
@@ -593,6 +600,9 @@
         </w:tc>
       </w:tr>
       <w:tr>
+        <w:trPr>
+          <w:cantSplit/>
+        </w:trPr>
         <w:tc>
           <w:tcPr>
             <w:tcW w:w="3150" w:type="dxa"/>
@@ -646,6 +656,9 @@
         </w:tc>
       </w:tr>
       <w:tr>
+        <w:trPr>
+          <w:cantSplit/>
+        </w:trPr>
         <w:tc>
           <w:tcPr>
             <w:tcW w:w="3150" w:type="dxa"/>
@@ -699,6 +712,9 @@
         </w:tc>
       </w:tr>
       <w:tr>
+        <w:trPr>
+          <w:cantSplit/>
+        </w:trPr>
         <w:tc>
           <w:tcPr>
             <w:tcW w:w="3150" w:type="dxa"/>
@@ -750,6 +766,9 @@
         </w:tc>
       </w:tr>
       <w:tr>
+        <w:trPr>
+          <w:cantSplit/>
+        </w:trPr>
         <w:tc>
           <w:tcPr>
             <w:tcW w:w="3150" w:type="dxa"/>
@@ -810,6 +829,9 @@
         </w:tc>
       </w:tr>
       <w:tr>
+        <w:trPr>
+          <w:cantSplit/>
+        </w:trPr>
         <w:tc>
           <w:tcPr>
             <w:tcW w:w="3150" w:type="dxa"/>
@@ -861,6 +883,9 @@
         </w:tc>
       </w:tr>
       <w:tr>
+        <w:trPr>
+          <w:cantSplit/>
+        </w:trPr>
         <w:tc>
           <w:tcPr>
             <w:tcW w:w="3150" w:type="dxa"/>
@@ -914,6 +939,9 @@
         </w:tc>
       </w:tr>
       <w:tr>
+        <w:trPr>
+          <w:cantSplit/>
+        </w:trPr>
         <w:tc>
           <w:tcPr>
             <w:tcW w:w="3150" w:type="dxa"/>
@@ -967,6 +995,9 @@
         </w:tc>
       </w:tr>
       <w:tr>
+        <w:trPr>
+          <w:cantSplit/>
+        </w:trPr>
         <w:tc>
           <w:tcPr>
             <w:tcW w:w="3150" w:type="dxa"/>
@@ -1020,6 +1051,9 @@
         </w:tc>
       </w:tr>
       <w:tr>
+        <w:trPr>
+          <w:cantSplit/>
+        </w:trPr>
         <w:tc>
           <w:tcPr>
             <w:tcW w:w="3150" w:type="dxa"/>
@@ -1073,6 +1107,9 @@
         </w:tc>
       </w:tr>
       <w:tr>
+        <w:trPr>
+          <w:cantSplit/>
+        </w:trPr>
         <w:tc>
           <w:tcPr>
             <w:tcW w:w="3150" w:type="dxa"/>
@@ -1126,6 +1163,9 @@
         </w:tc>
       </w:tr>
       <w:tr>
+        <w:trPr>
+          <w:cantSplit/>
+        </w:trPr>
         <w:tc>
           <w:tcPr>
             <w:tcW w:w="3150" w:type="dxa"/>
@@ -1207,6 +1247,7 @@
     <w:p>
       <w:pPr>
         <w:pStyle w:val="Heading1"/>
+        <w:keepNext/>
         <w:widowControl w:val="0"/>
         <w:spacing w:before="816" w:line="240" w:lineRule="auto"/>
         <w:ind w:right="407"/>
@@ -1243,6 +1284,10 @@
         <w:gridCol w:w="3010"/>
       </w:tblGrid>
       <w:tr>
+        <w:trPr>
+          <w:cantSplit/>
+          <w:tblHeader/>
+        </w:trPr>
         <w:tc>
           <w:tcPr>
             <w:tcW w:w="3009" w:type="dxa"/>
@@ -1255,6 +1300,7 @@
           </w:tcPr>
           <w:p>
             <w:pPr>
+              <w:keepNext/>
               <w:widowControl w:val="0"/>
               <w:spacing w:line="240" w:lineRule="auto"/>
               <w:jc w:val="center"/>
@@ -1288,6 +1334,7 @@
           </w:tcPr>
           <w:p>
             <w:pPr>
+              <w:keepNext/>
               <w:widowControl w:val="0"/>
               <w:spacing w:line="240" w:lineRule="auto"/>
               <w:jc w:val="center"/>
@@ -1321,6 +1368,7 @@
           </w:tcPr>
           <w:p>
             <w:pPr>
+              <w:keepNext/>
               <w:widowControl w:val="0"/>
               <w:spacing w:line="240" w:lineRule="auto"/>
               <w:jc w:val="center"/>
@@ -1344,6 +1392,9 @@
         </w:tc>
       </w:tr>
       <w:tr>
+        <w:trPr>
+          <w:cantSplit/>
+        </w:trPr>
         <w:tc>
           <w:tcPr>
             <w:tcW w:w="3009" w:type="dxa"/>
@@ -1392,6 +1443,9 @@
         </w:tc>
       </w:tr>
       <w:tr>
+        <w:trPr>
+          <w:cantSplit/>
+        </w:trPr>
         <w:tc>
           <w:tcPr>
             <w:tcW w:w="3009" w:type="dxa"/>
@@ -1463,6 +1517,9 @@
         </w:tc>
       </w:tr>
       <w:tr>
+        <w:trPr>
+          <w:cantSplit/>
+        </w:trPr>
         <w:tc>
           <w:tcPr>
             <w:tcW w:w="3009" w:type="dxa"/>
@@ -1537,6 +1594,7 @@
     <w:p>
       <w:pPr>
         <w:pStyle w:val="Heading1"/>
+        <w:keepNext/>
         <w:widowControl w:val="0"/>
         <w:spacing w:before="816" w:line="240" w:lineRule="auto"/>
         <w:ind w:right="407"/>
@@ -1578,6 +1636,10 @@
         <w:gridCol w:w="2235"/>
       </w:tblGrid>
       <w:tr>
+        <w:trPr>
+          <w:cantSplit/>
+          <w:tblHeader/>
+        </w:trPr>
         <w:tc>
           <w:tcPr>
             <w:tcW w:w="810" w:type="dxa"/>
@@ -1590,6 +1652,7 @@
           </w:tcPr>
           <w:p>
             <w:pPr>
+              <w:keepNext/>
               <w:widowControl w:val="0"/>
               <w:pBdr>
                 <w:top w:val="nil"/>
@@ -1630,6 +1693,7 @@
           </w:tcPr>
           <w:p>
             <w:pPr>
+              <w:keepNext/>
               <w:widowControl w:val="0"/>
               <w:spacing w:line="240" w:lineRule="auto"/>
               <w:jc w:val="center"/>
@@ -1663,6 +1727,7 @@
           </w:tcPr>
           <w:p>
             <w:pPr>
+              <w:keepNext/>
               <w:widowControl w:val="0"/>
               <w:pBdr>
                 <w:top w:val="nil"/>
@@ -1703,6 +1768,7 @@
           </w:tcPr>
           <w:p>
             <w:pPr>
+              <w:keepNext/>
               <w:widowControl w:val="0"/>
               <w:pBdr>
                 <w:top w:val="nil"/>
@@ -1733,6 +1799,9 @@
         </w:tc>
       </w:tr>
       <w:tr>
+        <w:trPr>
+          <w:cantSplit/>
+        </w:trPr>
         <w:tc>
           <w:tcPr>
             <w:tcW w:w="810" w:type="dxa"/>
@@ -1835,6 +1904,9 @@
         </w:tc>
       </w:tr>
       <w:tr>
+        <w:trPr>
+          <w:cantSplit/>
+        </w:trPr>
         <w:tc>
           <w:tcPr>
             <w:tcW w:w="810" w:type="dxa"/>
@@ -1937,6 +2009,9 @@
         </w:tc>
       </w:tr>
       <w:tr>
+        <w:trPr>
+          <w:cantSplit/>
+        </w:trPr>
         <w:tc>
           <w:tcPr>
             <w:tcW w:w="810" w:type="dxa"/>
@@ -2364,7 +2439,7 @@
           <w:sz w:val="24"/>
           <w:szCs w:val="24"/>
         </w:rPr>
-        <w:t xml:space="preserve">Formulir ini mencatat hasil review Commercial atas satu order customer sebelum SINUX menerima order itu. Formulir memuat kebutuhan customer, kesesuaian scope, kelayakan teknis, persyaratan kontraktual, delivery commitment, dan hasil review.</w:t>
+        <w:t xml:space="preserve">Form (formulir) ini mencatat hasil review Commercial atas satu order customer sebelum order itu diterima SINUX: kebutuhan customer, kesesuaian scope, kelayakan teknis, persyaratan kontraktual, delivery commitment, dan hasil review.</w:t>
       </w:r>
     </w:p>
     <w:p>
@@ -2388,7 +2463,7 @@
           <w:sz w:val="24"/>
           <w:szCs w:val="24"/>
         </w:rPr>
-        <w:t xml:space="preserve">Hasil yang dijaga: setiap order yang SINUX terima punya rekaman bahwa Business Development, Manager of Product Tech, Service Delivery Manager, dan Legal &amp; Compliance sudah mengisi bagiannya, dan VP Commercial sudah menetapkan hasil review sebelum order diterima.</w:t>
+        <w:t xml:space="preserve">Hasil yang dijaga: setiap order yang diterima SINUX punya record (rekaman) bahwa Business Development, Manager of Product Tech, Service Delivery Manager, dan Legal &amp; Compliance sudah mengisi bagiannya, serta hasil review yang ditetapkan VP Commercial sebelum order diterima.</w:t>
       </w:r>
     </w:p>
     <w:p>
@@ -2406,6 +2481,7 @@
     </w:p>
     <w:p>
       <w:pPr>
+        <w:keepNext/>
         <w:pBdr>
           <w:top w:val="nil"/>
           <w:left w:val="nil"/>
@@ -2425,7 +2501,7 @@
           <w:sz w:val="24"/>
           <w:szCs w:val="24"/>
         </w:rPr>
-        <w:t xml:space="preserve">Business Development memakai formulir ini untuk setiap order customer atas penawaran Commercial, dari selesainya discovery meeting sampai VP Commercial menetapkan Hasil Review. Butir berikut dikecualikan dari formulir ini.</w:t>
+        <w:t xml:space="preserve">Form ini dipakai Business Development untuk setiap order customer atas penawaran Commercial, mulai dari selesainya discovery meeting sampai VP Commercial menetapkan Hasil Review. Yang dikecualikan dari form ini:</w:t>
       </w:r>
     </w:p>
     <w:tbl>
@@ -2443,6 +2519,8 @@
       </w:tblGrid>
       <w:tr>
         <w:trPr>
+          <w:cantSplit/>
+          <w:tblHeader/>
           <w:jc w:val="center"/>
         </w:trPr>
         <w:tc>
@@ -2458,6 +2536,7 @@
           </w:tcPr>
           <w:p>
             <w:pPr>
+              <w:keepNext/>
               <w:jc w:val="center"/>
               <w:rPr>
                 <w:sz w:val="24"/>
@@ -2488,6 +2567,7 @@
           </w:tcPr>
           <w:p>
             <w:pPr>
+              <w:keepNext/>
               <w:jc w:val="center"/>
               <w:rPr>
                 <w:sz w:val="24"/>
@@ -2508,6 +2588,7 @@
       </w:tr>
       <w:tr>
         <w:trPr>
+          <w:cantSplit/>
           <w:jc w:val="center"/>
         </w:trPr>
         <w:tc>
@@ -2562,13 +2643,14 @@
                 <w:sz w:val="24"/>
                 <w:szCs w:val="24"/>
               </w:rPr>
-              <w:t>Memakai SNX-LEG-SOP-02 dan SNX-LEG-FRM-01. Formulir ini hanya mencatat hasilnya pada aspek C3.4 sampai C3.7.</w:t>
+              <w:t>Memakai SNX-LEG-SOP-02 dan SNX-LEG-FRM-01. Form ini hanya mencatat hasilnya pada aspek C3.4 sampai C3.7.</w:t>
             </w:r>
           </w:p>
         </w:tc>
       </w:tr>
       <w:tr>
         <w:trPr>
+          <w:cantSplit/>
           <w:jc w:val="center"/>
         </w:trPr>
         <w:tc>
@@ -2623,13 +2705,14 @@
                 <w:sz w:val="24"/>
                 <w:szCs w:val="24"/>
               </w:rPr>
-              <w:t>Diatur di SNX-COM-SOP-02. Formulir ini hanya merujuk Catatan persetujuan penawaran pada aspek C3.2.</w:t>
+              <w:t>Diatur di SNX-COM-SOP-02. Form ini hanya merujuk Catatan persetujuan penawaran pada aspek C3.2.</w:t>
             </w:r>
           </w:p>
         </w:tc>
       </w:tr>
       <w:tr>
         <w:trPr>
+          <w:cantSplit/>
           <w:jc w:val="center"/>
         </w:trPr>
         <w:tc>
@@ -2684,13 +2767,14 @@
                 <w:sz w:val="24"/>
                 <w:szCs w:val="24"/>
               </w:rPr>
-              <w:t>Diatur di SNX-COM-SOP-02 butir 4.10 dan 6.4. Formulir ini hanya mencatat bahwa pengecualian ada.</w:t>
+              <w:t>Diatur di SNX-COM-SOP-02 butir 4.10 dan 6.4. Form ini hanya mencatat bahwa pengecualian ada.</w:t>
             </w:r>
           </w:p>
         </w:tc>
       </w:tr>
       <w:tr>
         <w:trPr>
+          <w:cantSplit/>
           <w:jc w:val="center"/>
         </w:trPr>
         <w:tc>
@@ -2745,13 +2829,14 @@
                 <w:sz w:val="24"/>
                 <w:szCs w:val="24"/>
               </w:rPr>
-              <w:t>Diatur di SNX-COM-SOP-01 butir 6.8 dan SNX-OPS-SOP-01 butir 4.1. Rekaman serah terimanya SNX-COM-FRM-02.</w:t>
+              <w:t>Diatur di SNX-COM-SOP-01 butir 6.8 dan SNX-OPS-SOP-01 butir 4.1. Serah terima dicatat di SNX-COM-FRM-02.</w:t>
             </w:r>
           </w:p>
         </w:tc>
       </w:tr>
       <w:tr>
         <w:trPr>
+          <w:cantSplit/>
           <w:jc w:val="center"/>
         </w:trPr>
         <w:tc>
@@ -2806,13 +2891,14 @@
                 <w:sz w:val="24"/>
                 <w:szCs w:val="24"/>
               </w:rPr>
-              <w:t>Account management berada di luar SNX-COM-SOP-01 (butir 4.17), sehingga formulir ini juga tidak mencakupnya (USULAN).</w:t>
+              <w:t>Account management berada di luar SNX-COM-SOP-01 butir 4.17, sehingga juga tidak dicakup form ini (USULAN).</w:t>
             </w:r>
           </w:p>
         </w:tc>
       </w:tr>
       <w:tr>
         <w:trPr>
+          <w:cantSplit/>
           <w:jc w:val="center"/>
         </w:trPr>
         <w:tc>
@@ -2867,7 +2953,7 @@
                 <w:sz w:val="24"/>
                 <w:szCs w:val="24"/>
               </w:rPr>
-              <w:t>Diatur di SNX-FAT-SOP-01 dan berlangsung sesudah order diterima.</w:t>
+              <w:t>Diatur di SNX-FAT-SOP-01 dan berlangsung setelah order diterima.</w:t>
             </w:r>
           </w:p>
         </w:tc>
@@ -2913,6 +2999,7 @@
     <w:p>
       <w:pPr>
         <w:pStyle w:val="Heading2"/>
+        <w:keepNext/>
         <w:numPr>
           <w:ilvl w:val="1"/>
           <w:numId w:val="7"/>
@@ -2938,6 +3025,8 @@
       </w:tblGrid>
       <w:tr>
         <w:trPr>
+          <w:cantSplit/>
+          <w:tblHeader/>
           <w:jc w:val="center"/>
         </w:trPr>
         <w:tc>
@@ -2953,6 +3042,7 @@
           </w:tcPr>
           <w:p>
             <w:pPr>
+              <w:keepNext/>
               <w:jc w:val="center"/>
               <w:rPr>
                 <w:sz w:val="24"/>
@@ -2983,6 +3073,7 @@
           </w:tcPr>
           <w:p>
             <w:pPr>
+              <w:keepNext/>
               <w:jc w:val="center"/>
               <w:rPr>
                 <w:sz w:val="24"/>
@@ -3003,6 +3094,7 @@
       </w:tr>
       <w:tr>
         <w:trPr>
+          <w:cantSplit/>
           <w:jc w:val="center"/>
         </w:trPr>
         <w:tc>
@@ -3057,13 +3149,14 @@
                 <w:sz w:val="24"/>
                 <w:szCs w:val="24"/>
               </w:rPr>
-              <w:t>Label untuk isi yang belum diputus secara tertulis oleh pimpinan SINUX.</w:t>
+              <w:t>Label untuk isi yang belum diputuskan secara tertulis oleh pimpinan SINUX.</w:t>
             </w:r>
           </w:p>
         </w:tc>
       </w:tr>
       <w:tr>
         <w:trPr>
+          <w:cantSplit/>
           <w:jc w:val="center"/>
         </w:trPr>
         <w:tc>
@@ -3118,13 +3211,14 @@
                 <w:sz w:val="24"/>
                 <w:szCs w:val="24"/>
               </w:rPr>
-              <w:t>Satu hal yang dinilai pada daftar periksa review, ditulis satu baris dengan kode C1.1 dan seterusnya.</w:t>
+              <w:t>Satu hal yang dinilai di daftar periksa review, ditulis satu baris dengan kode C1.1 dan seterusnya.</w:t>
             </w:r>
           </w:p>
         </w:tc>
       </w:tr>
       <w:tr>
         <w:trPr>
+          <w:cantSplit/>
           <w:jc w:val="center"/>
         </w:trPr>
         <w:tc>
@@ -3186,6 +3280,7 @@
       </w:tr>
       <w:tr>
         <w:trPr>
+          <w:cantSplit/>
           <w:jc w:val="center"/>
         </w:trPr>
         <w:tc>
@@ -3240,13 +3335,14 @@
                 <w:sz w:val="24"/>
                 <w:szCs w:val="24"/>
               </w:rPr>
-              <w:t>Bill of Materials atau Bill of Quantities: daftar item dan jumlahnya yang dibutuhkan untuk solusi yang ditawarkan.</w:t>
+              <w:t>Bill of Materials atau Bill of Quantities: daftar item dan jumlah yang dibutuhkan untuk solusi yang ditawarkan.</w:t>
             </w:r>
           </w:p>
         </w:tc>
       </w:tr>
       <w:tr>
         <w:trPr>
+          <w:cantSplit/>
           <w:jc w:val="center"/>
         </w:trPr>
         <w:tc>
@@ -3301,13 +3397,14 @@
                 <w:sz w:val="24"/>
                 <w:szCs w:val="24"/>
               </w:rPr>
-              <w:t>Kebutuhan bisnis customer yang Business Development catat di CRM sebagai salah satu keluaran discovery meeting.</w:t>
+              <w:t>Kebutuhan bisnis customer yang dicatat Business Development di CRM sebagai salah satu keluaran discovery meeting.</w:t>
             </w:r>
           </w:p>
         </w:tc>
       </w:tr>
       <w:tr>
         <w:trPr>
+          <w:cantSplit/>
           <w:jc w:val="center"/>
         </w:trPr>
         <w:tc>
@@ -3362,13 +3459,14 @@
                 <w:sz w:val="24"/>
                 <w:szCs w:val="24"/>
               </w:rPr>
-              <w:t>Rekaman hasil review internal, rekomendasi, persetujuan, margin final, dan keputusan pengecualian komersial untuk satu penawaran.</w:t>
+              <w:t>Record hasil review internal, rekomendasi, persetujuan, margin final, dan keputusan pengecualian komersial untuk satu penawaran.</w:t>
             </w:r>
           </w:p>
         </w:tc>
       </w:tr>
       <w:tr>
         <w:trPr>
+          <w:cantSplit/>
           <w:jc w:val="center"/>
         </w:trPr>
         <w:tc>
@@ -3430,6 +3528,7 @@
       </w:tr>
       <w:tr>
         <w:trPr>
+          <w:cantSplit/>
           <w:jc w:val="center"/>
         </w:trPr>
         <w:tc>
@@ -3491,6 +3590,7 @@
       </w:tr>
       <w:tr>
         <w:trPr>
+          <w:cantSplit/>
           <w:jc w:val="center"/>
         </w:trPr>
         <w:tc>
@@ -3552,6 +3652,7 @@
       </w:tr>
       <w:tr>
         <w:trPr>
+          <w:cantSplit/>
           <w:jc w:val="center"/>
         </w:trPr>
         <w:tc>
@@ -3606,13 +3707,14 @@
                 <w:sz w:val="24"/>
                 <w:szCs w:val="24"/>
               </w:rPr>
-              <w:t>Jabatan Direktur (JA-02) di SNX-HR-ORG-01. Dokumen Operation menyebutnya COO; sesudah penyebutan ini formulir ini memakai COO.</w:t>
+              <w:t>Jabatan Direktur (JA-02) di SNX-HR-ORG-01, disebut COO di dokumen Operation dan di form ini.</w:t>
             </w:r>
           </w:p>
         </w:tc>
       </w:tr>
       <w:tr>
         <w:trPr>
+          <w:cantSplit/>
           <w:jc w:val="center"/>
         </w:trPr>
         <w:tc>
@@ -3667,13 +3769,14 @@
                 <w:sz w:val="24"/>
                 <w:szCs w:val="24"/>
               </w:rPr>
-              <w:t>Pertemuan Business Development dengan customer untuk menggali kebutuhan bisnis, diatur di SNX-COM-SOP-01 butir 6.3.</w:t>
+              <w:t>Pertemuan Business Development dengan customer untuk menggali kebutuhan bisnis (SNX-COM-SOP-01 butir 6.3).</w:t>
             </w:r>
           </w:p>
         </w:tc>
       </w:tr>
       <w:tr>
         <w:trPr>
+          <w:cantSplit/>
           <w:jc w:val="center"/>
         </w:trPr>
         <w:tc>
@@ -3728,13 +3831,14 @@
                 <w:sz w:val="24"/>
                 <w:szCs w:val="24"/>
               </w:rPr>
-              <w:t>Penawaran (draf sebelum terkirim, versi terkirim sesudahnya), ditambah PO atau draf kontrak setelah customer mengirimnya.</w:t>
+              <w:t>Penawaran (draf sebelum dikirim, versi terkirim setelahnya), ditambah PO atau draf kontrak setelah dikirim customer.</w:t>
             </w:r>
           </w:p>
         </w:tc>
       </w:tr>
       <w:tr>
         <w:trPr>
+          <w:cantSplit/>
           <w:jc w:val="center"/>
         </w:trPr>
         <w:tc>
@@ -3796,6 +3900,7 @@
       </w:tr>
       <w:tr>
         <w:trPr>
+          <w:cantSplit/>
           <w:jc w:val="center"/>
         </w:trPr>
         <w:tc>
@@ -3857,6 +3962,7 @@
       </w:tr>
       <w:tr>
         <w:trPr>
+          <w:cantSplit/>
           <w:jc w:val="center"/>
         </w:trPr>
         <w:tc>
@@ -3918,6 +4024,7 @@
       </w:tr>
       <w:tr>
         <w:trPr>
+          <w:cantSplit/>
           <w:jc w:val="center"/>
         </w:trPr>
         <w:tc>
@@ -3979,6 +4086,7 @@
       </w:tr>
       <w:tr>
         <w:trPr>
+          <w:cantSplit/>
           <w:jc w:val="center"/>
         </w:trPr>
         <w:tc>
@@ -4040,6 +4148,7 @@
       </w:tr>
       <w:tr>
         <w:trPr>
+          <w:cantSplit/>
           <w:jc w:val="center"/>
         </w:trPr>
         <w:tc>
@@ -4094,13 +4203,14 @@
                 <w:sz w:val="24"/>
                 <w:szCs w:val="24"/>
               </w:rPr>
-              <w:t>Pernyataan SINUX kepada customer bahwa SINUX menerima PO, atau penandatanganan kontrak oleh SINUX, mana yang lebih dulu (USULAN).</w:t>
+              <w:t>Pernyataan SINUX kepada customer bahwa PO diterima, atau penandatanganan kontrak oleh SINUX, mana yang lebih dulu (USULAN).</w:t>
             </w:r>
           </w:p>
         </w:tc>
       </w:tr>
       <w:tr>
         <w:trPr>
+          <w:cantSplit/>
           <w:jc w:val="center"/>
         </w:trPr>
         <w:tc>
@@ -4155,13 +4265,14 @@
                 <w:sz w:val="24"/>
                 <w:szCs w:val="24"/>
               </w:rPr>
-              <w:t>Permintaan customer atau isi penawaran yang menyimpang dari yang sudah disetujui atau dari standar. Jenisnya diuraikan di SNX-COM-SOP-02.</w:t>
+              <w:t>Permintaan customer atau isi penawaran yang menyimpang dari yang sudah disetujui atau dari standar, dengan jenis sesuai SNX-COM-SOP-02.</w:t>
             </w:r>
           </w:p>
         </w:tc>
       </w:tr>
       <w:tr>
         <w:trPr>
+          <w:cantSplit/>
           <w:jc w:val="center"/>
         </w:trPr>
         <w:tc>
@@ -4223,6 +4334,7 @@
       </w:tr>
       <w:tr>
         <w:trPr>
+          <w:cantSplit/>
           <w:jc w:val="center"/>
         </w:trPr>
         <w:tc>
@@ -4277,13 +4389,14 @@
                 <w:sz w:val="24"/>
                 <w:szCs w:val="24"/>
               </w:rPr>
-              <w:t>Syarat dalam PO, kontrak, atau syarat dan ketentuan customer yang mengikat SINUX sesudah order diterima.</w:t>
+              <w:t>Syarat dalam PO, kontrak, atau syarat dan ketentuan customer yang mengikat SINUX setelah order diterima.</w:t>
             </w:r>
           </w:p>
         </w:tc>
       </w:tr>
       <w:tr>
         <w:trPr>
+          <w:cantSplit/>
           <w:jc w:val="center"/>
         </w:trPr>
         <w:tc>
@@ -4345,6 +4458,7 @@
       </w:tr>
       <w:tr>
         <w:trPr>
+          <w:cantSplit/>
           <w:jc w:val="center"/>
         </w:trPr>
         <w:tc>
@@ -4399,13 +4513,14 @@
                 <w:sz w:val="24"/>
                 <w:szCs w:val="24"/>
               </w:rPr>
-              <w:t>Pengisian formulir baru untuk order yang sama karena kebutuhan atau persyaratan kontraktual customer berubah sebelum order diterima.</w:t>
+              <w:t>Pengisian form baru untuk order yang sama karena kebutuhan atau persyaratan kontraktual customer berubah sebelum order diterima.</w:t>
             </w:r>
           </w:p>
         </w:tc>
       </w:tr>
       <w:tr>
         <w:trPr>
+          <w:cantSplit/>
           <w:jc w:val="center"/>
         </w:trPr>
         <w:tc>
@@ -4460,13 +4575,14 @@
                 <w:sz w:val="24"/>
                 <w:szCs w:val="24"/>
               </w:rPr>
-              <w:t>Pekerjaan, barang, dan layanan yang SINUX janjikan dalam penawaran, PO, atau kontrak.</w:t>
+              <w:t>Pekerjaan, barang, dan layanan yang dijanjikan SINUX dalam penawaran, PO, atau kontrak.</w:t>
             </w:r>
           </w:p>
         </w:tc>
       </w:tr>
       <w:tr>
         <w:trPr>
+          <w:cantSplit/>
           <w:jc w:val="center"/>
         </w:trPr>
         <w:tc>
@@ -4528,6 +4644,7 @@
       </w:tr>
       <w:tr>
         <w:trPr>
+          <w:cantSplit/>
           <w:jc w:val="center"/>
         </w:trPr>
         <w:tc>
@@ -4627,6 +4744,7 @@
     </w:p>
     <w:p>
       <w:pPr>
+        <w:keepNext/>
         <w:pBdr>
           <w:top w:val="nil"/>
           <w:left w:val="nil"/>
@@ -4646,7 +4764,7 @@
           <w:sz w:val="24"/>
           <w:szCs w:val="24"/>
         </w:rPr>
-        <w:t xml:space="preserve">Kolom Status pada daftar periksa berisi satu dari tiga nilai berikut (USULAN).</w:t>
+        <w:t xml:space="preserve">Kolom Status di daftar periksa diisi salah satu dari tiga nilai berikut (USULAN).</w:t>
       </w:r>
     </w:p>
     <w:tbl>
@@ -4664,6 +4782,8 @@
       </w:tblGrid>
       <w:tr>
         <w:trPr>
+          <w:cantSplit/>
+          <w:tblHeader/>
           <w:jc w:val="center"/>
         </w:trPr>
         <w:tc>
@@ -4679,6 +4799,7 @@
           </w:tcPr>
           <w:p>
             <w:pPr>
+              <w:keepNext/>
               <w:jc w:val="center"/>
               <w:rPr>
                 <w:sz w:val="24"/>
@@ -4709,6 +4830,7 @@
           </w:tcPr>
           <w:p>
             <w:pPr>
+              <w:keepNext/>
               <w:jc w:val="center"/>
               <w:rPr>
                 <w:sz w:val="24"/>
@@ -4729,6 +4851,7 @@
       </w:tr>
       <w:tr>
         <w:trPr>
+          <w:cantSplit/>
           <w:jc w:val="center"/>
         </w:trPr>
         <w:tc>
@@ -4790,6 +4913,7 @@
       </w:tr>
       <w:tr>
         <w:trPr>
+          <w:cantSplit/>
           <w:jc w:val="center"/>
         </w:trPr>
         <w:tc>
@@ -4844,13 +4968,14 @@
                 <w:sz w:val="24"/>
                 <w:szCs w:val="24"/>
               </w:rPr>
-              <w:t>Ada hal yang harus diubah, dilengkapi, atau diputuskan sebelum order diterima. Temuannya masuk tabel Temuan dan Tindak Lanjut.</w:t>
+              <w:t>Ada hal yang harus diubah, dilengkapi, atau diputuskan sebelum order diterima. Temuannya dicatat di tabel Temuan dan Tindak Lanjut.</w:t>
             </w:r>
           </w:p>
         </w:tc>
       </w:tr>
       <w:tr>
         <w:trPr>
+          <w:cantSplit/>
           <w:jc w:val="center"/>
         </w:trPr>
         <w:tc>
@@ -4937,6 +5062,7 @@
     </w:p>
     <w:p>
       <w:pPr>
+        <w:keepNext/>
         <w:pBdr>
           <w:top w:val="nil"/>
           <w:left w:val="nil"/>
@@ -4956,7 +5082,7 @@
           <w:sz w:val="24"/>
           <w:szCs w:val="24"/>
         </w:rPr>
-        <w:t xml:space="preserve">Tabel Hasil Review berisi satu dari tiga nilai berikut (USULAN).</w:t>
+        <w:t xml:space="preserve">Tabel Hasil Review diisi salah satu dari tiga nilai berikut (USULAN).</w:t>
       </w:r>
     </w:p>
     <w:tbl>
@@ -4974,6 +5100,8 @@
       </w:tblGrid>
       <w:tr>
         <w:trPr>
+          <w:cantSplit/>
+          <w:tblHeader/>
           <w:jc w:val="center"/>
         </w:trPr>
         <w:tc>
@@ -4989,6 +5117,7 @@
           </w:tcPr>
           <w:p>
             <w:pPr>
+              <w:keepNext/>
               <w:jc w:val="center"/>
               <w:rPr>
                 <w:sz w:val="24"/>
@@ -5019,6 +5148,7 @@
           </w:tcPr>
           <w:p>
             <w:pPr>
+              <w:keepNext/>
               <w:jc w:val="center"/>
               <w:rPr>
                 <w:sz w:val="24"/>
@@ -5039,6 +5169,7 @@
       </w:tr>
       <w:tr>
         <w:trPr>
+          <w:cantSplit/>
           <w:jc w:val="center"/>
         </w:trPr>
         <w:tc>
@@ -5100,6 +5231,7 @@
       </w:tr>
       <w:tr>
         <w:trPr>
+          <w:cantSplit/>
           <w:jc w:val="center"/>
         </w:trPr>
         <w:tc>
@@ -5154,13 +5286,14 @@
                 <w:sz w:val="24"/>
                 <w:szCs w:val="24"/>
               </w:rPr>
-              <w:t>Ada temuan terbuka, dan tiap temuan punya tindak lanjut, pihak, dan target selesai. Order dapat diterima sesudah semua tindak lanjut selesai.</w:t>
+              <w:t>Ada temuan terbuka, dan setiap temuan punya tindak lanjut, pihak, dan target selesai. Order dapat diterima setelah semua tindak lanjut selesai.</w:t>
             </w:r>
           </w:p>
         </w:tc>
       </w:tr>
       <w:tr>
         <w:trPr>
+          <w:cantSplit/>
           <w:jc w:val="center"/>
         </w:trPr>
         <w:tc>
@@ -5279,7 +5412,7 @@
           <w:sz w:val="24"/>
           <w:szCs w:val="24"/>
         </w:rPr>
-        <w:t xml:space="preserve">1. Business Development mengisi satu formulir untuk satu order, dimulai dari tabel Informasi Order dan tabel Kebutuhan Customer. Business Development membuka formulir sesudah discovery meeting selesai, dan menyalin atau merujuk Business Requirement di CRM. Satu formulir untuk satu order berstatus (USULAN).</w:t>
+        <w:t xml:space="preserve">1. Business Development membuka form setelah discovery meeting selesai, lalu mengisi tabel Informasi Order dan Kebutuhan Customer dengan menyalin atau merujuk Business Requirement di CRM. Satu form dipakai untuk satu order (USULAN).</w:t>
       </w:r>
     </w:p>
     <w:p>
@@ -5303,7 +5436,7 @@
           <w:sz w:val="24"/>
           <w:szCs w:val="24"/>
         </w:rPr>
-        <w:t xml:space="preserve">2. Tiap peran mengisi kelompok daftar periksa yang tercantum di tabel Peran. Pengisi mengisi Status dan Catatan di tiap baris, dan memberi Status Tidak Berlaku pada aspek yang tidak relevan.</w:t>
+        <w:t xml:space="preserve">2. Tiap peran mengisi kelompok daftar periksa yang tercantum untuknya di tabel Peran, yaitu Status dan Catatan di tiap baris. Aspek yang tidak relevan diberi Status Tidak Berlaku.</w:t>
       </w:r>
     </w:p>
     <w:p>
@@ -5327,7 +5460,7 @@
           <w:sz w:val="24"/>
           <w:szCs w:val="24"/>
         </w:rPr>
-        <w:t xml:space="preserve">3. Sebelum penawaran masuk review internal, Business Development meminta Manager of Product Tech mengisi kelompok C2 dan Service Delivery Manager mengisi kelompok C4, lalu mengisi kelompok C1 sesudah keduanya selesai (SNX-COM-SOP-02 butir 6.2). Isi formulir sampai tahap ini menjadi Catatan review scope (USULAN).</w:t>
+        <w:t xml:space="preserve">3. Sebelum penawaran masuk review internal, Business Development meminta Manager of Product Tech mengisi kelompok C2 dan Service Delivery Manager mengisi kelompok C4, lalu mengisi kelompok C1 setelah keduanya selesai (SNX-COM-SOP-02 butir 6.2). Isi form sampai tahap ini menjadi Catatan review scope (USULAN).</w:t>
       </w:r>
     </w:p>
     <w:p>
@@ -5351,7 +5484,7 @@
           <w:sz w:val="24"/>
           <w:szCs w:val="24"/>
         </w:rPr>
-        <w:t xml:space="preserve">4. Saat customer mengirim PO atau draf kontrak, Business Development membandingkannya dengan penawaran dan mencatat setiap perbedaan di tabel Temuan dan Tindak Lanjut. Business Development meminta peran yang aspeknya terdampak untuk mengisi ulang kelompoknya.</w:t>
+        <w:t xml:space="preserve">4. Saat customer mengirim PO atau draf kontrak, Business Development membandingkannya dengan penawaran, mencatat setiap perbedaan di tabel Temuan dan Tindak Lanjut, lalu meminta peran yang aspeknya terdampak mengisi ulang kelompoknya.</w:t>
       </w:r>
     </w:p>
     <w:p>
@@ -5375,7 +5508,7 @@
           <w:sz w:val="24"/>
           <w:szCs w:val="24"/>
         </w:rPr>
-        <w:t xml:space="preserve">5. Business Development mengajukan permintaan review kontrak ke Legal &amp; Compliance menurut SNX-LEG-SOP-02 butir 6.1. Legal &amp; Compliance mengisi aspek C3.4 sampai C3.7 dan memakai SNX-LEG-FRM-01 untuk review kontrak lengkap; kelompok C3 hanya memuat hasilnya.</w:t>
+        <w:t xml:space="preserve">5. Business Development mengajukan permintaan review kontrak ke Legal &amp; Compliance sesuai SNX-LEG-SOP-02 butir 6.1. Legal &amp; Compliance mengisi aspek C3.4 sampai C3.7, sedangkan review kontrak lengkap memakai SNX-LEG-FRM-01; kelompok C3 hanya memuat hasilnya.</w:t>
       </w:r>
     </w:p>
     <w:p>
@@ -5399,7 +5532,7 @@
           <w:sz w:val="24"/>
           <w:szCs w:val="24"/>
         </w:rPr>
-        <w:t xml:space="preserve">6. Business Development mencatat pengecualian komersial yang muncul pada review sebagai temuan, dan memprosesnya menurut SNX-COM-SOP-02 butir 6.4.</w:t>
+        <w:t xml:space="preserve">6. Pengecualian komersial yang muncul saat review dicatat Business Development sebagai temuan, lalu diproses sesuai SNX-COM-SOP-02 butir 6.4.</w:t>
       </w:r>
     </w:p>
     <w:p>
@@ -5423,7 +5556,7 @@
           <w:sz w:val="24"/>
           <w:szCs w:val="24"/>
         </w:rPr>
-        <w:t xml:space="preserve">7. VP Commercial memilih satu Hasil Review dan menulis dasarnya sesudah semua kelompok terisi. Bila hasilnya Diterima dengan Syarat, VP Commercial memeriksa kolom Selesai pada tabel Temuan dan Tindak Lanjut sebelum order diterima.</w:t>
+        <w:t xml:space="preserve">7. Setelah semua kelompok terisi, VP Commercial memilih satu Hasil Review dan menulis dasarnya. Jika hasilnya Diterima dengan Syarat, VP Commercial memeriksa kolom Selesai di tabel Temuan dan Tindak Lanjut sebelum order diterima.</w:t>
       </w:r>
     </w:p>
     <w:p>
@@ -5447,7 +5580,7 @@
           <w:sz w:val="24"/>
           <w:szCs w:val="24"/>
         </w:rPr>
-        <w:t xml:space="preserve">8. Business Development tidak menyatakan kepada customer bahwa order diterima sebelum VP Commercial menetapkan Hasil Review Diterima, atau Diterima dengan Syarat dengan semua tindak lanjut selesai (USULAN).</w:t>
+        <w:t xml:space="preserve">8. Business Development tidak menyatakan order diterima kepada customer sebelum VP Commercial menetapkan Hasil Review Diterima, atau Diterima dengan Syarat dengan semua tindak lanjut selesai (USULAN).</w:t>
       </w:r>
     </w:p>
     <w:p>
@@ -5471,7 +5604,7 @@
           <w:sz w:val="24"/>
           <w:szCs w:val="24"/>
         </w:rPr>
-        <w:t xml:space="preserve">9. Bila kebutuhan atau persyaratan kontraktual customer berubah sebelum order diterima, Business Development mengisi formulir baru dan menulis lokasi formulir sebelumnya pada tabel Informasi Order.</w:t>
+        <w:t xml:space="preserve">9. Jika kebutuhan atau persyaratan kontraktual customer berubah sebelum order diterima, Business Development mengisi form baru dan menulis lokasi form sebelumnya di tabel Informasi Order.</w:t>
       </w:r>
     </w:p>
     <w:p>
@@ -5495,12 +5628,13 @@
           <w:sz w:val="24"/>
           <w:szCs w:val="24"/>
         </w:rPr>
-        <w:t xml:space="preserve">10. Business Development mencatat hasil review di opportunity CRM menurut SNX-COM-SOP-01 butir 4.3, menyimpan formulir terisi, dan menulis lokasinya pada tabel Lokasi Penyimpanan Dokumen. Formulir kosong berklasifikasi INTERNAL. Formulir terisi memuat informasi customer, sehingga Business Development memberinya tingkat RESTRICTED (Internal) menurut SNX-ISMS-PRO-01 butir 4.3.</w:t>
+        <w:t xml:space="preserve">10. Business Development mencatat hasil review di opportunity CRM sesuai SNX-COM-SOP-01 butir 4.3, menyimpan form terisi, dan menulis lokasinya di tabel Lokasi Penyimpanan Dokumen. Form kosong berklasifikasi INTERNAL. Business Development memberi form terisi tingkat RESTRICTED (Internal) karena memuat informasi customer (SNX-ISMS-PRO-01 butir 4.3).</w:t>
       </w:r>
     </w:p>
     <w:p>
       <w:pPr>
         <w:pStyle w:val="Heading1"/>
+        <w:keepNext/>
         <w:numPr>
           <w:ilvl w:val="0"/>
           <w:numId w:val="7"/>
@@ -5526,6 +5660,8 @@
       </w:tblGrid>
       <w:tr>
         <w:trPr>
+          <w:cantSplit/>
+          <w:tblHeader/>
           <w:jc w:val="center"/>
         </w:trPr>
         <w:tc>
@@ -5541,6 +5677,7 @@
           </w:tcPr>
           <w:p>
             <w:pPr>
+              <w:keepNext/>
               <w:jc w:val="center"/>
               <w:rPr>
                 <w:sz w:val="24"/>
@@ -5571,6 +5708,7 @@
           </w:tcPr>
           <w:p>
             <w:pPr>
+              <w:keepNext/>
               <w:jc w:val="center"/>
               <w:rPr>
                 <w:sz w:val="24"/>
@@ -5584,13 +5722,14 @@
                 <w:sz w:val="24"/>
                 <w:szCs w:val="24"/>
               </w:rPr>
-              <w:t>Tugas pada formulir ini</w:t>
+              <w:t>Tugas pada form ini</w:t>
             </w:r>
           </w:p>
         </w:tc>
       </w:tr>
       <w:tr>
         <w:trPr>
+          <w:cantSplit/>
           <w:jc w:val="center"/>
         </w:trPr>
         <w:tc>
@@ -5645,13 +5784,14 @@
                 <w:sz w:val="24"/>
                 <w:szCs w:val="24"/>
               </w:rPr>
-              <w:t>Mengisi tabel Informasi Order dan Kebutuhan Customer, kelompok C1, dan aspek C3.1 sampai C3.3. Meminta peran lain mengisi kelompoknya, membandingkan PO atau draf kontrak dengan penawaran, mencatat temuan, dan menyimpan formulir terisi (Ketentuan butir 1, 3 sampai 6, dan 8 sampai 10). Dipetakan ke Business Development (JA-07) di SNX-HR-ORG-01.</w:t>
+              <w:t>Mengisi tabel Informasi Order dan Kebutuhan Customer, kelompok C1, serta aspek C3.1 sampai C3.3. Meminta peran lain mengisi kelompoknya, membandingkan PO atau draf kontrak dengan penawaran, mencatat temuan, dan menyimpan form terisi. Jabatan JA-07 di SNX-HR-ORG-01.</w:t>
             </w:r>
           </w:p>
         </w:tc>
       </w:tr>
       <w:tr>
         <w:trPr>
+          <w:cantSplit/>
           <w:jc w:val="center"/>
         </w:trPr>
         <w:tc>
@@ -5706,13 +5846,14 @@
                 <w:sz w:val="24"/>
                 <w:szCs w:val="24"/>
               </w:rPr>
-              <w:t>Mengisi kelompok C2 (Ketentuan butir 3 dan 4). Mengeskalasi solusi yang tidak feasible kepada VP Commercial (USULAN, SNX-COM-SOP-02 butir 4.5). Jabatan JA-05 di SNX-HR-ORG-01.</w:t>
+              <w:t>Mengisi kelompok C2 dan mengeskalasi solusi yang tidak feasible kepada VP Commercial (USULAN, SNX-COM-SOP-02 butir 4.5). Jabatan JA-05 di SNX-HR-ORG-01.</w:t>
             </w:r>
           </w:p>
         </w:tc>
       </w:tr>
       <w:tr>
         <w:trPr>
+          <w:cantSplit/>
           <w:jc w:val="center"/>
         </w:trPr>
         <w:tc>
@@ -5767,13 +5908,14 @@
                 <w:sz w:val="24"/>
                 <w:szCs w:val="24"/>
               </w:rPr>
-              <w:t>Mengisi kelompok C4 (Ketentuan butir 3 dan 4). Jabatan usulan tanpa pemegang di SNX-HR-ORG-01 (K-10).</w:t>
+              <w:t>Mengisi kelompok C4.</w:t>
             </w:r>
           </w:p>
         </w:tc>
       </w:tr>
       <w:tr>
         <w:trPr>
+          <w:cantSplit/>
           <w:jc w:val="center"/>
         </w:trPr>
         <w:tc>
@@ -5828,13 +5970,14 @@
                 <w:sz w:val="24"/>
                 <w:szCs w:val="24"/>
               </w:rPr>
-              <w:t>Mengisi aspek C3.4 sampai C3.7 dan memberi hasil review kontrak menurut SNX-LEG-SOP-02 (Ketentuan butir 4 dan 5). Jabatan JA-08 dan JA-09 di SNX-HR-ORG-01.</w:t>
+              <w:t>Mengisi aspek C3.4 sampai C3.7 dan memberi hasil review kontrak sesuai SNX-LEG-SOP-02. Jabatan JA-08 dan JA-09 di SNX-HR-ORG-01.</w:t>
             </w:r>
           </w:p>
         </w:tc>
       </w:tr>
       <w:tr>
         <w:trPr>
+          <w:cantSplit/>
           <w:jc w:val="center"/>
         </w:trPr>
         <w:tc>
@@ -5889,13 +6032,14 @@
                 <w:sz w:val="24"/>
                 <w:szCs w:val="24"/>
               </w:rPr>
-              <w:t>Menetapkan Hasil Review, menulis dasarnya, dan memeriksa kolom Selesai (Ketentuan butir 7). Pemilik dokumen ini menurut blok Identity (USULAN) dan pemilik formulir terisi (USULAN). Jabatan JA-03 di SNX-HR-ORG-01.</w:t>
+              <w:t>Menetapkan Hasil Review, menulis dasarnya, dan memeriksa kolom Selesai. Jabatan JA-03 di SNX-HR-ORG-01. Pemilik form ini dan form terisi (USULAN).</w:t>
             </w:r>
           </w:p>
         </w:tc>
       </w:tr>
       <w:tr>
         <w:trPr>
+          <w:cantSplit/>
           <w:jc w:val="center"/>
         </w:trPr>
         <w:tc>
@@ -5950,13 +6094,14 @@
                 <w:sz w:val="24"/>
                 <w:szCs w:val="24"/>
               </w:rPr>
-              <w:t>Menyetujui harga dan diskon yang dirujuk aspek C3.2, dan memutuskan pengecualian komersial menurut SNX-COM-SOP-02 butir 4.10. Tidak mengisi formulir ini.</w:t>
+              <w:t>Menyetujui harga dan diskon yang dirujuk aspek C3.2 dan memutuskan pengecualian komersial sesuai SNX-COM-SOP-02 butir 4.10. Tidak mengisi form ini.</w:t>
             </w:r>
           </w:p>
         </w:tc>
       </w:tr>
       <w:tr>
         <w:trPr>
+          <w:cantSplit/>
           <w:jc w:val="center"/>
         </w:trPr>
         <w:tc>
@@ -6011,7 +6156,7 @@
                 <w:sz w:val="24"/>
                 <w:szCs w:val="24"/>
               </w:rPr>
-              <w:t>Memutuskan TOP di atas standar secara tertulis (aspek C3.3, SNX-COM-SOP-02 butir 4.10). Tidak mengisi formulir ini.</w:t>
+              <w:t>Memutuskan TOP di atas standar secara tertulis (aspek C3.3, SNX-COM-SOP-02 butir 4.10). Tidak mengisi form ini.</w:t>
             </w:r>
           </w:p>
         </w:tc>
@@ -6062,7 +6207,7 @@
           <w:sz w:val="24"/>
           <w:szCs w:val="24"/>
         </w:rPr>
-        <w:t xml:space="preserve">Pembuat, pemeriksa, dan penyetuju formulir ini tercantum di blok Approval pada halaman depan.</w:t>
+        <w:t xml:space="preserve">Pembuat, pemeriksa, dan penyetuju form ini tercantum di blok Approval pada halaman depan.</w:t>
       </w:r>
     </w:p>
     <w:p>
@@ -6099,7 +6244,7 @@
           <w:sz w:val="24"/>
           <w:szCs w:val="24"/>
         </w:rPr>
-        <w:t xml:space="preserve">1. Business Development mengisi semua field tabel Informasi Order, dan menulis tidak ada pada field yang tidak berlaku.</w:t>
+        <w:t xml:space="preserve">1. Isi semua field di tabel Informasi Order. Field yang tidak berlaku diisi dengan kata tidak ada.</w:t>
       </w:r>
     </w:p>
     <w:p>
@@ -6123,7 +6268,7 @@
           <w:sz w:val="24"/>
           <w:szCs w:val="24"/>
         </w:rPr>
-        <w:t xml:space="preserve">2. Pada tabel Kebutuhan Customer, Business Development menulis kebutuhan dengan kata customer sedekat mungkin, dan menulis rujukannya: Business Requirement di CRM, PO, RFP, atau email, beserta tanggal dokumen.</w:t>
+        <w:t xml:space="preserve">2. Di tabel Kebutuhan Customer, tulis kebutuhan sedekat mungkin dengan kata-kata customer, lalu tulis rujukannya (Business Requirement di CRM, PO, RFP, atau email) beserta tanggal dokumennya.</w:t>
       </w:r>
     </w:p>
     <w:p>
@@ -6147,7 +6292,7 @@
           <w:sz w:val="24"/>
           <w:szCs w:val="24"/>
         </w:rPr>
-        <w:t xml:space="preserve">3. Pengisi membaca kolom Hal yang Diperiksa tanpa mengubahnya, dan menulis hal tambahan yang khusus untuk satu order di kolom Catatan.</w:t>
+        <w:t xml:space="preserve">3. Baca kolom Hal yang Diperiksa tanpa mengubahnya. Hal tambahan yang khusus untuk satu order ditulis di kolom Catatan.</w:t>
       </w:r>
     </w:p>
     <w:p>
@@ -6171,7 +6316,7 @@
           <w:sz w:val="24"/>
           <w:szCs w:val="24"/>
         </w:rPr>
-        <w:t xml:space="preserve">4. Kolom Status berisi satu dari tiga nilai pada bagian Istilah.</w:t>
+        <w:t xml:space="preserve">4. Isi kolom Status dengan Sesuai, Perlu Tindak Lanjut, atau Tidak Berlaku.</w:t>
       </w:r>
     </w:p>
     <w:p>
@@ -6195,7 +6340,7 @@
           <w:sz w:val="24"/>
           <w:szCs w:val="24"/>
         </w:rPr>
-        <w:t xml:space="preserve">5. Kolom Catatan memuat letak klausul atau halaman, nama berkas, nomor referensi, dan alasan bila Status Perlu Tindak Lanjut atau Tidak Berlaku.</w:t>
+        <w:t xml:space="preserve">5. Di kolom Catatan, tulis letak klausul atau halaman, nama berkas, nomor referensi, dan alasan jika Status Perlu Tindak Lanjut atau Tidak Berlaku.</w:t>
       </w:r>
     </w:p>
     <w:p>
@@ -6219,7 +6364,7 @@
           <w:sz w:val="24"/>
           <w:szCs w:val="24"/>
         </w:rPr>
-        <w:t xml:space="preserve">6. Business Development mengisi satu baris tabel Temuan dan Tindak Lanjut untuk tiap temuan. Kolom Rujukan memuat kode aspek, misalnya C3.4. Kolom Pihak dan Target Selesai memuat jabatan penanggung jawab dan tanggal target. Business Development mengisi kolom Selesai dengan tanggal tindak lanjut selesai.</w:t>
+        <w:t xml:space="preserve">6. Isi satu baris tabel Temuan dan Tindak Lanjut untuk tiap temuan. Kolom Rujukan diisi kode aspek (misalnya C3.4), kolom Pihak dan Target Selesai diisi jabatan penanggung jawab dan tanggal target, dan kolom Selesai diisi tanggal tindak lanjut selesai.</w:t>
       </w:r>
     </w:p>
     <w:p>
@@ -6243,7 +6388,7 @@
           <w:sz w:val="24"/>
           <w:szCs w:val="24"/>
         </w:rPr>
-        <w:t xml:space="preserve">7. VP Commercial mencentang satu pilihan pada tabel Hasil Review dengan tanda ☒ pada kotak ☐, dan menulis kode aspek dan temuan yang menjadi dasar pada tabel Dasar Hasil Review.</w:t>
+        <w:t xml:space="preserve">7. Satu pilihan di tabel Hasil Review dicentang VP Commercial dengan mengganti ☐ menjadi ☒. Kode aspek dan temuan yang menjadi dasarnya ditulis di tabel Dasar Hasil Review.</w:t>
       </w:r>
     </w:p>
     <w:p>
@@ -6267,7 +6412,7 @@
           <w:sz w:val="24"/>
           <w:szCs w:val="24"/>
         </w:rPr>
-        <w:t xml:space="preserve">8. Pada tabel Catatan Review dan Persetujuan, tiap pihak menulis nama dan jabatan, tanggal, dan tanda tangan sendiri.</w:t>
+        <w:t xml:space="preserve">8. Di tabel Catatan Review dan Persetujuan, tiap pihak mengisi sendiri nama dan jabatan, tanggal, serta tanda tangan.</w:t>
       </w:r>
     </w:p>
     <w:p>
@@ -6291,7 +6436,7 @@
           <w:sz w:val="24"/>
           <w:szCs w:val="24"/>
         </w:rPr>
-        <w:t xml:space="preserve">9. Tabel Lokasi Penyimpanan Dokumen memuat tautan Google Drive atau lokasi berkas.</w:t>
+        <w:t xml:space="preserve">9. Tulis link Google Drive atau lokasi berkas di tabel Lokasi Penyimpanan Dokumen.</w:t>
       </w:r>
     </w:p>
     <w:p>
@@ -6328,12 +6473,13 @@
           <w:sz w:val="24"/>
           <w:szCs w:val="24"/>
         </w:rPr>
-        <w:t xml:space="preserve">Semua sel isian kosong sampai peran yang tercantum di tabel Peran mengisinya untuk satu order. Kode dan isi kolom Hal yang Diperiksa pada kelompok C1 sampai C4 berstatus (USULAN).</w:t>
+        <w:t xml:space="preserve">Semua sel isian kosong sampai diisi peran yang tercantum di tabel Peran untuk satu order. Kode dan isi kolom Hal yang Diperiksa di kelompok C1 sampai C4 berstatus (USULAN).</w:t>
       </w:r>
     </w:p>
     <w:p>
       <w:pPr>
         <w:pStyle w:val="Heading2"/>
+        <w:keepNext/>
         <w:numPr>
           <w:ilvl w:val="1"/>
           <w:numId w:val="7"/>
@@ -6359,6 +6505,8 @@
       </w:tblGrid>
       <w:tr>
         <w:trPr>
+          <w:cantSplit/>
+          <w:tblHeader/>
           <w:jc w:val="center"/>
         </w:trPr>
         <w:tc>
@@ -6374,6 +6522,7 @@
           </w:tcPr>
           <w:p>
             <w:pPr>
+              <w:keepNext/>
               <w:jc w:val="center"/>
               <w:rPr>
                 <w:sz w:val="24"/>
@@ -6404,6 +6553,7 @@
           </w:tcPr>
           <w:p>
             <w:pPr>
+              <w:keepNext/>
               <w:jc w:val="center"/>
               <w:rPr>
                 <w:sz w:val="24"/>
@@ -6424,6 +6574,7 @@
       </w:tr>
       <w:tr>
         <w:trPr>
+          <w:cantSplit/>
           <w:jc w:val="center"/>
         </w:trPr>
         <w:tc>
@@ -6484,6 +6635,7 @@
       </w:tr>
       <w:tr>
         <w:trPr>
+          <w:cantSplit/>
           <w:jc w:val="center"/>
         </w:trPr>
         <w:tc>
@@ -6544,6 +6696,7 @@
       </w:tr>
       <w:tr>
         <w:trPr>
+          <w:cantSplit/>
           <w:jc w:val="center"/>
         </w:trPr>
         <w:tc>
@@ -6604,6 +6757,7 @@
       </w:tr>
       <w:tr>
         <w:trPr>
+          <w:cantSplit/>
           <w:jc w:val="center"/>
         </w:trPr>
         <w:tc>
@@ -6664,6 +6818,7 @@
       </w:tr>
       <w:tr>
         <w:trPr>
+          <w:cantSplit/>
           <w:jc w:val="center"/>
         </w:trPr>
         <w:tc>
@@ -6724,6 +6879,7 @@
       </w:tr>
       <w:tr>
         <w:trPr>
+          <w:cantSplit/>
           <w:jc w:val="center"/>
         </w:trPr>
         <w:tc>
@@ -6784,6 +6940,7 @@
       </w:tr>
       <w:tr>
         <w:trPr>
+          <w:cantSplit/>
           <w:jc w:val="center"/>
         </w:trPr>
         <w:tc>
@@ -6844,6 +7001,7 @@
       </w:tr>
       <w:tr>
         <w:trPr>
+          <w:cantSplit/>
           <w:jc w:val="center"/>
         </w:trPr>
         <w:tc>
@@ -6870,7 +7028,7 @@
                 <w:sz w:val="24"/>
                 <w:szCs w:val="24"/>
               </w:rPr>
-              <w:t>Review Ulang (lokasi formulir sebelumnya)</w:t>
+              <w:t>Review Ulang (lokasi form sebelumnya)</w:t>
             </w:r>
           </w:p>
         </w:tc>
@@ -6942,6 +7100,7 @@
     </w:p>
     <w:p>
       <w:pPr>
+        <w:keepNext/>
         <w:pBdr>
           <w:top w:val="nil"/>
           <w:left w:val="nil"/>
@@ -6974,28 +7133,31 @@
         <w:tblLook w:val="0400" w:firstRow="0" w:lastRow="0" w:firstColumn="0" w:lastColumn="0" w:noHBand="0" w:noVBand="1"/>
       </w:tblPr>
       <w:tblGrid>
-        <w:gridCol w:w="850"/>
+        <w:gridCol w:w="680"/>
         <w:gridCol w:w="1927"/>
-        <w:gridCol w:w="4025"/>
+        <w:gridCol w:w="4195"/>
         <w:gridCol w:w="2268"/>
       </w:tblGrid>
       <w:tr>
         <w:trPr>
+          <w:cantSplit/>
+          <w:tblHeader/>
           <w:jc w:val="center"/>
         </w:trPr>
         <w:tc>
           <w:tcPr>
-            <w:tcW w:w="850" w:type="dxa"/>
-            <w:tcBorders>
-              <w:top w:val="single" w:sz="8" w:space="0" w:color="000000"/>
-              <w:left w:val="single" w:sz="8" w:space="0" w:color="000000"/>
-              <w:bottom w:val="single" w:sz="8" w:space="0" w:color="000000"/>
-              <w:right w:val="single" w:sz="8" w:space="0" w:color="000000"/>
-            </w:tcBorders>
-            <w:vAlign w:val="center"/>
-          </w:tcPr>
-          <w:p>
-            <w:pPr>
+            <w:tcW w:w="680" w:type="dxa"/>
+            <w:tcBorders>
+              <w:top w:val="single" w:sz="8" w:space="0" w:color="000000"/>
+              <w:left w:val="single" w:sz="8" w:space="0" w:color="000000"/>
+              <w:bottom w:val="single" w:sz="8" w:space="0" w:color="000000"/>
+              <w:right w:val="single" w:sz="8" w:space="0" w:color="000000"/>
+            </w:tcBorders>
+            <w:vAlign w:val="center"/>
+          </w:tcPr>
+          <w:p>
+            <w:pPr>
+              <w:keepNext/>
               <w:jc w:val="center"/>
               <w:rPr>
                 <w:sz w:val="24"/>
@@ -7026,6 +7188,7 @@
           </w:tcPr>
           <w:p>
             <w:pPr>
+              <w:keepNext/>
               <w:jc w:val="center"/>
               <w:rPr>
                 <w:sz w:val="24"/>
@@ -7045,17 +7208,18 @@
         </w:tc>
         <w:tc>
           <w:tcPr>
-            <w:tcW w:w="4025" w:type="dxa"/>
-            <w:tcBorders>
-              <w:top w:val="single" w:sz="8" w:space="0" w:color="000000"/>
-              <w:left w:val="single" w:sz="8" w:space="0" w:color="000000"/>
-              <w:bottom w:val="single" w:sz="8" w:space="0" w:color="000000"/>
-              <w:right w:val="single" w:sz="8" w:space="0" w:color="000000"/>
-            </w:tcBorders>
-            <w:vAlign w:val="center"/>
-          </w:tcPr>
-          <w:p>
-            <w:pPr>
+            <w:tcW w:w="4195" w:type="dxa"/>
+            <w:tcBorders>
+              <w:top w:val="single" w:sz="8" w:space="0" w:color="000000"/>
+              <w:left w:val="single" w:sz="8" w:space="0" w:color="000000"/>
+              <w:bottom w:val="single" w:sz="8" w:space="0" w:color="000000"/>
+              <w:right w:val="single" w:sz="8" w:space="0" w:color="000000"/>
+            </w:tcBorders>
+            <w:vAlign w:val="center"/>
+          </w:tcPr>
+          <w:p>
+            <w:pPr>
+              <w:keepNext/>
               <w:jc w:val="center"/>
               <w:rPr>
                 <w:sz w:val="24"/>
@@ -7086,6 +7250,7 @@
           </w:tcPr>
           <w:p>
             <w:pPr>
+              <w:keepNext/>
               <w:jc w:val="center"/>
               <w:rPr>
                 <w:sz w:val="24"/>
@@ -7106,11 +7271,12 @@
       </w:tr>
       <w:tr>
         <w:trPr>
+          <w:cantSplit/>
           <w:jc w:val="center"/>
         </w:trPr>
         <w:tc>
           <w:tcPr>
-            <w:tcW w:w="850" w:type="dxa"/>
+            <w:tcW w:w="680" w:type="dxa"/>
             <w:tcBorders>
               <w:top w:val="single" w:sz="8" w:space="0" w:color="000000"/>
               <w:left w:val="single" w:sz="8" w:space="0" w:color="000000"/>
@@ -7166,18 +7332,18 @@
         </w:tc>
         <w:tc>
           <w:tcPr>
-            <w:tcW w:w="4025" w:type="dxa"/>
-            <w:tcBorders>
-              <w:top w:val="single" w:sz="8" w:space="0" w:color="000000"/>
-              <w:left w:val="single" w:sz="8" w:space="0" w:color="000000"/>
-              <w:bottom w:val="single" w:sz="8" w:space="0" w:color="000000"/>
-              <w:right w:val="single" w:sz="8" w:space="0" w:color="000000"/>
-            </w:tcBorders>
-            <w:vAlign w:val="center"/>
-          </w:tcPr>
-          <w:p>
-            <w:pPr>
-              <w:jc w:val="both"/>
+            <w:tcW w:w="4195" w:type="dxa"/>
+            <w:tcBorders>
+              <w:top w:val="single" w:sz="8" w:space="0" w:color="000000"/>
+              <w:left w:val="single" w:sz="8" w:space="0" w:color="000000"/>
+              <w:bottom w:val="single" w:sz="8" w:space="0" w:color="000000"/>
+              <w:right w:val="single" w:sz="8" w:space="0" w:color="000000"/>
+            </w:tcBorders>
+            <w:vAlign w:val="center"/>
+          </w:tcPr>
+          <w:p>
+            <w:pPr>
+              <w:jc w:val="left"/>
               <w:rPr>
                 <w:sz w:val="24"/>
                 <w:szCs w:val="24"/>
@@ -7205,7 +7371,7 @@
           </w:tcPr>
           <w:p>
             <w:pPr>
-              <w:jc w:val="both"/>
+              <w:jc w:val="left"/>
               <w:rPr>
                 <w:sz w:val="24"/>
                 <w:szCs w:val="24"/>
@@ -7223,11 +7389,12 @@
       </w:tr>
       <w:tr>
         <w:trPr>
+          <w:cantSplit/>
           <w:jc w:val="center"/>
         </w:trPr>
         <w:tc>
           <w:tcPr>
-            <w:tcW w:w="850" w:type="dxa"/>
+            <w:tcW w:w="680" w:type="dxa"/>
             <w:tcBorders>
               <w:top w:val="single" w:sz="8" w:space="0" w:color="000000"/>
               <w:left w:val="single" w:sz="8" w:space="0" w:color="000000"/>
@@ -7283,18 +7450,18 @@
         </w:tc>
         <w:tc>
           <w:tcPr>
-            <w:tcW w:w="4025" w:type="dxa"/>
-            <w:tcBorders>
-              <w:top w:val="single" w:sz="8" w:space="0" w:color="000000"/>
-              <w:left w:val="single" w:sz="8" w:space="0" w:color="000000"/>
-              <w:bottom w:val="single" w:sz="8" w:space="0" w:color="000000"/>
-              <w:right w:val="single" w:sz="8" w:space="0" w:color="000000"/>
-            </w:tcBorders>
-            <w:vAlign w:val="center"/>
-          </w:tcPr>
-          <w:p>
-            <w:pPr>
-              <w:jc w:val="both"/>
+            <w:tcW w:w="4195" w:type="dxa"/>
+            <w:tcBorders>
+              <w:top w:val="single" w:sz="8" w:space="0" w:color="000000"/>
+              <w:left w:val="single" w:sz="8" w:space="0" w:color="000000"/>
+              <w:bottom w:val="single" w:sz="8" w:space="0" w:color="000000"/>
+              <w:right w:val="single" w:sz="8" w:space="0" w:color="000000"/>
+            </w:tcBorders>
+            <w:vAlign w:val="center"/>
+          </w:tcPr>
+          <w:p>
+            <w:pPr>
+              <w:jc w:val="left"/>
               <w:rPr>
                 <w:sz w:val="24"/>
                 <w:szCs w:val="24"/>
@@ -7322,7 +7489,7 @@
           </w:tcPr>
           <w:p>
             <w:pPr>
-              <w:jc w:val="both"/>
+              <w:jc w:val="left"/>
               <w:rPr>
                 <w:sz w:val="24"/>
                 <w:szCs w:val="24"/>
@@ -7340,11 +7507,12 @@
       </w:tr>
       <w:tr>
         <w:trPr>
+          <w:cantSplit/>
           <w:jc w:val="center"/>
         </w:trPr>
         <w:tc>
           <w:tcPr>
-            <w:tcW w:w="850" w:type="dxa"/>
+            <w:tcW w:w="680" w:type="dxa"/>
             <w:tcBorders>
               <w:top w:val="single" w:sz="8" w:space="0" w:color="000000"/>
               <w:left w:val="single" w:sz="8" w:space="0" w:color="000000"/>
@@ -7400,18 +7568,18 @@
         </w:tc>
         <w:tc>
           <w:tcPr>
-            <w:tcW w:w="4025" w:type="dxa"/>
-            <w:tcBorders>
-              <w:top w:val="single" w:sz="8" w:space="0" w:color="000000"/>
-              <w:left w:val="single" w:sz="8" w:space="0" w:color="000000"/>
-              <w:bottom w:val="single" w:sz="8" w:space="0" w:color="000000"/>
-              <w:right w:val="single" w:sz="8" w:space="0" w:color="000000"/>
-            </w:tcBorders>
-            <w:vAlign w:val="center"/>
-          </w:tcPr>
-          <w:p>
-            <w:pPr>
-              <w:jc w:val="both"/>
+            <w:tcW w:w="4195" w:type="dxa"/>
+            <w:tcBorders>
+              <w:top w:val="single" w:sz="8" w:space="0" w:color="000000"/>
+              <w:left w:val="single" w:sz="8" w:space="0" w:color="000000"/>
+              <w:bottom w:val="single" w:sz="8" w:space="0" w:color="000000"/>
+              <w:right w:val="single" w:sz="8" w:space="0" w:color="000000"/>
+            </w:tcBorders>
+            <w:vAlign w:val="center"/>
+          </w:tcPr>
+          <w:p>
+            <w:pPr>
+              <w:jc w:val="left"/>
               <w:rPr>
                 <w:sz w:val="24"/>
                 <w:szCs w:val="24"/>
@@ -7439,7 +7607,7 @@
           </w:tcPr>
           <w:p>
             <w:pPr>
-              <w:jc w:val="both"/>
+              <w:jc w:val="left"/>
               <w:rPr>
                 <w:sz w:val="24"/>
                 <w:szCs w:val="24"/>
@@ -7457,11 +7625,12 @@
       </w:tr>
       <w:tr>
         <w:trPr>
+          <w:cantSplit/>
           <w:jc w:val="center"/>
         </w:trPr>
         <w:tc>
           <w:tcPr>
-            <w:tcW w:w="850" w:type="dxa"/>
+            <w:tcW w:w="680" w:type="dxa"/>
             <w:tcBorders>
               <w:top w:val="single" w:sz="8" w:space="0" w:color="000000"/>
               <w:left w:val="single" w:sz="8" w:space="0" w:color="000000"/>
@@ -7517,18 +7686,18 @@
         </w:tc>
         <w:tc>
           <w:tcPr>
-            <w:tcW w:w="4025" w:type="dxa"/>
-            <w:tcBorders>
-              <w:top w:val="single" w:sz="8" w:space="0" w:color="000000"/>
-              <w:left w:val="single" w:sz="8" w:space="0" w:color="000000"/>
-              <w:bottom w:val="single" w:sz="8" w:space="0" w:color="000000"/>
-              <w:right w:val="single" w:sz="8" w:space="0" w:color="000000"/>
-            </w:tcBorders>
-            <w:vAlign w:val="center"/>
-          </w:tcPr>
-          <w:p>
-            <w:pPr>
-              <w:jc w:val="both"/>
+            <w:tcW w:w="4195" w:type="dxa"/>
+            <w:tcBorders>
+              <w:top w:val="single" w:sz="8" w:space="0" w:color="000000"/>
+              <w:left w:val="single" w:sz="8" w:space="0" w:color="000000"/>
+              <w:bottom w:val="single" w:sz="8" w:space="0" w:color="000000"/>
+              <w:right w:val="single" w:sz="8" w:space="0" w:color="000000"/>
+            </w:tcBorders>
+            <w:vAlign w:val="center"/>
+          </w:tcPr>
+          <w:p>
+            <w:pPr>
+              <w:jc w:val="left"/>
               <w:rPr>
                 <w:sz w:val="24"/>
                 <w:szCs w:val="24"/>
@@ -7556,7 +7725,7 @@
           </w:tcPr>
           <w:p>
             <w:pPr>
-              <w:jc w:val="both"/>
+              <w:jc w:val="left"/>
               <w:rPr>
                 <w:sz w:val="24"/>
                 <w:szCs w:val="24"/>
@@ -7574,11 +7743,12 @@
       </w:tr>
       <w:tr>
         <w:trPr>
+          <w:cantSplit/>
           <w:jc w:val="center"/>
         </w:trPr>
         <w:tc>
           <w:tcPr>
-            <w:tcW w:w="850" w:type="dxa"/>
+            <w:tcW w:w="680" w:type="dxa"/>
             <w:tcBorders>
               <w:top w:val="single" w:sz="8" w:space="0" w:color="000000"/>
               <w:left w:val="single" w:sz="8" w:space="0" w:color="000000"/>
@@ -7634,18 +7804,18 @@
         </w:tc>
         <w:tc>
           <w:tcPr>
-            <w:tcW w:w="4025" w:type="dxa"/>
-            <w:tcBorders>
-              <w:top w:val="single" w:sz="8" w:space="0" w:color="000000"/>
-              <w:left w:val="single" w:sz="8" w:space="0" w:color="000000"/>
-              <w:bottom w:val="single" w:sz="8" w:space="0" w:color="000000"/>
-              <w:right w:val="single" w:sz="8" w:space="0" w:color="000000"/>
-            </w:tcBorders>
-            <w:vAlign w:val="center"/>
-          </w:tcPr>
-          <w:p>
-            <w:pPr>
-              <w:jc w:val="both"/>
+            <w:tcW w:w="4195" w:type="dxa"/>
+            <w:tcBorders>
+              <w:top w:val="single" w:sz="8" w:space="0" w:color="000000"/>
+              <w:left w:val="single" w:sz="8" w:space="0" w:color="000000"/>
+              <w:bottom w:val="single" w:sz="8" w:space="0" w:color="000000"/>
+              <w:right w:val="single" w:sz="8" w:space="0" w:color="000000"/>
+            </w:tcBorders>
+            <w:vAlign w:val="center"/>
+          </w:tcPr>
+          <w:p>
+            <w:pPr>
+              <w:jc w:val="left"/>
               <w:rPr>
                 <w:sz w:val="24"/>
                 <w:szCs w:val="24"/>
@@ -7673,7 +7843,7 @@
           </w:tcPr>
           <w:p>
             <w:pPr>
-              <w:jc w:val="both"/>
+              <w:jc w:val="left"/>
               <w:rPr>
                 <w:sz w:val="24"/>
                 <w:szCs w:val="24"/>
@@ -7691,11 +7861,12 @@
       </w:tr>
       <w:tr>
         <w:trPr>
+          <w:cantSplit/>
           <w:jc w:val="center"/>
         </w:trPr>
         <w:tc>
           <w:tcPr>
-            <w:tcW w:w="850" w:type="dxa"/>
+            <w:tcW w:w="680" w:type="dxa"/>
             <w:tcBorders>
               <w:top w:val="single" w:sz="8" w:space="0" w:color="000000"/>
               <w:left w:val="single" w:sz="8" w:space="0" w:color="000000"/>
@@ -7751,18 +7922,18 @@
         </w:tc>
         <w:tc>
           <w:tcPr>
-            <w:tcW w:w="4025" w:type="dxa"/>
-            <w:tcBorders>
-              <w:top w:val="single" w:sz="8" w:space="0" w:color="000000"/>
-              <w:left w:val="single" w:sz="8" w:space="0" w:color="000000"/>
-              <w:bottom w:val="single" w:sz="8" w:space="0" w:color="000000"/>
-              <w:right w:val="single" w:sz="8" w:space="0" w:color="000000"/>
-            </w:tcBorders>
-            <w:vAlign w:val="center"/>
-          </w:tcPr>
-          <w:p>
-            <w:pPr>
-              <w:jc w:val="both"/>
+            <w:tcW w:w="4195" w:type="dxa"/>
+            <w:tcBorders>
+              <w:top w:val="single" w:sz="8" w:space="0" w:color="000000"/>
+              <w:left w:val="single" w:sz="8" w:space="0" w:color="000000"/>
+              <w:bottom w:val="single" w:sz="8" w:space="0" w:color="000000"/>
+              <w:right w:val="single" w:sz="8" w:space="0" w:color="000000"/>
+            </w:tcBorders>
+            <w:vAlign w:val="center"/>
+          </w:tcPr>
+          <w:p>
+            <w:pPr>
+              <w:jc w:val="left"/>
               <w:rPr>
                 <w:sz w:val="24"/>
                 <w:szCs w:val="24"/>
@@ -7790,7 +7961,7 @@
           </w:tcPr>
           <w:p>
             <w:pPr>
-              <w:jc w:val="both"/>
+              <w:jc w:val="left"/>
               <w:rPr>
                 <w:sz w:val="24"/>
                 <w:szCs w:val="24"/>
@@ -7808,11 +7979,12 @@
       </w:tr>
       <w:tr>
         <w:trPr>
+          <w:cantSplit/>
           <w:jc w:val="center"/>
         </w:trPr>
         <w:tc>
           <w:tcPr>
-            <w:tcW w:w="850" w:type="dxa"/>
+            <w:tcW w:w="680" w:type="dxa"/>
             <w:tcBorders>
               <w:top w:val="single" w:sz="8" w:space="0" w:color="000000"/>
               <w:left w:val="single" w:sz="8" w:space="0" w:color="000000"/>
@@ -7868,18 +8040,18 @@
         </w:tc>
         <w:tc>
           <w:tcPr>
-            <w:tcW w:w="4025" w:type="dxa"/>
-            <w:tcBorders>
-              <w:top w:val="single" w:sz="8" w:space="0" w:color="000000"/>
-              <w:left w:val="single" w:sz="8" w:space="0" w:color="000000"/>
-              <w:bottom w:val="single" w:sz="8" w:space="0" w:color="000000"/>
-              <w:right w:val="single" w:sz="8" w:space="0" w:color="000000"/>
-            </w:tcBorders>
-            <w:vAlign w:val="center"/>
-          </w:tcPr>
-          <w:p>
-            <w:pPr>
-              <w:jc w:val="both"/>
+            <w:tcW w:w="4195" w:type="dxa"/>
+            <w:tcBorders>
+              <w:top w:val="single" w:sz="8" w:space="0" w:color="000000"/>
+              <w:left w:val="single" w:sz="8" w:space="0" w:color="000000"/>
+              <w:bottom w:val="single" w:sz="8" w:space="0" w:color="000000"/>
+              <w:right w:val="single" w:sz="8" w:space="0" w:color="000000"/>
+            </w:tcBorders>
+            <w:vAlign w:val="center"/>
+          </w:tcPr>
+          <w:p>
+            <w:pPr>
+              <w:jc w:val="left"/>
               <w:rPr>
                 <w:sz w:val="24"/>
                 <w:szCs w:val="24"/>
@@ -7907,7 +8079,7 @@
           </w:tcPr>
           <w:p>
             <w:pPr>
-              <w:jc w:val="both"/>
+              <w:jc w:val="left"/>
               <w:rPr>
                 <w:sz w:val="24"/>
                 <w:szCs w:val="24"/>
@@ -7925,11 +8097,12 @@
       </w:tr>
       <w:tr>
         <w:trPr>
+          <w:cantSplit/>
           <w:jc w:val="center"/>
         </w:trPr>
         <w:tc>
           <w:tcPr>
-            <w:tcW w:w="850" w:type="dxa"/>
+            <w:tcW w:w="680" w:type="dxa"/>
             <w:tcBorders>
               <w:top w:val="single" w:sz="8" w:space="0" w:color="000000"/>
               <w:left w:val="single" w:sz="8" w:space="0" w:color="000000"/>
@@ -7985,18 +8158,18 @@
         </w:tc>
         <w:tc>
           <w:tcPr>
-            <w:tcW w:w="4025" w:type="dxa"/>
-            <w:tcBorders>
-              <w:top w:val="single" w:sz="8" w:space="0" w:color="000000"/>
-              <w:left w:val="single" w:sz="8" w:space="0" w:color="000000"/>
-              <w:bottom w:val="single" w:sz="8" w:space="0" w:color="000000"/>
-              <w:right w:val="single" w:sz="8" w:space="0" w:color="000000"/>
-            </w:tcBorders>
-            <w:vAlign w:val="center"/>
-          </w:tcPr>
-          <w:p>
-            <w:pPr>
-              <w:jc w:val="both"/>
+            <w:tcW w:w="4195" w:type="dxa"/>
+            <w:tcBorders>
+              <w:top w:val="single" w:sz="8" w:space="0" w:color="000000"/>
+              <w:left w:val="single" w:sz="8" w:space="0" w:color="000000"/>
+              <w:bottom w:val="single" w:sz="8" w:space="0" w:color="000000"/>
+              <w:right w:val="single" w:sz="8" w:space="0" w:color="000000"/>
+            </w:tcBorders>
+            <w:vAlign w:val="center"/>
+          </w:tcPr>
+          <w:p>
+            <w:pPr>
+              <w:jc w:val="left"/>
               <w:rPr>
                 <w:sz w:val="24"/>
                 <w:szCs w:val="24"/>
@@ -8024,7 +8197,7 @@
           </w:tcPr>
           <w:p>
             <w:pPr>
-              <w:jc w:val="both"/>
+              <w:jc w:val="left"/>
               <w:rPr>
                 <w:sz w:val="24"/>
                 <w:szCs w:val="24"/>
@@ -8042,11 +8215,12 @@
       </w:tr>
       <w:tr>
         <w:trPr>
+          <w:cantSplit/>
           <w:jc w:val="center"/>
         </w:trPr>
         <w:tc>
           <w:tcPr>
-            <w:tcW w:w="850" w:type="dxa"/>
+            <w:tcW w:w="680" w:type="dxa"/>
             <w:tcBorders>
               <w:top w:val="single" w:sz="8" w:space="0" w:color="000000"/>
               <w:left w:val="single" w:sz="8" w:space="0" w:color="000000"/>
@@ -8102,18 +8276,18 @@
         </w:tc>
         <w:tc>
           <w:tcPr>
-            <w:tcW w:w="4025" w:type="dxa"/>
-            <w:tcBorders>
-              <w:top w:val="single" w:sz="8" w:space="0" w:color="000000"/>
-              <w:left w:val="single" w:sz="8" w:space="0" w:color="000000"/>
-              <w:bottom w:val="single" w:sz="8" w:space="0" w:color="000000"/>
-              <w:right w:val="single" w:sz="8" w:space="0" w:color="000000"/>
-            </w:tcBorders>
-            <w:vAlign w:val="center"/>
-          </w:tcPr>
-          <w:p>
-            <w:pPr>
-              <w:jc w:val="both"/>
+            <w:tcW w:w="4195" w:type="dxa"/>
+            <w:tcBorders>
+              <w:top w:val="single" w:sz="8" w:space="0" w:color="000000"/>
+              <w:left w:val="single" w:sz="8" w:space="0" w:color="000000"/>
+              <w:bottom w:val="single" w:sz="8" w:space="0" w:color="000000"/>
+              <w:right w:val="single" w:sz="8" w:space="0" w:color="000000"/>
+            </w:tcBorders>
+            <w:vAlign w:val="center"/>
+          </w:tcPr>
+          <w:p>
+            <w:pPr>
+              <w:jc w:val="left"/>
               <w:rPr>
                 <w:sz w:val="24"/>
                 <w:szCs w:val="24"/>
@@ -8141,7 +8315,7 @@
           </w:tcPr>
           <w:p>
             <w:pPr>
-              <w:jc w:val="both"/>
+              <w:jc w:val="left"/>
               <w:rPr>
                 <w:sz w:val="24"/>
                 <w:szCs w:val="24"/>
@@ -8159,11 +8333,12 @@
       </w:tr>
       <w:tr>
         <w:trPr>
+          <w:cantSplit/>
           <w:jc w:val="center"/>
         </w:trPr>
         <w:tc>
           <w:tcPr>
-            <w:tcW w:w="850" w:type="dxa"/>
+            <w:tcW w:w="680" w:type="dxa"/>
             <w:tcBorders>
               <w:top w:val="single" w:sz="8" w:space="0" w:color="000000"/>
               <w:left w:val="single" w:sz="8" w:space="0" w:color="000000"/>
@@ -8218,18 +8393,18 @@
         </w:tc>
         <w:tc>
           <w:tcPr>
-            <w:tcW w:w="4025" w:type="dxa"/>
-            <w:tcBorders>
-              <w:top w:val="single" w:sz="8" w:space="0" w:color="000000"/>
-              <w:left w:val="single" w:sz="8" w:space="0" w:color="000000"/>
-              <w:bottom w:val="single" w:sz="8" w:space="0" w:color="000000"/>
-              <w:right w:val="single" w:sz="8" w:space="0" w:color="000000"/>
-            </w:tcBorders>
-            <w:vAlign w:val="center"/>
-          </w:tcPr>
-          <w:p>
-            <w:pPr>
-              <w:jc w:val="both"/>
+            <w:tcW w:w="4195" w:type="dxa"/>
+            <w:tcBorders>
+              <w:top w:val="single" w:sz="8" w:space="0" w:color="000000"/>
+              <w:left w:val="single" w:sz="8" w:space="0" w:color="000000"/>
+              <w:bottom w:val="single" w:sz="8" w:space="0" w:color="000000"/>
+              <w:right w:val="single" w:sz="8" w:space="0" w:color="000000"/>
+            </w:tcBorders>
+            <w:vAlign w:val="center"/>
+          </w:tcPr>
+          <w:p>
+            <w:pPr>
+              <w:jc w:val="left"/>
               <w:rPr>
                 <w:sz w:val="24"/>
                 <w:szCs w:val="24"/>
@@ -8257,7 +8432,7 @@
           </w:tcPr>
           <w:p>
             <w:pPr>
-              <w:jc w:val="both"/>
+              <w:jc w:val="left"/>
               <w:rPr>
                 <w:sz w:val="24"/>
                 <w:szCs w:val="24"/>
@@ -8332,12 +8507,13 @@
           <w:sz w:val="24"/>
           <w:szCs w:val="24"/>
         </w:rPr>
-        <w:t xml:space="preserve">Pengisi tiap kelompok tercantum di tabel Peran. Kolom Status memakai nilai pada bagian Istilah.</w:t>
+        <w:t xml:space="preserve">Pengisi tiap kelompok tercantum di tabel Peran. Kolom Status diisi Sesuai, Perlu Tindak Lanjut, atau Tidak Berlaku.</w:t>
       </w:r>
     </w:p>
     <w:p>
       <w:pPr>
         <w:pStyle w:val="Heading2"/>
+        <w:keepNext/>
         <w:numPr>
           <w:ilvl w:val="1"/>
           <w:numId w:val="7"/>
@@ -8358,29 +8534,32 @@
         <w:tblLook w:val="0400" w:firstRow="0" w:lastRow="0" w:firstColumn="0" w:lastColumn="0" w:noHBand="0" w:noVBand="1"/>
       </w:tblPr>
       <w:tblGrid>
-        <w:gridCol w:w="850"/>
+        <w:gridCol w:w="793"/>
+        <w:gridCol w:w="1644"/>
+        <w:gridCol w:w="3628"/>
+        <w:gridCol w:w="1134"/>
         <w:gridCol w:w="1871"/>
-        <w:gridCol w:w="3685"/>
-        <w:gridCol w:w="1077"/>
-        <w:gridCol w:w="1587"/>
       </w:tblGrid>
       <w:tr>
         <w:trPr>
+          <w:cantSplit/>
+          <w:tblHeader/>
           <w:jc w:val="center"/>
         </w:trPr>
         <w:tc>
           <w:tcPr>
-            <w:tcW w:w="850" w:type="dxa"/>
-            <w:tcBorders>
-              <w:top w:val="single" w:sz="8" w:space="0" w:color="000000"/>
-              <w:left w:val="single" w:sz="8" w:space="0" w:color="000000"/>
-              <w:bottom w:val="single" w:sz="8" w:space="0" w:color="000000"/>
-              <w:right w:val="single" w:sz="8" w:space="0" w:color="000000"/>
-            </w:tcBorders>
-            <w:vAlign w:val="center"/>
-          </w:tcPr>
-          <w:p>
-            <w:pPr>
+            <w:tcW w:w="793" w:type="dxa"/>
+            <w:tcBorders>
+              <w:top w:val="single" w:sz="8" w:space="0" w:color="000000"/>
+              <w:left w:val="single" w:sz="8" w:space="0" w:color="000000"/>
+              <w:bottom w:val="single" w:sz="8" w:space="0" w:color="000000"/>
+              <w:right w:val="single" w:sz="8" w:space="0" w:color="000000"/>
+            </w:tcBorders>
+            <w:vAlign w:val="center"/>
+          </w:tcPr>
+          <w:p>
+            <w:pPr>
+              <w:keepNext/>
               <w:jc w:val="center"/>
               <w:rPr>
                 <w:sz w:val="24"/>
@@ -8400,17 +8579,18 @@
         </w:tc>
         <w:tc>
           <w:tcPr>
-            <w:tcW w:w="1871" w:type="dxa"/>
-            <w:tcBorders>
-              <w:top w:val="single" w:sz="8" w:space="0" w:color="000000"/>
-              <w:left w:val="single" w:sz="8" w:space="0" w:color="000000"/>
-              <w:bottom w:val="single" w:sz="8" w:space="0" w:color="000000"/>
-              <w:right w:val="single" w:sz="8" w:space="0" w:color="000000"/>
-            </w:tcBorders>
-            <w:vAlign w:val="center"/>
-          </w:tcPr>
-          <w:p>
-            <w:pPr>
+            <w:tcW w:w="1644" w:type="dxa"/>
+            <w:tcBorders>
+              <w:top w:val="single" w:sz="8" w:space="0" w:color="000000"/>
+              <w:left w:val="single" w:sz="8" w:space="0" w:color="000000"/>
+              <w:bottom w:val="single" w:sz="8" w:space="0" w:color="000000"/>
+              <w:right w:val="single" w:sz="8" w:space="0" w:color="000000"/>
+            </w:tcBorders>
+            <w:vAlign w:val="center"/>
+          </w:tcPr>
+          <w:p>
+            <w:pPr>
+              <w:keepNext/>
               <w:jc w:val="center"/>
               <w:rPr>
                 <w:sz w:val="24"/>
@@ -8430,17 +8610,18 @@
         </w:tc>
         <w:tc>
           <w:tcPr>
-            <w:tcW w:w="3685" w:type="dxa"/>
-            <w:tcBorders>
-              <w:top w:val="single" w:sz="8" w:space="0" w:color="000000"/>
-              <w:left w:val="single" w:sz="8" w:space="0" w:color="000000"/>
-              <w:bottom w:val="single" w:sz="8" w:space="0" w:color="000000"/>
-              <w:right w:val="single" w:sz="8" w:space="0" w:color="000000"/>
-            </w:tcBorders>
-            <w:vAlign w:val="center"/>
-          </w:tcPr>
-          <w:p>
-            <w:pPr>
+            <w:tcW w:w="3628" w:type="dxa"/>
+            <w:tcBorders>
+              <w:top w:val="single" w:sz="8" w:space="0" w:color="000000"/>
+              <w:left w:val="single" w:sz="8" w:space="0" w:color="000000"/>
+              <w:bottom w:val="single" w:sz="8" w:space="0" w:color="000000"/>
+              <w:right w:val="single" w:sz="8" w:space="0" w:color="000000"/>
+            </w:tcBorders>
+            <w:vAlign w:val="center"/>
+          </w:tcPr>
+          <w:p>
+            <w:pPr>
+              <w:keepNext/>
               <w:jc w:val="center"/>
               <w:rPr>
                 <w:sz w:val="24"/>
@@ -8460,17 +8641,18 @@
         </w:tc>
         <w:tc>
           <w:tcPr>
-            <w:tcW w:w="1077" w:type="dxa"/>
-            <w:tcBorders>
-              <w:top w:val="single" w:sz="8" w:space="0" w:color="000000"/>
-              <w:left w:val="single" w:sz="8" w:space="0" w:color="000000"/>
-              <w:bottom w:val="single" w:sz="8" w:space="0" w:color="000000"/>
-              <w:right w:val="single" w:sz="8" w:space="0" w:color="000000"/>
-            </w:tcBorders>
-            <w:vAlign w:val="center"/>
-          </w:tcPr>
-          <w:p>
-            <w:pPr>
+            <w:tcW w:w="1134" w:type="dxa"/>
+            <w:tcBorders>
+              <w:top w:val="single" w:sz="8" w:space="0" w:color="000000"/>
+              <w:left w:val="single" w:sz="8" w:space="0" w:color="000000"/>
+              <w:bottom w:val="single" w:sz="8" w:space="0" w:color="000000"/>
+              <w:right w:val="single" w:sz="8" w:space="0" w:color="000000"/>
+            </w:tcBorders>
+            <w:vAlign w:val="center"/>
+          </w:tcPr>
+          <w:p>
+            <w:pPr>
+              <w:keepNext/>
               <w:jc w:val="center"/>
               <w:rPr>
                 <w:sz w:val="24"/>
@@ -8490,17 +8672,18 @@
         </w:tc>
         <w:tc>
           <w:tcPr>
-            <w:tcW w:w="1587" w:type="dxa"/>
-            <w:tcBorders>
-              <w:top w:val="single" w:sz="8" w:space="0" w:color="000000"/>
-              <w:left w:val="single" w:sz="8" w:space="0" w:color="000000"/>
-              <w:bottom w:val="single" w:sz="8" w:space="0" w:color="000000"/>
-              <w:right w:val="single" w:sz="8" w:space="0" w:color="000000"/>
-            </w:tcBorders>
-            <w:vAlign w:val="center"/>
-          </w:tcPr>
-          <w:p>
-            <w:pPr>
+            <w:tcW w:w="1871" w:type="dxa"/>
+            <w:tcBorders>
+              <w:top w:val="single" w:sz="8" w:space="0" w:color="000000"/>
+              <w:left w:val="single" w:sz="8" w:space="0" w:color="000000"/>
+              <w:bottom w:val="single" w:sz="8" w:space="0" w:color="000000"/>
+              <w:right w:val="single" w:sz="8" w:space="0" w:color="000000"/>
+            </w:tcBorders>
+            <w:vAlign w:val="center"/>
+          </w:tcPr>
+          <w:p>
+            <w:pPr>
+              <w:keepNext/>
               <w:jc w:val="center"/>
               <w:rPr>
                 <w:sz w:val="24"/>
@@ -8521,11 +8704,12 @@
       </w:tr>
       <w:tr>
         <w:trPr>
+          <w:cantSplit/>
           <w:jc w:val="center"/>
         </w:trPr>
         <w:tc>
           <w:tcPr>
-            <w:tcW w:w="850" w:type="dxa"/>
+            <w:tcW w:w="793" w:type="dxa"/>
             <w:tcBorders>
               <w:top w:val="single" w:sz="8" w:space="0" w:color="000000"/>
               <w:left w:val="single" w:sz="8" w:space="0" w:color="000000"/>
@@ -8553,6 +8737,91 @@
         </w:tc>
         <w:tc>
           <w:tcPr>
+            <w:tcW w:w="1644" w:type="dxa"/>
+            <w:tcBorders>
+              <w:top w:val="single" w:sz="8" w:space="0" w:color="000000"/>
+              <w:left w:val="single" w:sz="8" w:space="0" w:color="000000"/>
+              <w:bottom w:val="single" w:sz="8" w:space="0" w:color="000000"/>
+              <w:right w:val="single" w:sz="8" w:space="0" w:color="000000"/>
+            </w:tcBorders>
+            <w:vAlign w:val="center"/>
+          </w:tcPr>
+          <w:p>
+            <w:pPr>
+              <w:rPr>
+                <w:sz w:val="24"/>
+                <w:szCs w:val="24"/>
+              </w:rPr>
+            </w:pPr>
+            <w:r>
+              <w:rPr>
+                <w:b w:val="0"/>
+                <w:sz w:val="24"/>
+                <w:szCs w:val="24"/>
+              </w:rPr>
+              <w:t>Scope terhadap Business Requirement</w:t>
+            </w:r>
+          </w:p>
+        </w:tc>
+        <w:tc>
+          <w:tcPr>
+            <w:tcW w:w="3628" w:type="dxa"/>
+            <w:tcBorders>
+              <w:top w:val="single" w:sz="8" w:space="0" w:color="000000"/>
+              <w:left w:val="single" w:sz="8" w:space="0" w:color="000000"/>
+              <w:bottom w:val="single" w:sz="8" w:space="0" w:color="000000"/>
+              <w:right w:val="single" w:sz="8" w:space="0" w:color="000000"/>
+            </w:tcBorders>
+            <w:vAlign w:val="center"/>
+          </w:tcPr>
+          <w:p>
+            <w:pPr>
+              <w:jc w:val="left"/>
+              <w:rPr>
+                <w:sz w:val="24"/>
+                <w:szCs w:val="24"/>
+              </w:rPr>
+            </w:pPr>
+            <w:r>
+              <w:rPr>
+                <w:b w:val="0"/>
+                <w:sz w:val="24"/>
+                <w:szCs w:val="24"/>
+              </w:rPr>
+              <w:t>Scope of Work, Deliverables, dan Timeline di dokumen order sesuai dengan Business Requirement di CRM (SNX-COM-SOP-02 butir 6.2).</w:t>
+            </w:r>
+          </w:p>
+        </w:tc>
+        <w:tc>
+          <w:tcPr>
+            <w:tcW w:w="1134" w:type="dxa"/>
+            <w:tcBorders>
+              <w:top w:val="single" w:sz="8" w:space="0" w:color="000000"/>
+              <w:left w:val="single" w:sz="8" w:space="0" w:color="000000"/>
+              <w:bottom w:val="single" w:sz="8" w:space="0" w:color="000000"/>
+              <w:right w:val="single" w:sz="8" w:space="0" w:color="000000"/>
+            </w:tcBorders>
+            <w:vAlign w:val="center"/>
+          </w:tcPr>
+          <w:p>
+            <w:pPr>
+              <w:jc w:val="left"/>
+              <w:rPr>
+                <w:sz w:val="24"/>
+                <w:szCs w:val="24"/>
+              </w:rPr>
+            </w:pPr>
+            <w:r>
+              <w:rPr>
+                <w:b w:val="0"/>
+                <w:sz w:val="24"/>
+                <w:szCs w:val="24"/>
+              </w:rPr>
+            </w:r>
+          </w:p>
+        </w:tc>
+        <w:tc>
+          <w:tcPr>
             <w:tcW w:w="1871" w:type="dxa"/>
             <w:tcBorders>
               <w:top w:val="single" w:sz="8" w:space="0" w:color="000000"/>
@@ -8564,92 +8833,7 @@
           </w:tcPr>
           <w:p>
             <w:pPr>
-              <w:rPr>
-                <w:sz w:val="24"/>
-                <w:szCs w:val="24"/>
-              </w:rPr>
-            </w:pPr>
-            <w:r>
-              <w:rPr>
-                <w:b w:val="0"/>
-                <w:sz w:val="24"/>
-                <w:szCs w:val="24"/>
-              </w:rPr>
-              <w:t>Scope terhadap Business Requirement</w:t>
-            </w:r>
-          </w:p>
-        </w:tc>
-        <w:tc>
-          <w:tcPr>
-            <w:tcW w:w="3685" w:type="dxa"/>
-            <w:tcBorders>
-              <w:top w:val="single" w:sz="8" w:space="0" w:color="000000"/>
-              <w:left w:val="single" w:sz="8" w:space="0" w:color="000000"/>
-              <w:bottom w:val="single" w:sz="8" w:space="0" w:color="000000"/>
-              <w:right w:val="single" w:sz="8" w:space="0" w:color="000000"/>
-            </w:tcBorders>
-            <w:vAlign w:val="center"/>
-          </w:tcPr>
-          <w:p>
-            <w:pPr>
-              <w:jc w:val="both"/>
-              <w:rPr>
-                <w:sz w:val="24"/>
-                <w:szCs w:val="24"/>
-              </w:rPr>
-            </w:pPr>
-            <w:r>
-              <w:rPr>
-                <w:b w:val="0"/>
-                <w:sz w:val="24"/>
-                <w:szCs w:val="24"/>
-              </w:rPr>
-              <w:t>Scope of Work, Deliverables, dan Timeline di dokumen order sesuai dengan Business Requirement di CRM (SNX-COM-SOP-02 butir 6.2).</w:t>
-            </w:r>
-          </w:p>
-        </w:tc>
-        <w:tc>
-          <w:tcPr>
-            <w:tcW w:w="1077" w:type="dxa"/>
-            <w:tcBorders>
-              <w:top w:val="single" w:sz="8" w:space="0" w:color="000000"/>
-              <w:left w:val="single" w:sz="8" w:space="0" w:color="000000"/>
-              <w:bottom w:val="single" w:sz="8" w:space="0" w:color="000000"/>
-              <w:right w:val="single" w:sz="8" w:space="0" w:color="000000"/>
-            </w:tcBorders>
-            <w:vAlign w:val="center"/>
-          </w:tcPr>
-          <w:p>
-            <w:pPr>
-              <w:jc w:val="both"/>
-              <w:rPr>
-                <w:sz w:val="24"/>
-                <w:szCs w:val="24"/>
-              </w:rPr>
-            </w:pPr>
-            <w:r>
-              <w:rPr>
-                <w:b w:val="0"/>
-                <w:sz w:val="24"/>
-                <w:szCs w:val="24"/>
-              </w:rPr>
-            </w:r>
-          </w:p>
-        </w:tc>
-        <w:tc>
-          <w:tcPr>
-            <w:tcW w:w="1587" w:type="dxa"/>
-            <w:tcBorders>
-              <w:top w:val="single" w:sz="8" w:space="0" w:color="000000"/>
-              <w:left w:val="single" w:sz="8" w:space="0" w:color="000000"/>
-              <w:bottom w:val="single" w:sz="8" w:space="0" w:color="000000"/>
-              <w:right w:val="single" w:sz="8" w:space="0" w:color="000000"/>
-            </w:tcBorders>
-            <w:vAlign w:val="center"/>
-          </w:tcPr>
-          <w:p>
-            <w:pPr>
-              <w:jc w:val="both"/>
+              <w:jc w:val="left"/>
               <w:rPr>
                 <w:sz w:val="24"/>
                 <w:szCs w:val="24"/>
@@ -8667,11 +8851,12 @@
       </w:tr>
       <w:tr>
         <w:trPr>
+          <w:cantSplit/>
           <w:jc w:val="center"/>
         </w:trPr>
         <w:tc>
           <w:tcPr>
-            <w:tcW w:w="850" w:type="dxa"/>
+            <w:tcW w:w="793" w:type="dxa"/>
             <w:tcBorders>
               <w:top w:val="single" w:sz="8" w:space="0" w:color="000000"/>
               <w:left w:val="single" w:sz="8" w:space="0" w:color="000000"/>
@@ -8699,6 +8884,91 @@
         </w:tc>
         <w:tc>
           <w:tcPr>
+            <w:tcW w:w="1644" w:type="dxa"/>
+            <w:tcBorders>
+              <w:top w:val="single" w:sz="8" w:space="0" w:color="000000"/>
+              <w:left w:val="single" w:sz="8" w:space="0" w:color="000000"/>
+              <w:bottom w:val="single" w:sz="8" w:space="0" w:color="000000"/>
+              <w:right w:val="single" w:sz="8" w:space="0" w:color="000000"/>
+            </w:tcBorders>
+            <w:vAlign w:val="center"/>
+          </w:tcPr>
+          <w:p>
+            <w:pPr>
+              <w:rPr>
+                <w:sz w:val="24"/>
+                <w:szCs w:val="24"/>
+              </w:rPr>
+            </w:pPr>
+            <w:r>
+              <w:rPr>
+                <w:b w:val="0"/>
+                <w:sz w:val="24"/>
+                <w:szCs w:val="24"/>
+              </w:rPr>
+              <w:t>Selisih Kebutuhan dan Dokumen Order</w:t>
+            </w:r>
+          </w:p>
+        </w:tc>
+        <w:tc>
+          <w:tcPr>
+            <w:tcW w:w="3628" w:type="dxa"/>
+            <w:tcBorders>
+              <w:top w:val="single" w:sz="8" w:space="0" w:color="000000"/>
+              <w:left w:val="single" w:sz="8" w:space="0" w:color="000000"/>
+              <w:bottom w:val="single" w:sz="8" w:space="0" w:color="000000"/>
+              <w:right w:val="single" w:sz="8" w:space="0" w:color="000000"/>
+            </w:tcBorders>
+            <w:vAlign w:val="center"/>
+          </w:tcPr>
+          <w:p>
+            <w:pPr>
+              <w:jc w:val="left"/>
+              <w:rPr>
+                <w:sz w:val="24"/>
+                <w:szCs w:val="24"/>
+              </w:rPr>
+            </w:pPr>
+            <w:r>
+              <w:rPr>
+                <w:b w:val="0"/>
+                <w:sz w:val="24"/>
+                <w:szCs w:val="24"/>
+              </w:rPr>
+              <w:t>Kebutuhan pada tabel Kebutuhan Customer yang tidak ada di dokumen order, dan item di PO atau draf kontrak yang tidak ada di penawaran.</w:t>
+            </w:r>
+          </w:p>
+        </w:tc>
+        <w:tc>
+          <w:tcPr>
+            <w:tcW w:w="1134" w:type="dxa"/>
+            <w:tcBorders>
+              <w:top w:val="single" w:sz="8" w:space="0" w:color="000000"/>
+              <w:left w:val="single" w:sz="8" w:space="0" w:color="000000"/>
+              <w:bottom w:val="single" w:sz="8" w:space="0" w:color="000000"/>
+              <w:right w:val="single" w:sz="8" w:space="0" w:color="000000"/>
+            </w:tcBorders>
+            <w:vAlign w:val="center"/>
+          </w:tcPr>
+          <w:p>
+            <w:pPr>
+              <w:jc w:val="left"/>
+              <w:rPr>
+                <w:sz w:val="24"/>
+                <w:szCs w:val="24"/>
+              </w:rPr>
+            </w:pPr>
+            <w:r>
+              <w:rPr>
+                <w:b w:val="0"/>
+                <w:sz w:val="24"/>
+                <w:szCs w:val="24"/>
+              </w:rPr>
+            </w:r>
+          </w:p>
+        </w:tc>
+        <w:tc>
+          <w:tcPr>
             <w:tcW w:w="1871" w:type="dxa"/>
             <w:tcBorders>
               <w:top w:val="single" w:sz="8" w:space="0" w:color="000000"/>
@@ -8710,92 +8980,7 @@
           </w:tcPr>
           <w:p>
             <w:pPr>
-              <w:rPr>
-                <w:sz w:val="24"/>
-                <w:szCs w:val="24"/>
-              </w:rPr>
-            </w:pPr>
-            <w:r>
-              <w:rPr>
-                <w:b w:val="0"/>
-                <w:sz w:val="24"/>
-                <w:szCs w:val="24"/>
-              </w:rPr>
-              <w:t>Selisih Kebutuhan dan Dokumen Order</w:t>
-            </w:r>
-          </w:p>
-        </w:tc>
-        <w:tc>
-          <w:tcPr>
-            <w:tcW w:w="3685" w:type="dxa"/>
-            <w:tcBorders>
-              <w:top w:val="single" w:sz="8" w:space="0" w:color="000000"/>
-              <w:left w:val="single" w:sz="8" w:space="0" w:color="000000"/>
-              <w:bottom w:val="single" w:sz="8" w:space="0" w:color="000000"/>
-              <w:right w:val="single" w:sz="8" w:space="0" w:color="000000"/>
-            </w:tcBorders>
-            <w:vAlign w:val="center"/>
-          </w:tcPr>
-          <w:p>
-            <w:pPr>
-              <w:jc w:val="both"/>
-              <w:rPr>
-                <w:sz w:val="24"/>
-                <w:szCs w:val="24"/>
-              </w:rPr>
-            </w:pPr>
-            <w:r>
-              <w:rPr>
-                <w:b w:val="0"/>
-                <w:sz w:val="24"/>
-                <w:szCs w:val="24"/>
-              </w:rPr>
-              <w:t>Kebutuhan pada tabel Kebutuhan Customer yang tidak ada di dokumen order, dan item di PO atau draf kontrak yang tidak ada di penawaran.</w:t>
-            </w:r>
-          </w:p>
-        </w:tc>
-        <w:tc>
-          <w:tcPr>
-            <w:tcW w:w="1077" w:type="dxa"/>
-            <w:tcBorders>
-              <w:top w:val="single" w:sz="8" w:space="0" w:color="000000"/>
-              <w:left w:val="single" w:sz="8" w:space="0" w:color="000000"/>
-              <w:bottom w:val="single" w:sz="8" w:space="0" w:color="000000"/>
-              <w:right w:val="single" w:sz="8" w:space="0" w:color="000000"/>
-            </w:tcBorders>
-            <w:vAlign w:val="center"/>
-          </w:tcPr>
-          <w:p>
-            <w:pPr>
-              <w:jc w:val="both"/>
-              <w:rPr>
-                <w:sz w:val="24"/>
-                <w:szCs w:val="24"/>
-              </w:rPr>
-            </w:pPr>
-            <w:r>
-              <w:rPr>
-                <w:b w:val="0"/>
-                <w:sz w:val="24"/>
-                <w:szCs w:val="24"/>
-              </w:rPr>
-            </w:r>
-          </w:p>
-        </w:tc>
-        <w:tc>
-          <w:tcPr>
-            <w:tcW w:w="1587" w:type="dxa"/>
-            <w:tcBorders>
-              <w:top w:val="single" w:sz="8" w:space="0" w:color="000000"/>
-              <w:left w:val="single" w:sz="8" w:space="0" w:color="000000"/>
-              <w:bottom w:val="single" w:sz="8" w:space="0" w:color="000000"/>
-              <w:right w:val="single" w:sz="8" w:space="0" w:color="000000"/>
-            </w:tcBorders>
-            <w:vAlign w:val="center"/>
-          </w:tcPr>
-          <w:p>
-            <w:pPr>
-              <w:jc w:val="both"/>
+              <w:jc w:val="left"/>
               <w:rPr>
                 <w:sz w:val="24"/>
                 <w:szCs w:val="24"/>
@@ -8813,11 +8998,12 @@
       </w:tr>
       <w:tr>
         <w:trPr>
+          <w:cantSplit/>
           <w:jc w:val="center"/>
         </w:trPr>
         <w:tc>
           <w:tcPr>
-            <w:tcW w:w="850" w:type="dxa"/>
+            <w:tcW w:w="793" w:type="dxa"/>
             <w:tcBorders>
               <w:top w:val="single" w:sz="8" w:space="0" w:color="000000"/>
               <w:left w:val="single" w:sz="8" w:space="0" w:color="000000"/>
@@ -8845,6 +9031,91 @@
         </w:tc>
         <w:tc>
           <w:tcPr>
+            <w:tcW w:w="1644" w:type="dxa"/>
+            <w:tcBorders>
+              <w:top w:val="single" w:sz="8" w:space="0" w:color="000000"/>
+              <w:left w:val="single" w:sz="8" w:space="0" w:color="000000"/>
+              <w:bottom w:val="single" w:sz="8" w:space="0" w:color="000000"/>
+              <w:right w:val="single" w:sz="8" w:space="0" w:color="000000"/>
+            </w:tcBorders>
+            <w:vAlign w:val="center"/>
+          </w:tcPr>
+          <w:p>
+            <w:pPr>
+              <w:rPr>
+                <w:sz w:val="24"/>
+                <w:szCs w:val="24"/>
+              </w:rPr>
+            </w:pPr>
+            <w:r>
+              <w:rPr>
+                <w:b w:val="0"/>
+                <w:sz w:val="24"/>
+                <w:szCs w:val="24"/>
+              </w:rPr>
+              <w:t>Exclusions dan Assumptions</w:t>
+            </w:r>
+          </w:p>
+        </w:tc>
+        <w:tc>
+          <w:tcPr>
+            <w:tcW w:w="3628" w:type="dxa"/>
+            <w:tcBorders>
+              <w:top w:val="single" w:sz="8" w:space="0" w:color="000000"/>
+              <w:left w:val="single" w:sz="8" w:space="0" w:color="000000"/>
+              <w:bottom w:val="single" w:sz="8" w:space="0" w:color="000000"/>
+              <w:right w:val="single" w:sz="8" w:space="0" w:color="000000"/>
+            </w:tcBorders>
+            <w:vAlign w:val="center"/>
+          </w:tcPr>
+          <w:p>
+            <w:pPr>
+              <w:jc w:val="left"/>
+              <w:rPr>
+                <w:sz w:val="24"/>
+                <w:szCs w:val="24"/>
+              </w:rPr>
+            </w:pPr>
+            <w:r>
+              <w:rPr>
+                <w:b w:val="0"/>
+                <w:sz w:val="24"/>
+                <w:szCs w:val="24"/>
+              </w:rPr>
+              <w:t>Exclusions dan Assumptions di penawaran juga tercantum di PO atau kontrak, atau customer sudah menerimanya secara tertulis.</w:t>
+            </w:r>
+          </w:p>
+        </w:tc>
+        <w:tc>
+          <w:tcPr>
+            <w:tcW w:w="1134" w:type="dxa"/>
+            <w:tcBorders>
+              <w:top w:val="single" w:sz="8" w:space="0" w:color="000000"/>
+              <w:left w:val="single" w:sz="8" w:space="0" w:color="000000"/>
+              <w:bottom w:val="single" w:sz="8" w:space="0" w:color="000000"/>
+              <w:right w:val="single" w:sz="8" w:space="0" w:color="000000"/>
+            </w:tcBorders>
+            <w:vAlign w:val="center"/>
+          </w:tcPr>
+          <w:p>
+            <w:pPr>
+              <w:jc w:val="left"/>
+              <w:rPr>
+                <w:sz w:val="24"/>
+                <w:szCs w:val="24"/>
+              </w:rPr>
+            </w:pPr>
+            <w:r>
+              <w:rPr>
+                <w:b w:val="0"/>
+                <w:sz w:val="24"/>
+                <w:szCs w:val="24"/>
+              </w:rPr>
+            </w:r>
+          </w:p>
+        </w:tc>
+        <w:tc>
+          <w:tcPr>
             <w:tcW w:w="1871" w:type="dxa"/>
             <w:tcBorders>
               <w:top w:val="single" w:sz="8" w:space="0" w:color="000000"/>
@@ -8856,92 +9127,7 @@
           </w:tcPr>
           <w:p>
             <w:pPr>
-              <w:rPr>
-                <w:sz w:val="24"/>
-                <w:szCs w:val="24"/>
-              </w:rPr>
-            </w:pPr>
-            <w:r>
-              <w:rPr>
-                <w:b w:val="0"/>
-                <w:sz w:val="24"/>
-                <w:szCs w:val="24"/>
-              </w:rPr>
-              <w:t>Exclusions dan Assumptions</w:t>
-            </w:r>
-          </w:p>
-        </w:tc>
-        <w:tc>
-          <w:tcPr>
-            <w:tcW w:w="3685" w:type="dxa"/>
-            <w:tcBorders>
-              <w:top w:val="single" w:sz="8" w:space="0" w:color="000000"/>
-              <w:left w:val="single" w:sz="8" w:space="0" w:color="000000"/>
-              <w:bottom w:val="single" w:sz="8" w:space="0" w:color="000000"/>
-              <w:right w:val="single" w:sz="8" w:space="0" w:color="000000"/>
-            </w:tcBorders>
-            <w:vAlign w:val="center"/>
-          </w:tcPr>
-          <w:p>
-            <w:pPr>
-              <w:jc w:val="both"/>
-              <w:rPr>
-                <w:sz w:val="24"/>
-                <w:szCs w:val="24"/>
-              </w:rPr>
-            </w:pPr>
-            <w:r>
-              <w:rPr>
-                <w:b w:val="0"/>
-                <w:sz w:val="24"/>
-                <w:szCs w:val="24"/>
-              </w:rPr>
-              <w:t>Exclusions dan Assumptions di penawaran juga tercantum di PO atau kontrak, atau customer sudah menerimanya secara tertulis.</w:t>
-            </w:r>
-          </w:p>
-        </w:tc>
-        <w:tc>
-          <w:tcPr>
-            <w:tcW w:w="1077" w:type="dxa"/>
-            <w:tcBorders>
-              <w:top w:val="single" w:sz="8" w:space="0" w:color="000000"/>
-              <w:left w:val="single" w:sz="8" w:space="0" w:color="000000"/>
-              <w:bottom w:val="single" w:sz="8" w:space="0" w:color="000000"/>
-              <w:right w:val="single" w:sz="8" w:space="0" w:color="000000"/>
-            </w:tcBorders>
-            <w:vAlign w:val="center"/>
-          </w:tcPr>
-          <w:p>
-            <w:pPr>
-              <w:jc w:val="both"/>
-              <w:rPr>
-                <w:sz w:val="24"/>
-                <w:szCs w:val="24"/>
-              </w:rPr>
-            </w:pPr>
-            <w:r>
-              <w:rPr>
-                <w:b w:val="0"/>
-                <w:sz w:val="24"/>
-                <w:szCs w:val="24"/>
-              </w:rPr>
-            </w:r>
-          </w:p>
-        </w:tc>
-        <w:tc>
-          <w:tcPr>
-            <w:tcW w:w="1587" w:type="dxa"/>
-            <w:tcBorders>
-              <w:top w:val="single" w:sz="8" w:space="0" w:color="000000"/>
-              <w:left w:val="single" w:sz="8" w:space="0" w:color="000000"/>
-              <w:bottom w:val="single" w:sz="8" w:space="0" w:color="000000"/>
-              <w:right w:val="single" w:sz="8" w:space="0" w:color="000000"/>
-            </w:tcBorders>
-            <w:vAlign w:val="center"/>
-          </w:tcPr>
-          <w:p>
-            <w:pPr>
-              <w:jc w:val="both"/>
+              <w:jc w:val="left"/>
               <w:rPr>
                 <w:sz w:val="24"/>
                 <w:szCs w:val="24"/>
@@ -8959,11 +9145,12 @@
       </w:tr>
       <w:tr>
         <w:trPr>
+          <w:cantSplit/>
           <w:jc w:val="center"/>
         </w:trPr>
         <w:tc>
           <w:tcPr>
-            <w:tcW w:w="850" w:type="dxa"/>
+            <w:tcW w:w="793" w:type="dxa"/>
             <w:tcBorders>
               <w:top w:val="single" w:sz="8" w:space="0" w:color="000000"/>
               <w:left w:val="single" w:sz="8" w:space="0" w:color="000000"/>
@@ -8991,6 +9178,91 @@
         </w:tc>
         <w:tc>
           <w:tcPr>
+            <w:tcW w:w="1644" w:type="dxa"/>
+            <w:tcBorders>
+              <w:top w:val="single" w:sz="8" w:space="0" w:color="000000"/>
+              <w:left w:val="single" w:sz="8" w:space="0" w:color="000000"/>
+              <w:bottom w:val="single" w:sz="8" w:space="0" w:color="000000"/>
+              <w:right w:val="single" w:sz="8" w:space="0" w:color="000000"/>
+            </w:tcBorders>
+            <w:vAlign w:val="center"/>
+          </w:tcPr>
+          <w:p>
+            <w:pPr>
+              <w:rPr>
+                <w:sz w:val="24"/>
+                <w:szCs w:val="24"/>
+              </w:rPr>
+            </w:pPr>
+            <w:r>
+              <w:rPr>
+                <w:b w:val="0"/>
+                <w:sz w:val="24"/>
+                <w:szCs w:val="24"/>
+              </w:rPr>
+              <w:t>Fitur yang Tersedia</w:t>
+            </w:r>
+          </w:p>
+        </w:tc>
+        <w:tc>
+          <w:tcPr>
+            <w:tcW w:w="3628" w:type="dxa"/>
+            <w:tcBorders>
+              <w:top w:val="single" w:sz="8" w:space="0" w:color="000000"/>
+              <w:left w:val="single" w:sz="8" w:space="0" w:color="000000"/>
+              <w:bottom w:val="single" w:sz="8" w:space="0" w:color="000000"/>
+              <w:right w:val="single" w:sz="8" w:space="0" w:color="000000"/>
+            </w:tcBorders>
+            <w:vAlign w:val="center"/>
+          </w:tcPr>
+          <w:p>
+            <w:pPr>
+              <w:jc w:val="left"/>
+              <w:rPr>
+                <w:sz w:val="24"/>
+                <w:szCs w:val="24"/>
+              </w:rPr>
+            </w:pPr>
+            <w:r>
+              <w:rPr>
+                <w:b w:val="0"/>
+                <w:sz w:val="24"/>
+                <w:szCs w:val="24"/>
+              </w:rPr>
+              <w:t>Solusi di dokumen order hanya memuat fitur yang sudah tersedia (SNX-COM-SOP-01 butir 4.11).</w:t>
+            </w:r>
+          </w:p>
+        </w:tc>
+        <w:tc>
+          <w:tcPr>
+            <w:tcW w:w="1134" w:type="dxa"/>
+            <w:tcBorders>
+              <w:top w:val="single" w:sz="8" w:space="0" w:color="000000"/>
+              <w:left w:val="single" w:sz="8" w:space="0" w:color="000000"/>
+              <w:bottom w:val="single" w:sz="8" w:space="0" w:color="000000"/>
+              <w:right w:val="single" w:sz="8" w:space="0" w:color="000000"/>
+            </w:tcBorders>
+            <w:vAlign w:val="center"/>
+          </w:tcPr>
+          <w:p>
+            <w:pPr>
+              <w:jc w:val="left"/>
+              <w:rPr>
+                <w:sz w:val="24"/>
+                <w:szCs w:val="24"/>
+              </w:rPr>
+            </w:pPr>
+            <w:r>
+              <w:rPr>
+                <w:b w:val="0"/>
+                <w:sz w:val="24"/>
+                <w:szCs w:val="24"/>
+              </w:rPr>
+            </w:r>
+          </w:p>
+        </w:tc>
+        <w:tc>
+          <w:tcPr>
             <w:tcW w:w="1871" w:type="dxa"/>
             <w:tcBorders>
               <w:top w:val="single" w:sz="8" w:space="0" w:color="000000"/>
@@ -9002,92 +9274,7 @@
           </w:tcPr>
           <w:p>
             <w:pPr>
-              <w:rPr>
-                <w:sz w:val="24"/>
-                <w:szCs w:val="24"/>
-              </w:rPr>
-            </w:pPr>
-            <w:r>
-              <w:rPr>
-                <w:b w:val="0"/>
-                <w:sz w:val="24"/>
-                <w:szCs w:val="24"/>
-              </w:rPr>
-              <w:t>Fitur yang Tersedia</w:t>
-            </w:r>
-          </w:p>
-        </w:tc>
-        <w:tc>
-          <w:tcPr>
-            <w:tcW w:w="3685" w:type="dxa"/>
-            <w:tcBorders>
-              <w:top w:val="single" w:sz="8" w:space="0" w:color="000000"/>
-              <w:left w:val="single" w:sz="8" w:space="0" w:color="000000"/>
-              <w:bottom w:val="single" w:sz="8" w:space="0" w:color="000000"/>
-              <w:right w:val="single" w:sz="8" w:space="0" w:color="000000"/>
-            </w:tcBorders>
-            <w:vAlign w:val="center"/>
-          </w:tcPr>
-          <w:p>
-            <w:pPr>
-              <w:jc w:val="both"/>
-              <w:rPr>
-                <w:sz w:val="24"/>
-                <w:szCs w:val="24"/>
-              </w:rPr>
-            </w:pPr>
-            <w:r>
-              <w:rPr>
-                <w:b w:val="0"/>
-                <w:sz w:val="24"/>
-                <w:szCs w:val="24"/>
-              </w:rPr>
-              <w:t>Solusi di dokumen order hanya memuat fitur yang sudah tersedia (SNX-COM-SOP-01 butir 4.11).</w:t>
-            </w:r>
-          </w:p>
-        </w:tc>
-        <w:tc>
-          <w:tcPr>
-            <w:tcW w:w="1077" w:type="dxa"/>
-            <w:tcBorders>
-              <w:top w:val="single" w:sz="8" w:space="0" w:color="000000"/>
-              <w:left w:val="single" w:sz="8" w:space="0" w:color="000000"/>
-              <w:bottom w:val="single" w:sz="8" w:space="0" w:color="000000"/>
-              <w:right w:val="single" w:sz="8" w:space="0" w:color="000000"/>
-            </w:tcBorders>
-            <w:vAlign w:val="center"/>
-          </w:tcPr>
-          <w:p>
-            <w:pPr>
-              <w:jc w:val="both"/>
-              <w:rPr>
-                <w:sz w:val="24"/>
-                <w:szCs w:val="24"/>
-              </w:rPr>
-            </w:pPr>
-            <w:r>
-              <w:rPr>
-                <w:b w:val="0"/>
-                <w:sz w:val="24"/>
-                <w:szCs w:val="24"/>
-              </w:rPr>
-            </w:r>
-          </w:p>
-        </w:tc>
-        <w:tc>
-          <w:tcPr>
-            <w:tcW w:w="1587" w:type="dxa"/>
-            <w:tcBorders>
-              <w:top w:val="single" w:sz="8" w:space="0" w:color="000000"/>
-              <w:left w:val="single" w:sz="8" w:space="0" w:color="000000"/>
-              <w:bottom w:val="single" w:sz="8" w:space="0" w:color="000000"/>
-              <w:right w:val="single" w:sz="8" w:space="0" w:color="000000"/>
-            </w:tcBorders>
-            <w:vAlign w:val="center"/>
-          </w:tcPr>
-          <w:p>
-            <w:pPr>
-              <w:jc w:val="both"/>
+              <w:jc w:val="left"/>
               <w:rPr>
                 <w:sz w:val="24"/>
                 <w:szCs w:val="24"/>
@@ -9131,6 +9318,7 @@
     <w:p>
       <w:pPr>
         <w:pStyle w:val="Heading2"/>
+        <w:keepNext/>
         <w:numPr>
           <w:ilvl w:val="1"/>
           <w:numId w:val="7"/>
@@ -9151,29 +9339,32 @@
         <w:tblLook w:val="0400" w:firstRow="0" w:lastRow="0" w:firstColumn="0" w:lastColumn="0" w:noHBand="0" w:noVBand="1"/>
       </w:tblPr>
       <w:tblGrid>
-        <w:gridCol w:w="850"/>
+        <w:gridCol w:w="793"/>
+        <w:gridCol w:w="1644"/>
+        <w:gridCol w:w="3628"/>
+        <w:gridCol w:w="1134"/>
         <w:gridCol w:w="1871"/>
-        <w:gridCol w:w="3685"/>
-        <w:gridCol w:w="1077"/>
-        <w:gridCol w:w="1587"/>
       </w:tblGrid>
       <w:tr>
         <w:trPr>
+          <w:cantSplit/>
+          <w:tblHeader/>
           <w:jc w:val="center"/>
         </w:trPr>
         <w:tc>
           <w:tcPr>
-            <w:tcW w:w="850" w:type="dxa"/>
-            <w:tcBorders>
-              <w:top w:val="single" w:sz="8" w:space="0" w:color="000000"/>
-              <w:left w:val="single" w:sz="8" w:space="0" w:color="000000"/>
-              <w:bottom w:val="single" w:sz="8" w:space="0" w:color="000000"/>
-              <w:right w:val="single" w:sz="8" w:space="0" w:color="000000"/>
-            </w:tcBorders>
-            <w:vAlign w:val="center"/>
-          </w:tcPr>
-          <w:p>
-            <w:pPr>
+            <w:tcW w:w="793" w:type="dxa"/>
+            <w:tcBorders>
+              <w:top w:val="single" w:sz="8" w:space="0" w:color="000000"/>
+              <w:left w:val="single" w:sz="8" w:space="0" w:color="000000"/>
+              <w:bottom w:val="single" w:sz="8" w:space="0" w:color="000000"/>
+              <w:right w:val="single" w:sz="8" w:space="0" w:color="000000"/>
+            </w:tcBorders>
+            <w:vAlign w:val="center"/>
+          </w:tcPr>
+          <w:p>
+            <w:pPr>
+              <w:keepNext/>
               <w:jc w:val="center"/>
               <w:rPr>
                 <w:sz w:val="24"/>
@@ -9193,17 +9384,18 @@
         </w:tc>
         <w:tc>
           <w:tcPr>
-            <w:tcW w:w="1871" w:type="dxa"/>
-            <w:tcBorders>
-              <w:top w:val="single" w:sz="8" w:space="0" w:color="000000"/>
-              <w:left w:val="single" w:sz="8" w:space="0" w:color="000000"/>
-              <w:bottom w:val="single" w:sz="8" w:space="0" w:color="000000"/>
-              <w:right w:val="single" w:sz="8" w:space="0" w:color="000000"/>
-            </w:tcBorders>
-            <w:vAlign w:val="center"/>
-          </w:tcPr>
-          <w:p>
-            <w:pPr>
+            <w:tcW w:w="1644" w:type="dxa"/>
+            <w:tcBorders>
+              <w:top w:val="single" w:sz="8" w:space="0" w:color="000000"/>
+              <w:left w:val="single" w:sz="8" w:space="0" w:color="000000"/>
+              <w:bottom w:val="single" w:sz="8" w:space="0" w:color="000000"/>
+              <w:right w:val="single" w:sz="8" w:space="0" w:color="000000"/>
+            </w:tcBorders>
+            <w:vAlign w:val="center"/>
+          </w:tcPr>
+          <w:p>
+            <w:pPr>
+              <w:keepNext/>
               <w:jc w:val="center"/>
               <w:rPr>
                 <w:sz w:val="24"/>
@@ -9223,17 +9415,18 @@
         </w:tc>
         <w:tc>
           <w:tcPr>
-            <w:tcW w:w="3685" w:type="dxa"/>
-            <w:tcBorders>
-              <w:top w:val="single" w:sz="8" w:space="0" w:color="000000"/>
-              <w:left w:val="single" w:sz="8" w:space="0" w:color="000000"/>
-              <w:bottom w:val="single" w:sz="8" w:space="0" w:color="000000"/>
-              <w:right w:val="single" w:sz="8" w:space="0" w:color="000000"/>
-            </w:tcBorders>
-            <w:vAlign w:val="center"/>
-          </w:tcPr>
-          <w:p>
-            <w:pPr>
+            <w:tcW w:w="3628" w:type="dxa"/>
+            <w:tcBorders>
+              <w:top w:val="single" w:sz="8" w:space="0" w:color="000000"/>
+              <w:left w:val="single" w:sz="8" w:space="0" w:color="000000"/>
+              <w:bottom w:val="single" w:sz="8" w:space="0" w:color="000000"/>
+              <w:right w:val="single" w:sz="8" w:space="0" w:color="000000"/>
+            </w:tcBorders>
+            <w:vAlign w:val="center"/>
+          </w:tcPr>
+          <w:p>
+            <w:pPr>
+              <w:keepNext/>
               <w:jc w:val="center"/>
               <w:rPr>
                 <w:sz w:val="24"/>
@@ -9253,17 +9446,18 @@
         </w:tc>
         <w:tc>
           <w:tcPr>
-            <w:tcW w:w="1077" w:type="dxa"/>
-            <w:tcBorders>
-              <w:top w:val="single" w:sz="8" w:space="0" w:color="000000"/>
-              <w:left w:val="single" w:sz="8" w:space="0" w:color="000000"/>
-              <w:bottom w:val="single" w:sz="8" w:space="0" w:color="000000"/>
-              <w:right w:val="single" w:sz="8" w:space="0" w:color="000000"/>
-            </w:tcBorders>
-            <w:vAlign w:val="center"/>
-          </w:tcPr>
-          <w:p>
-            <w:pPr>
+            <w:tcW w:w="1134" w:type="dxa"/>
+            <w:tcBorders>
+              <w:top w:val="single" w:sz="8" w:space="0" w:color="000000"/>
+              <w:left w:val="single" w:sz="8" w:space="0" w:color="000000"/>
+              <w:bottom w:val="single" w:sz="8" w:space="0" w:color="000000"/>
+              <w:right w:val="single" w:sz="8" w:space="0" w:color="000000"/>
+            </w:tcBorders>
+            <w:vAlign w:val="center"/>
+          </w:tcPr>
+          <w:p>
+            <w:pPr>
+              <w:keepNext/>
               <w:jc w:val="center"/>
               <w:rPr>
                 <w:sz w:val="24"/>
@@ -9283,17 +9477,18 @@
         </w:tc>
         <w:tc>
           <w:tcPr>
-            <w:tcW w:w="1587" w:type="dxa"/>
-            <w:tcBorders>
-              <w:top w:val="single" w:sz="8" w:space="0" w:color="000000"/>
-              <w:left w:val="single" w:sz="8" w:space="0" w:color="000000"/>
-              <w:bottom w:val="single" w:sz="8" w:space="0" w:color="000000"/>
-              <w:right w:val="single" w:sz="8" w:space="0" w:color="000000"/>
-            </w:tcBorders>
-            <w:vAlign w:val="center"/>
-          </w:tcPr>
-          <w:p>
-            <w:pPr>
+            <w:tcW w:w="1871" w:type="dxa"/>
+            <w:tcBorders>
+              <w:top w:val="single" w:sz="8" w:space="0" w:color="000000"/>
+              <w:left w:val="single" w:sz="8" w:space="0" w:color="000000"/>
+              <w:bottom w:val="single" w:sz="8" w:space="0" w:color="000000"/>
+              <w:right w:val="single" w:sz="8" w:space="0" w:color="000000"/>
+            </w:tcBorders>
+            <w:vAlign w:val="center"/>
+          </w:tcPr>
+          <w:p>
+            <w:pPr>
+              <w:keepNext/>
               <w:jc w:val="center"/>
               <w:rPr>
                 <w:sz w:val="24"/>
@@ -9314,11 +9509,12 @@
       </w:tr>
       <w:tr>
         <w:trPr>
+          <w:cantSplit/>
           <w:jc w:val="center"/>
         </w:trPr>
         <w:tc>
           <w:tcPr>
-            <w:tcW w:w="850" w:type="dxa"/>
+            <w:tcW w:w="793" w:type="dxa"/>
             <w:tcBorders>
               <w:top w:val="single" w:sz="8" w:space="0" w:color="000000"/>
               <w:left w:val="single" w:sz="8" w:space="0" w:color="000000"/>
@@ -9346,6 +9542,91 @@
         </w:tc>
         <w:tc>
           <w:tcPr>
+            <w:tcW w:w="1644" w:type="dxa"/>
+            <w:tcBorders>
+              <w:top w:val="single" w:sz="8" w:space="0" w:color="000000"/>
+              <w:left w:val="single" w:sz="8" w:space="0" w:color="000000"/>
+              <w:bottom w:val="single" w:sz="8" w:space="0" w:color="000000"/>
+              <w:right w:val="single" w:sz="8" w:space="0" w:color="000000"/>
+            </w:tcBorders>
+            <w:vAlign w:val="center"/>
+          </w:tcPr>
+          <w:p>
+            <w:pPr>
+              <w:rPr>
+                <w:sz w:val="24"/>
+                <w:szCs w:val="24"/>
+              </w:rPr>
+            </w:pPr>
+            <w:r>
+              <w:rPr>
+                <w:b w:val="0"/>
+                <w:sz w:val="24"/>
+                <w:szCs w:val="24"/>
+              </w:rPr>
+              <w:t>Kelayakan Solusi</w:t>
+            </w:r>
+          </w:p>
+        </w:tc>
+        <w:tc>
+          <w:tcPr>
+            <w:tcW w:w="3628" w:type="dxa"/>
+            <w:tcBorders>
+              <w:top w:val="single" w:sz="8" w:space="0" w:color="000000"/>
+              <w:left w:val="single" w:sz="8" w:space="0" w:color="000000"/>
+              <w:bottom w:val="single" w:sz="8" w:space="0" w:color="000000"/>
+              <w:right w:val="single" w:sz="8" w:space="0" w:color="000000"/>
+            </w:tcBorders>
+            <w:vAlign w:val="center"/>
+          </w:tcPr>
+          <w:p>
+            <w:pPr>
+              <w:jc w:val="left"/>
+              <w:rPr>
+                <w:sz w:val="24"/>
+                <w:szCs w:val="24"/>
+              </w:rPr>
+            </w:pPr>
+            <w:r>
+              <w:rPr>
+                <w:b w:val="0"/>
+                <w:sz w:val="24"/>
+                <w:szCs w:val="24"/>
+              </w:rPr>
+              <w:t>Solusi memenuhi kebutuhan di tabel Kebutuhan Customer dengan produk dan batasan kapabilitas SINUX yang ada. Solusi yang tidak feasible ditulis di kolom Catatan beserta alasannya.</w:t>
+            </w:r>
+          </w:p>
+        </w:tc>
+        <w:tc>
+          <w:tcPr>
+            <w:tcW w:w="1134" w:type="dxa"/>
+            <w:tcBorders>
+              <w:top w:val="single" w:sz="8" w:space="0" w:color="000000"/>
+              <w:left w:val="single" w:sz="8" w:space="0" w:color="000000"/>
+              <w:bottom w:val="single" w:sz="8" w:space="0" w:color="000000"/>
+              <w:right w:val="single" w:sz="8" w:space="0" w:color="000000"/>
+            </w:tcBorders>
+            <w:vAlign w:val="center"/>
+          </w:tcPr>
+          <w:p>
+            <w:pPr>
+              <w:jc w:val="left"/>
+              <w:rPr>
+                <w:sz w:val="24"/>
+                <w:szCs w:val="24"/>
+              </w:rPr>
+            </w:pPr>
+            <w:r>
+              <w:rPr>
+                <w:b w:val="0"/>
+                <w:sz w:val="24"/>
+                <w:szCs w:val="24"/>
+              </w:rPr>
+            </w:r>
+          </w:p>
+        </w:tc>
+        <w:tc>
+          <w:tcPr>
             <w:tcW w:w="1871" w:type="dxa"/>
             <w:tcBorders>
               <w:top w:val="single" w:sz="8" w:space="0" w:color="000000"/>
@@ -9357,92 +9638,7 @@
           </w:tcPr>
           <w:p>
             <w:pPr>
-              <w:rPr>
-                <w:sz w:val="24"/>
-                <w:szCs w:val="24"/>
-              </w:rPr>
-            </w:pPr>
-            <w:r>
-              <w:rPr>
-                <w:b w:val="0"/>
-                <w:sz w:val="24"/>
-                <w:szCs w:val="24"/>
-              </w:rPr>
-              <w:t>Kelayakan Solusi</w:t>
-            </w:r>
-          </w:p>
-        </w:tc>
-        <w:tc>
-          <w:tcPr>
-            <w:tcW w:w="3685" w:type="dxa"/>
-            <w:tcBorders>
-              <w:top w:val="single" w:sz="8" w:space="0" w:color="000000"/>
-              <w:left w:val="single" w:sz="8" w:space="0" w:color="000000"/>
-              <w:bottom w:val="single" w:sz="8" w:space="0" w:color="000000"/>
-              <w:right w:val="single" w:sz="8" w:space="0" w:color="000000"/>
-            </w:tcBorders>
-            <w:vAlign w:val="center"/>
-          </w:tcPr>
-          <w:p>
-            <w:pPr>
-              <w:jc w:val="both"/>
-              <w:rPr>
-                <w:sz w:val="24"/>
-                <w:szCs w:val="24"/>
-              </w:rPr>
-            </w:pPr>
-            <w:r>
-              <w:rPr>
-                <w:b w:val="0"/>
-                <w:sz w:val="24"/>
-                <w:szCs w:val="24"/>
-              </w:rPr>
-              <w:t>Solusi memenuhi kebutuhan pada tabel Kebutuhan Customer dengan produk dan batasan kapabilitas SINUX yang ada. Solusi yang tidak feasible ditulis di kolom Catatan beserta alasannya.</w:t>
-            </w:r>
-          </w:p>
-        </w:tc>
-        <w:tc>
-          <w:tcPr>
-            <w:tcW w:w="1077" w:type="dxa"/>
-            <w:tcBorders>
-              <w:top w:val="single" w:sz="8" w:space="0" w:color="000000"/>
-              <w:left w:val="single" w:sz="8" w:space="0" w:color="000000"/>
-              <w:bottom w:val="single" w:sz="8" w:space="0" w:color="000000"/>
-              <w:right w:val="single" w:sz="8" w:space="0" w:color="000000"/>
-            </w:tcBorders>
-            <w:vAlign w:val="center"/>
-          </w:tcPr>
-          <w:p>
-            <w:pPr>
-              <w:jc w:val="both"/>
-              <w:rPr>
-                <w:sz w:val="24"/>
-                <w:szCs w:val="24"/>
-              </w:rPr>
-            </w:pPr>
-            <w:r>
-              <w:rPr>
-                <w:b w:val="0"/>
-                <w:sz w:val="24"/>
-                <w:szCs w:val="24"/>
-              </w:rPr>
-            </w:r>
-          </w:p>
-        </w:tc>
-        <w:tc>
-          <w:tcPr>
-            <w:tcW w:w="1587" w:type="dxa"/>
-            <w:tcBorders>
-              <w:top w:val="single" w:sz="8" w:space="0" w:color="000000"/>
-              <w:left w:val="single" w:sz="8" w:space="0" w:color="000000"/>
-              <w:bottom w:val="single" w:sz="8" w:space="0" w:color="000000"/>
-              <w:right w:val="single" w:sz="8" w:space="0" w:color="000000"/>
-            </w:tcBorders>
-            <w:vAlign w:val="center"/>
-          </w:tcPr>
-          <w:p>
-            <w:pPr>
-              <w:jc w:val="both"/>
+              <w:jc w:val="left"/>
               <w:rPr>
                 <w:sz w:val="24"/>
                 <w:szCs w:val="24"/>
@@ -9460,11 +9656,12 @@
       </w:tr>
       <w:tr>
         <w:trPr>
+          <w:cantSplit/>
           <w:jc w:val="center"/>
         </w:trPr>
         <w:tc>
           <w:tcPr>
-            <w:tcW w:w="850" w:type="dxa"/>
+            <w:tcW w:w="793" w:type="dxa"/>
             <w:tcBorders>
               <w:top w:val="single" w:sz="8" w:space="0" w:color="000000"/>
               <w:left w:val="single" w:sz="8" w:space="0" w:color="000000"/>
@@ -9492,6 +9689,91 @@
         </w:tc>
         <w:tc>
           <w:tcPr>
+            <w:tcW w:w="1644" w:type="dxa"/>
+            <w:tcBorders>
+              <w:top w:val="single" w:sz="8" w:space="0" w:color="000000"/>
+              <w:left w:val="single" w:sz="8" w:space="0" w:color="000000"/>
+              <w:bottom w:val="single" w:sz="8" w:space="0" w:color="000000"/>
+              <w:right w:val="single" w:sz="8" w:space="0" w:color="000000"/>
+            </w:tcBorders>
+            <w:vAlign w:val="center"/>
+          </w:tcPr>
+          <w:p>
+            <w:pPr>
+              <w:rPr>
+                <w:sz w:val="24"/>
+                <w:szCs w:val="24"/>
+              </w:rPr>
+            </w:pPr>
+            <w:r>
+              <w:rPr>
+                <w:b w:val="0"/>
+                <w:sz w:val="24"/>
+                <w:szCs w:val="24"/>
+              </w:rPr>
+              <w:t>Desain dan Sizing</w:t>
+            </w:r>
+          </w:p>
+        </w:tc>
+        <w:tc>
+          <w:tcPr>
+            <w:tcW w:w="3628" w:type="dxa"/>
+            <w:tcBorders>
+              <w:top w:val="single" w:sz="8" w:space="0" w:color="000000"/>
+              <w:left w:val="single" w:sz="8" w:space="0" w:color="000000"/>
+              <w:bottom w:val="single" w:sz="8" w:space="0" w:color="000000"/>
+              <w:right w:val="single" w:sz="8" w:space="0" w:color="000000"/>
+            </w:tcBorders>
+            <w:vAlign w:val="center"/>
+          </w:tcPr>
+          <w:p>
+            <w:pPr>
+              <w:jc w:val="left"/>
+              <w:rPr>
+                <w:sz w:val="24"/>
+                <w:szCs w:val="24"/>
+              </w:rPr>
+            </w:pPr>
+            <w:r>
+              <w:rPr>
+                <w:b w:val="0"/>
+                <w:sz w:val="24"/>
+                <w:szCs w:val="24"/>
+              </w:rPr>
+              <w:t>Solution design, sizing, BOM/BOQ, dan asumsi teknis yang dipakai di penawaran, beserta letak berkasnya.</w:t>
+            </w:r>
+          </w:p>
+        </w:tc>
+        <w:tc>
+          <w:tcPr>
+            <w:tcW w:w="1134" w:type="dxa"/>
+            <w:tcBorders>
+              <w:top w:val="single" w:sz="8" w:space="0" w:color="000000"/>
+              <w:left w:val="single" w:sz="8" w:space="0" w:color="000000"/>
+              <w:bottom w:val="single" w:sz="8" w:space="0" w:color="000000"/>
+              <w:right w:val="single" w:sz="8" w:space="0" w:color="000000"/>
+            </w:tcBorders>
+            <w:vAlign w:val="center"/>
+          </w:tcPr>
+          <w:p>
+            <w:pPr>
+              <w:jc w:val="left"/>
+              <w:rPr>
+                <w:sz w:val="24"/>
+                <w:szCs w:val="24"/>
+              </w:rPr>
+            </w:pPr>
+            <w:r>
+              <w:rPr>
+                <w:b w:val="0"/>
+                <w:sz w:val="24"/>
+                <w:szCs w:val="24"/>
+              </w:rPr>
+            </w:r>
+          </w:p>
+        </w:tc>
+        <w:tc>
+          <w:tcPr>
             <w:tcW w:w="1871" w:type="dxa"/>
             <w:tcBorders>
               <w:top w:val="single" w:sz="8" w:space="0" w:color="000000"/>
@@ -9503,92 +9785,7 @@
           </w:tcPr>
           <w:p>
             <w:pPr>
-              <w:rPr>
-                <w:sz w:val="24"/>
-                <w:szCs w:val="24"/>
-              </w:rPr>
-            </w:pPr>
-            <w:r>
-              <w:rPr>
-                <w:b w:val="0"/>
-                <w:sz w:val="24"/>
-                <w:szCs w:val="24"/>
-              </w:rPr>
-              <w:t>Desain dan Sizing</w:t>
-            </w:r>
-          </w:p>
-        </w:tc>
-        <w:tc>
-          <w:tcPr>
-            <w:tcW w:w="3685" w:type="dxa"/>
-            <w:tcBorders>
-              <w:top w:val="single" w:sz="8" w:space="0" w:color="000000"/>
-              <w:left w:val="single" w:sz="8" w:space="0" w:color="000000"/>
-              <w:bottom w:val="single" w:sz="8" w:space="0" w:color="000000"/>
-              <w:right w:val="single" w:sz="8" w:space="0" w:color="000000"/>
-            </w:tcBorders>
-            <w:vAlign w:val="center"/>
-          </w:tcPr>
-          <w:p>
-            <w:pPr>
-              <w:jc w:val="both"/>
-              <w:rPr>
-                <w:sz w:val="24"/>
-                <w:szCs w:val="24"/>
-              </w:rPr>
-            </w:pPr>
-            <w:r>
-              <w:rPr>
-                <w:b w:val="0"/>
-                <w:sz w:val="24"/>
-                <w:szCs w:val="24"/>
-              </w:rPr>
-              <w:t>Solution design, sizing, BOM/BOQ, dan asumsi teknis yang dipakai di penawaran, beserta letak berkasnya.</w:t>
-            </w:r>
-          </w:p>
-        </w:tc>
-        <w:tc>
-          <w:tcPr>
-            <w:tcW w:w="1077" w:type="dxa"/>
-            <w:tcBorders>
-              <w:top w:val="single" w:sz="8" w:space="0" w:color="000000"/>
-              <w:left w:val="single" w:sz="8" w:space="0" w:color="000000"/>
-              <w:bottom w:val="single" w:sz="8" w:space="0" w:color="000000"/>
-              <w:right w:val="single" w:sz="8" w:space="0" w:color="000000"/>
-            </w:tcBorders>
-            <w:vAlign w:val="center"/>
-          </w:tcPr>
-          <w:p>
-            <w:pPr>
-              <w:jc w:val="both"/>
-              <w:rPr>
-                <w:sz w:val="24"/>
-                <w:szCs w:val="24"/>
-              </w:rPr>
-            </w:pPr>
-            <w:r>
-              <w:rPr>
-                <w:b w:val="0"/>
-                <w:sz w:val="24"/>
-                <w:szCs w:val="24"/>
-              </w:rPr>
-            </w:r>
-          </w:p>
-        </w:tc>
-        <w:tc>
-          <w:tcPr>
-            <w:tcW w:w="1587" w:type="dxa"/>
-            <w:tcBorders>
-              <w:top w:val="single" w:sz="8" w:space="0" w:color="000000"/>
-              <w:left w:val="single" w:sz="8" w:space="0" w:color="000000"/>
-              <w:bottom w:val="single" w:sz="8" w:space="0" w:color="000000"/>
-              <w:right w:val="single" w:sz="8" w:space="0" w:color="000000"/>
-            </w:tcBorders>
-            <w:vAlign w:val="center"/>
-          </w:tcPr>
-          <w:p>
-            <w:pPr>
-              <w:jc w:val="both"/>
+              <w:jc w:val="left"/>
               <w:rPr>
                 <w:sz w:val="24"/>
                 <w:szCs w:val="24"/>
@@ -9606,11 +9803,12 @@
       </w:tr>
       <w:tr>
         <w:trPr>
+          <w:cantSplit/>
           <w:jc w:val="center"/>
         </w:trPr>
         <w:tc>
           <w:tcPr>
-            <w:tcW w:w="850" w:type="dxa"/>
+            <w:tcW w:w="793" w:type="dxa"/>
             <w:tcBorders>
               <w:top w:val="single" w:sz="8" w:space="0" w:color="000000"/>
               <w:left w:val="single" w:sz="8" w:space="0" w:color="000000"/>
@@ -9638,6 +9836,91 @@
         </w:tc>
         <w:tc>
           <w:tcPr>
+            <w:tcW w:w="1644" w:type="dxa"/>
+            <w:tcBorders>
+              <w:top w:val="single" w:sz="8" w:space="0" w:color="000000"/>
+              <w:left w:val="single" w:sz="8" w:space="0" w:color="000000"/>
+              <w:bottom w:val="single" w:sz="8" w:space="0" w:color="000000"/>
+              <w:right w:val="single" w:sz="8" w:space="0" w:color="000000"/>
+            </w:tcBorders>
+            <w:vAlign w:val="center"/>
+          </w:tcPr>
+          <w:p>
+            <w:pPr>
+              <w:rPr>
+                <w:sz w:val="24"/>
+                <w:szCs w:val="24"/>
+              </w:rPr>
+            </w:pPr>
+            <w:r>
+              <w:rPr>
+                <w:b w:val="0"/>
+                <w:sz w:val="24"/>
+                <w:szCs w:val="24"/>
+              </w:rPr>
+              <w:t>Risiko Teknis</w:t>
+            </w:r>
+          </w:p>
+        </w:tc>
+        <w:tc>
+          <w:tcPr>
+            <w:tcW w:w="3628" w:type="dxa"/>
+            <w:tcBorders>
+              <w:top w:val="single" w:sz="8" w:space="0" w:color="000000"/>
+              <w:left w:val="single" w:sz="8" w:space="0" w:color="000000"/>
+              <w:bottom w:val="single" w:sz="8" w:space="0" w:color="000000"/>
+              <w:right w:val="single" w:sz="8" w:space="0" w:color="000000"/>
+            </w:tcBorders>
+            <w:vAlign w:val="center"/>
+          </w:tcPr>
+          <w:p>
+            <w:pPr>
+              <w:jc w:val="left"/>
+              <w:rPr>
+                <w:sz w:val="24"/>
+                <w:szCs w:val="24"/>
+              </w:rPr>
+            </w:pPr>
+            <w:r>
+              <w:rPr>
+                <w:b w:val="0"/>
+                <w:sz w:val="24"/>
+                <w:szCs w:val="24"/>
+              </w:rPr>
+              <w:t>Risiko implementasi, lisensi, kompatibilitas, dan dependensi vendor atas solusi yang ditawarkan.</w:t>
+            </w:r>
+          </w:p>
+        </w:tc>
+        <w:tc>
+          <w:tcPr>
+            <w:tcW w:w="1134" w:type="dxa"/>
+            <w:tcBorders>
+              <w:top w:val="single" w:sz="8" w:space="0" w:color="000000"/>
+              <w:left w:val="single" w:sz="8" w:space="0" w:color="000000"/>
+              <w:bottom w:val="single" w:sz="8" w:space="0" w:color="000000"/>
+              <w:right w:val="single" w:sz="8" w:space="0" w:color="000000"/>
+            </w:tcBorders>
+            <w:vAlign w:val="center"/>
+          </w:tcPr>
+          <w:p>
+            <w:pPr>
+              <w:jc w:val="left"/>
+              <w:rPr>
+                <w:sz w:val="24"/>
+                <w:szCs w:val="24"/>
+              </w:rPr>
+            </w:pPr>
+            <w:r>
+              <w:rPr>
+                <w:b w:val="0"/>
+                <w:sz w:val="24"/>
+                <w:szCs w:val="24"/>
+              </w:rPr>
+            </w:r>
+          </w:p>
+        </w:tc>
+        <w:tc>
+          <w:tcPr>
             <w:tcW w:w="1871" w:type="dxa"/>
             <w:tcBorders>
               <w:top w:val="single" w:sz="8" w:space="0" w:color="000000"/>
@@ -9649,92 +9932,7 @@
           </w:tcPr>
           <w:p>
             <w:pPr>
-              <w:rPr>
-                <w:sz w:val="24"/>
-                <w:szCs w:val="24"/>
-              </w:rPr>
-            </w:pPr>
-            <w:r>
-              <w:rPr>
-                <w:b w:val="0"/>
-                <w:sz w:val="24"/>
-                <w:szCs w:val="24"/>
-              </w:rPr>
-              <w:t>Risiko Teknis</w:t>
-            </w:r>
-          </w:p>
-        </w:tc>
-        <w:tc>
-          <w:tcPr>
-            <w:tcW w:w="3685" w:type="dxa"/>
-            <w:tcBorders>
-              <w:top w:val="single" w:sz="8" w:space="0" w:color="000000"/>
-              <w:left w:val="single" w:sz="8" w:space="0" w:color="000000"/>
-              <w:bottom w:val="single" w:sz="8" w:space="0" w:color="000000"/>
-              <w:right w:val="single" w:sz="8" w:space="0" w:color="000000"/>
-            </w:tcBorders>
-            <w:vAlign w:val="center"/>
-          </w:tcPr>
-          <w:p>
-            <w:pPr>
-              <w:jc w:val="both"/>
-              <w:rPr>
-                <w:sz w:val="24"/>
-                <w:szCs w:val="24"/>
-              </w:rPr>
-            </w:pPr>
-            <w:r>
-              <w:rPr>
-                <w:b w:val="0"/>
-                <w:sz w:val="24"/>
-                <w:szCs w:val="24"/>
-              </w:rPr>
-              <w:t>Risiko implementasi, lisensi, kompatibilitas, dan dependensi vendor atas solusi yang ditawarkan.</w:t>
-            </w:r>
-          </w:p>
-        </w:tc>
-        <w:tc>
-          <w:tcPr>
-            <w:tcW w:w="1077" w:type="dxa"/>
-            <w:tcBorders>
-              <w:top w:val="single" w:sz="8" w:space="0" w:color="000000"/>
-              <w:left w:val="single" w:sz="8" w:space="0" w:color="000000"/>
-              <w:bottom w:val="single" w:sz="8" w:space="0" w:color="000000"/>
-              <w:right w:val="single" w:sz="8" w:space="0" w:color="000000"/>
-            </w:tcBorders>
-            <w:vAlign w:val="center"/>
-          </w:tcPr>
-          <w:p>
-            <w:pPr>
-              <w:jc w:val="both"/>
-              <w:rPr>
-                <w:sz w:val="24"/>
-                <w:szCs w:val="24"/>
-              </w:rPr>
-            </w:pPr>
-            <w:r>
-              <w:rPr>
-                <w:b w:val="0"/>
-                <w:sz w:val="24"/>
-                <w:szCs w:val="24"/>
-              </w:rPr>
-            </w:r>
-          </w:p>
-        </w:tc>
-        <w:tc>
-          <w:tcPr>
-            <w:tcW w:w="1587" w:type="dxa"/>
-            <w:tcBorders>
-              <w:top w:val="single" w:sz="8" w:space="0" w:color="000000"/>
-              <w:left w:val="single" w:sz="8" w:space="0" w:color="000000"/>
-              <w:bottom w:val="single" w:sz="8" w:space="0" w:color="000000"/>
-              <w:right w:val="single" w:sz="8" w:space="0" w:color="000000"/>
-            </w:tcBorders>
-            <w:vAlign w:val="center"/>
-          </w:tcPr>
-          <w:p>
-            <w:pPr>
-              <w:jc w:val="both"/>
+              <w:jc w:val="left"/>
               <w:rPr>
                 <w:sz w:val="24"/>
                 <w:szCs w:val="24"/>
@@ -9778,6 +9976,7 @@
     <w:p>
       <w:pPr>
         <w:pStyle w:val="Heading2"/>
+        <w:keepNext/>
         <w:numPr>
           <w:ilvl w:val="1"/>
           <w:numId w:val="7"/>
@@ -9798,29 +9997,32 @@
         <w:tblLook w:val="0400" w:firstRow="0" w:lastRow="0" w:firstColumn="0" w:lastColumn="0" w:noHBand="0" w:noVBand="1"/>
       </w:tblPr>
       <w:tblGrid>
-        <w:gridCol w:w="850"/>
+        <w:gridCol w:w="793"/>
+        <w:gridCol w:w="1644"/>
+        <w:gridCol w:w="3628"/>
+        <w:gridCol w:w="1134"/>
         <w:gridCol w:w="1871"/>
-        <w:gridCol w:w="3685"/>
-        <w:gridCol w:w="1077"/>
-        <w:gridCol w:w="1587"/>
       </w:tblGrid>
       <w:tr>
         <w:trPr>
+          <w:cantSplit/>
+          <w:tblHeader/>
           <w:jc w:val="center"/>
         </w:trPr>
         <w:tc>
           <w:tcPr>
-            <w:tcW w:w="850" w:type="dxa"/>
-            <w:tcBorders>
-              <w:top w:val="single" w:sz="8" w:space="0" w:color="000000"/>
-              <w:left w:val="single" w:sz="8" w:space="0" w:color="000000"/>
-              <w:bottom w:val="single" w:sz="8" w:space="0" w:color="000000"/>
-              <w:right w:val="single" w:sz="8" w:space="0" w:color="000000"/>
-            </w:tcBorders>
-            <w:vAlign w:val="center"/>
-          </w:tcPr>
-          <w:p>
-            <w:pPr>
+            <w:tcW w:w="793" w:type="dxa"/>
+            <w:tcBorders>
+              <w:top w:val="single" w:sz="8" w:space="0" w:color="000000"/>
+              <w:left w:val="single" w:sz="8" w:space="0" w:color="000000"/>
+              <w:bottom w:val="single" w:sz="8" w:space="0" w:color="000000"/>
+              <w:right w:val="single" w:sz="8" w:space="0" w:color="000000"/>
+            </w:tcBorders>
+            <w:vAlign w:val="center"/>
+          </w:tcPr>
+          <w:p>
+            <w:pPr>
+              <w:keepNext/>
               <w:jc w:val="center"/>
               <w:rPr>
                 <w:sz w:val="24"/>
@@ -9840,17 +10042,18 @@
         </w:tc>
         <w:tc>
           <w:tcPr>
-            <w:tcW w:w="1871" w:type="dxa"/>
-            <w:tcBorders>
-              <w:top w:val="single" w:sz="8" w:space="0" w:color="000000"/>
-              <w:left w:val="single" w:sz="8" w:space="0" w:color="000000"/>
-              <w:bottom w:val="single" w:sz="8" w:space="0" w:color="000000"/>
-              <w:right w:val="single" w:sz="8" w:space="0" w:color="000000"/>
-            </w:tcBorders>
-            <w:vAlign w:val="center"/>
-          </w:tcPr>
-          <w:p>
-            <w:pPr>
+            <w:tcW w:w="1644" w:type="dxa"/>
+            <w:tcBorders>
+              <w:top w:val="single" w:sz="8" w:space="0" w:color="000000"/>
+              <w:left w:val="single" w:sz="8" w:space="0" w:color="000000"/>
+              <w:bottom w:val="single" w:sz="8" w:space="0" w:color="000000"/>
+              <w:right w:val="single" w:sz="8" w:space="0" w:color="000000"/>
+            </w:tcBorders>
+            <w:vAlign w:val="center"/>
+          </w:tcPr>
+          <w:p>
+            <w:pPr>
+              <w:keepNext/>
               <w:jc w:val="center"/>
               <w:rPr>
                 <w:sz w:val="24"/>
@@ -9870,17 +10073,18 @@
         </w:tc>
         <w:tc>
           <w:tcPr>
-            <w:tcW w:w="3685" w:type="dxa"/>
-            <w:tcBorders>
-              <w:top w:val="single" w:sz="8" w:space="0" w:color="000000"/>
-              <w:left w:val="single" w:sz="8" w:space="0" w:color="000000"/>
-              <w:bottom w:val="single" w:sz="8" w:space="0" w:color="000000"/>
-              <w:right w:val="single" w:sz="8" w:space="0" w:color="000000"/>
-            </w:tcBorders>
-            <w:vAlign w:val="center"/>
-          </w:tcPr>
-          <w:p>
-            <w:pPr>
+            <w:tcW w:w="3628" w:type="dxa"/>
+            <w:tcBorders>
+              <w:top w:val="single" w:sz="8" w:space="0" w:color="000000"/>
+              <w:left w:val="single" w:sz="8" w:space="0" w:color="000000"/>
+              <w:bottom w:val="single" w:sz="8" w:space="0" w:color="000000"/>
+              <w:right w:val="single" w:sz="8" w:space="0" w:color="000000"/>
+            </w:tcBorders>
+            <w:vAlign w:val="center"/>
+          </w:tcPr>
+          <w:p>
+            <w:pPr>
+              <w:keepNext/>
               <w:jc w:val="center"/>
               <w:rPr>
                 <w:sz w:val="24"/>
@@ -9900,17 +10104,18 @@
         </w:tc>
         <w:tc>
           <w:tcPr>
-            <w:tcW w:w="1077" w:type="dxa"/>
-            <w:tcBorders>
-              <w:top w:val="single" w:sz="8" w:space="0" w:color="000000"/>
-              <w:left w:val="single" w:sz="8" w:space="0" w:color="000000"/>
-              <w:bottom w:val="single" w:sz="8" w:space="0" w:color="000000"/>
-              <w:right w:val="single" w:sz="8" w:space="0" w:color="000000"/>
-            </w:tcBorders>
-            <w:vAlign w:val="center"/>
-          </w:tcPr>
-          <w:p>
-            <w:pPr>
+            <w:tcW w:w="1134" w:type="dxa"/>
+            <w:tcBorders>
+              <w:top w:val="single" w:sz="8" w:space="0" w:color="000000"/>
+              <w:left w:val="single" w:sz="8" w:space="0" w:color="000000"/>
+              <w:bottom w:val="single" w:sz="8" w:space="0" w:color="000000"/>
+              <w:right w:val="single" w:sz="8" w:space="0" w:color="000000"/>
+            </w:tcBorders>
+            <w:vAlign w:val="center"/>
+          </w:tcPr>
+          <w:p>
+            <w:pPr>
+              <w:keepNext/>
               <w:jc w:val="center"/>
               <w:rPr>
                 <w:sz w:val="24"/>
@@ -9930,17 +10135,18 @@
         </w:tc>
         <w:tc>
           <w:tcPr>
-            <w:tcW w:w="1587" w:type="dxa"/>
-            <w:tcBorders>
-              <w:top w:val="single" w:sz="8" w:space="0" w:color="000000"/>
-              <w:left w:val="single" w:sz="8" w:space="0" w:color="000000"/>
-              <w:bottom w:val="single" w:sz="8" w:space="0" w:color="000000"/>
-              <w:right w:val="single" w:sz="8" w:space="0" w:color="000000"/>
-            </w:tcBorders>
-            <w:vAlign w:val="center"/>
-          </w:tcPr>
-          <w:p>
-            <w:pPr>
+            <w:tcW w:w="1871" w:type="dxa"/>
+            <w:tcBorders>
+              <w:top w:val="single" w:sz="8" w:space="0" w:color="000000"/>
+              <w:left w:val="single" w:sz="8" w:space="0" w:color="000000"/>
+              <w:bottom w:val="single" w:sz="8" w:space="0" w:color="000000"/>
+              <w:right w:val="single" w:sz="8" w:space="0" w:color="000000"/>
+            </w:tcBorders>
+            <w:vAlign w:val="center"/>
+          </w:tcPr>
+          <w:p>
+            <w:pPr>
+              <w:keepNext/>
               <w:jc w:val="center"/>
               <w:rPr>
                 <w:sz w:val="24"/>
@@ -9961,11 +10167,12 @@
       </w:tr>
       <w:tr>
         <w:trPr>
+          <w:cantSplit/>
           <w:jc w:val="center"/>
         </w:trPr>
         <w:tc>
           <w:tcPr>
-            <w:tcW w:w="850" w:type="dxa"/>
+            <w:tcW w:w="793" w:type="dxa"/>
             <w:tcBorders>
               <w:top w:val="single" w:sz="8" w:space="0" w:color="000000"/>
               <w:left w:val="single" w:sz="8" w:space="0" w:color="000000"/>
@@ -9993,6 +10200,91 @@
         </w:tc>
         <w:tc>
           <w:tcPr>
+            <w:tcW w:w="1644" w:type="dxa"/>
+            <w:tcBorders>
+              <w:top w:val="single" w:sz="8" w:space="0" w:color="000000"/>
+              <w:left w:val="single" w:sz="8" w:space="0" w:color="000000"/>
+              <w:bottom w:val="single" w:sz="8" w:space="0" w:color="000000"/>
+              <w:right w:val="single" w:sz="8" w:space="0" w:color="000000"/>
+            </w:tcBorders>
+            <w:vAlign w:val="center"/>
+          </w:tcPr>
+          <w:p>
+            <w:pPr>
+              <w:rPr>
+                <w:sz w:val="24"/>
+                <w:szCs w:val="24"/>
+              </w:rPr>
+            </w:pPr>
+            <w:r>
+              <w:rPr>
+                <w:b w:val="0"/>
+                <w:sz w:val="24"/>
+                <w:szCs w:val="24"/>
+              </w:rPr>
+              <w:t>Dokumen Persyaratan Customer</w:t>
+            </w:r>
+          </w:p>
+        </w:tc>
+        <w:tc>
+          <w:tcPr>
+            <w:tcW w:w="3628" w:type="dxa"/>
+            <w:tcBorders>
+              <w:top w:val="single" w:sz="8" w:space="0" w:color="000000"/>
+              <w:left w:val="single" w:sz="8" w:space="0" w:color="000000"/>
+              <w:bottom w:val="single" w:sz="8" w:space="0" w:color="000000"/>
+              <w:right w:val="single" w:sz="8" w:space="0" w:color="000000"/>
+            </w:tcBorders>
+            <w:vAlign w:val="center"/>
+          </w:tcPr>
+          <w:p>
+            <w:pPr>
+              <w:jc w:val="left"/>
+              <w:rPr>
+                <w:sz w:val="24"/>
+                <w:szCs w:val="24"/>
+              </w:rPr>
+            </w:pPr>
+            <w:r>
+              <w:rPr>
+                <w:b w:val="0"/>
+                <w:sz w:val="24"/>
+                <w:szCs w:val="24"/>
+              </w:rPr>
+              <w:t>Daftar dokumen customer yang memuat persyaratan kontraktual: PO, draf kontrak, syarat dan ketentuan, dan lampiran, beserta nomor dan tanggalnya.</w:t>
+            </w:r>
+          </w:p>
+        </w:tc>
+        <w:tc>
+          <w:tcPr>
+            <w:tcW w:w="1134" w:type="dxa"/>
+            <w:tcBorders>
+              <w:top w:val="single" w:sz="8" w:space="0" w:color="000000"/>
+              <w:left w:val="single" w:sz="8" w:space="0" w:color="000000"/>
+              <w:bottom w:val="single" w:sz="8" w:space="0" w:color="000000"/>
+              <w:right w:val="single" w:sz="8" w:space="0" w:color="000000"/>
+            </w:tcBorders>
+            <w:vAlign w:val="center"/>
+          </w:tcPr>
+          <w:p>
+            <w:pPr>
+              <w:jc w:val="left"/>
+              <w:rPr>
+                <w:sz w:val="24"/>
+                <w:szCs w:val="24"/>
+              </w:rPr>
+            </w:pPr>
+            <w:r>
+              <w:rPr>
+                <w:b w:val="0"/>
+                <w:sz w:val="24"/>
+                <w:szCs w:val="24"/>
+              </w:rPr>
+            </w:r>
+          </w:p>
+        </w:tc>
+        <w:tc>
+          <w:tcPr>
             <w:tcW w:w="1871" w:type="dxa"/>
             <w:tcBorders>
               <w:top w:val="single" w:sz="8" w:space="0" w:color="000000"/>
@@ -10004,92 +10296,7 @@
           </w:tcPr>
           <w:p>
             <w:pPr>
-              <w:rPr>
-                <w:sz w:val="24"/>
-                <w:szCs w:val="24"/>
-              </w:rPr>
-            </w:pPr>
-            <w:r>
-              <w:rPr>
-                <w:b w:val="0"/>
-                <w:sz w:val="24"/>
-                <w:szCs w:val="24"/>
-              </w:rPr>
-              <w:t>Dokumen Persyaratan Customer</w:t>
-            </w:r>
-          </w:p>
-        </w:tc>
-        <w:tc>
-          <w:tcPr>
-            <w:tcW w:w="3685" w:type="dxa"/>
-            <w:tcBorders>
-              <w:top w:val="single" w:sz="8" w:space="0" w:color="000000"/>
-              <w:left w:val="single" w:sz="8" w:space="0" w:color="000000"/>
-              <w:bottom w:val="single" w:sz="8" w:space="0" w:color="000000"/>
-              <w:right w:val="single" w:sz="8" w:space="0" w:color="000000"/>
-            </w:tcBorders>
-            <w:vAlign w:val="center"/>
-          </w:tcPr>
-          <w:p>
-            <w:pPr>
-              <w:jc w:val="both"/>
-              <w:rPr>
-                <w:sz w:val="24"/>
-                <w:szCs w:val="24"/>
-              </w:rPr>
-            </w:pPr>
-            <w:r>
-              <w:rPr>
-                <w:b w:val="0"/>
-                <w:sz w:val="24"/>
-                <w:szCs w:val="24"/>
-              </w:rPr>
-              <w:t>Daftar dokumen customer yang memuat persyaratan kontraktual: PO, draf kontrak, syarat dan ketentuan, dan lampiran, beserta nomor dan tanggalnya.</w:t>
-            </w:r>
-          </w:p>
-        </w:tc>
-        <w:tc>
-          <w:tcPr>
-            <w:tcW w:w="1077" w:type="dxa"/>
-            <w:tcBorders>
-              <w:top w:val="single" w:sz="8" w:space="0" w:color="000000"/>
-              <w:left w:val="single" w:sz="8" w:space="0" w:color="000000"/>
-              <w:bottom w:val="single" w:sz="8" w:space="0" w:color="000000"/>
-              <w:right w:val="single" w:sz="8" w:space="0" w:color="000000"/>
-            </w:tcBorders>
-            <w:vAlign w:val="center"/>
-          </w:tcPr>
-          <w:p>
-            <w:pPr>
-              <w:jc w:val="both"/>
-              <w:rPr>
-                <w:sz w:val="24"/>
-                <w:szCs w:val="24"/>
-              </w:rPr>
-            </w:pPr>
-            <w:r>
-              <w:rPr>
-                <w:b w:val="0"/>
-                <w:sz w:val="24"/>
-                <w:szCs w:val="24"/>
-              </w:rPr>
-            </w:r>
-          </w:p>
-        </w:tc>
-        <w:tc>
-          <w:tcPr>
-            <w:tcW w:w="1587" w:type="dxa"/>
-            <w:tcBorders>
-              <w:top w:val="single" w:sz="8" w:space="0" w:color="000000"/>
-              <w:left w:val="single" w:sz="8" w:space="0" w:color="000000"/>
-              <w:bottom w:val="single" w:sz="8" w:space="0" w:color="000000"/>
-              <w:right w:val="single" w:sz="8" w:space="0" w:color="000000"/>
-            </w:tcBorders>
-            <w:vAlign w:val="center"/>
-          </w:tcPr>
-          <w:p>
-            <w:pPr>
-              <w:jc w:val="both"/>
+              <w:jc w:val="left"/>
               <w:rPr>
                 <w:sz w:val="24"/>
                 <w:szCs w:val="24"/>
@@ -10107,11 +10314,12 @@
       </w:tr>
       <w:tr>
         <w:trPr>
+          <w:cantSplit/>
           <w:jc w:val="center"/>
         </w:trPr>
         <w:tc>
           <w:tcPr>
-            <w:tcW w:w="850" w:type="dxa"/>
+            <w:tcW w:w="793" w:type="dxa"/>
             <w:tcBorders>
               <w:top w:val="single" w:sz="8" w:space="0" w:color="000000"/>
               <w:left w:val="single" w:sz="8" w:space="0" w:color="000000"/>
@@ -10139,6 +10347,91 @@
         </w:tc>
         <w:tc>
           <w:tcPr>
+            <w:tcW w:w="1644" w:type="dxa"/>
+            <w:tcBorders>
+              <w:top w:val="single" w:sz="8" w:space="0" w:color="000000"/>
+              <w:left w:val="single" w:sz="8" w:space="0" w:color="000000"/>
+              <w:bottom w:val="single" w:sz="8" w:space="0" w:color="000000"/>
+              <w:right w:val="single" w:sz="8" w:space="0" w:color="000000"/>
+            </w:tcBorders>
+            <w:vAlign w:val="center"/>
+          </w:tcPr>
+          <w:p>
+            <w:pPr>
+              <w:rPr>
+                <w:sz w:val="24"/>
+                <w:szCs w:val="24"/>
+              </w:rPr>
+            </w:pPr>
+            <w:r>
+              <w:rPr>
+                <w:b w:val="0"/>
+                <w:sz w:val="24"/>
+                <w:szCs w:val="24"/>
+              </w:rPr>
+              <w:t>Harga dan Persetujuan Internal</w:t>
+            </w:r>
+          </w:p>
+        </w:tc>
+        <w:tc>
+          <w:tcPr>
+            <w:tcW w:w="3628" w:type="dxa"/>
+            <w:tcBorders>
+              <w:top w:val="single" w:sz="8" w:space="0" w:color="000000"/>
+              <w:left w:val="single" w:sz="8" w:space="0" w:color="000000"/>
+              <w:bottom w:val="single" w:sz="8" w:space="0" w:color="000000"/>
+              <w:right w:val="single" w:sz="8" w:space="0" w:color="000000"/>
+            </w:tcBorders>
+            <w:vAlign w:val="center"/>
+          </w:tcPr>
+          <w:p>
+            <w:pPr>
+              <w:jc w:val="left"/>
+              <w:rPr>
+                <w:sz w:val="24"/>
+                <w:szCs w:val="24"/>
+              </w:rPr>
+            </w:pPr>
+            <w:r>
+              <w:rPr>
+                <w:b w:val="0"/>
+                <w:sz w:val="24"/>
+                <w:szCs w:val="24"/>
+              </w:rPr>
+              <w:t>Harga dan diskon di PO atau kontrak sama dengan penawaran yang disetujui COO dan tercatat di Catatan persetujuan penawaran (SNX-COM-SOP-02 butir 4.7 dan bagian 11). Perlakuan PPN mengikuti SNX-FAT-SOP-01 butir 4.5. Wewenang persetujuan COO di SNX-COM-SOP-02 masih berstatus (USULAN).</w:t>
+            </w:r>
+          </w:p>
+        </w:tc>
+        <w:tc>
+          <w:tcPr>
+            <w:tcW w:w="1134" w:type="dxa"/>
+            <w:tcBorders>
+              <w:top w:val="single" w:sz="8" w:space="0" w:color="000000"/>
+              <w:left w:val="single" w:sz="8" w:space="0" w:color="000000"/>
+              <w:bottom w:val="single" w:sz="8" w:space="0" w:color="000000"/>
+              <w:right w:val="single" w:sz="8" w:space="0" w:color="000000"/>
+            </w:tcBorders>
+            <w:vAlign w:val="center"/>
+          </w:tcPr>
+          <w:p>
+            <w:pPr>
+              <w:jc w:val="left"/>
+              <w:rPr>
+                <w:sz w:val="24"/>
+                <w:szCs w:val="24"/>
+              </w:rPr>
+            </w:pPr>
+            <w:r>
+              <w:rPr>
+                <w:b w:val="0"/>
+                <w:sz w:val="24"/>
+                <w:szCs w:val="24"/>
+              </w:rPr>
+            </w:r>
+          </w:p>
+        </w:tc>
+        <w:tc>
+          <w:tcPr>
             <w:tcW w:w="1871" w:type="dxa"/>
             <w:tcBorders>
               <w:top w:val="single" w:sz="8" w:space="0" w:color="000000"/>
@@ -10150,92 +10443,7 @@
           </w:tcPr>
           <w:p>
             <w:pPr>
-              <w:rPr>
-                <w:sz w:val="24"/>
-                <w:szCs w:val="24"/>
-              </w:rPr>
-            </w:pPr>
-            <w:r>
-              <w:rPr>
-                <w:b w:val="0"/>
-                <w:sz w:val="24"/>
-                <w:szCs w:val="24"/>
-              </w:rPr>
-              <w:t>Harga dan Persetujuan Internal</w:t>
-            </w:r>
-          </w:p>
-        </w:tc>
-        <w:tc>
-          <w:tcPr>
-            <w:tcW w:w="3685" w:type="dxa"/>
-            <w:tcBorders>
-              <w:top w:val="single" w:sz="8" w:space="0" w:color="000000"/>
-              <w:left w:val="single" w:sz="8" w:space="0" w:color="000000"/>
-              <w:bottom w:val="single" w:sz="8" w:space="0" w:color="000000"/>
-              <w:right w:val="single" w:sz="8" w:space="0" w:color="000000"/>
-            </w:tcBorders>
-            <w:vAlign w:val="center"/>
-          </w:tcPr>
-          <w:p>
-            <w:pPr>
-              <w:jc w:val="both"/>
-              <w:rPr>
-                <w:sz w:val="24"/>
-                <w:szCs w:val="24"/>
-              </w:rPr>
-            </w:pPr>
-            <w:r>
-              <w:rPr>
-                <w:b w:val="0"/>
-                <w:sz w:val="24"/>
-                <w:szCs w:val="24"/>
-              </w:rPr>
-              <w:t>Harga dan diskon di PO atau kontrak sama dengan penawaran yang COO setujui menurut SNX-COM-SOP-02 butir 4.7, wewenang yang berstatus (USULAN) di dokumen itu. Catatan persetujuan penawaran memuat persetujuan itu (bagian 11 SNX-COM-SOP-02). Perlakuan PPN mengikuti SNX-FAT-SOP-01 butir 4.5.</w:t>
-            </w:r>
-          </w:p>
-        </w:tc>
-        <w:tc>
-          <w:tcPr>
-            <w:tcW w:w="1077" w:type="dxa"/>
-            <w:tcBorders>
-              <w:top w:val="single" w:sz="8" w:space="0" w:color="000000"/>
-              <w:left w:val="single" w:sz="8" w:space="0" w:color="000000"/>
-              <w:bottom w:val="single" w:sz="8" w:space="0" w:color="000000"/>
-              <w:right w:val="single" w:sz="8" w:space="0" w:color="000000"/>
-            </w:tcBorders>
-            <w:vAlign w:val="center"/>
-          </w:tcPr>
-          <w:p>
-            <w:pPr>
-              <w:jc w:val="both"/>
-              <w:rPr>
-                <w:sz w:val="24"/>
-                <w:szCs w:val="24"/>
-              </w:rPr>
-            </w:pPr>
-            <w:r>
-              <w:rPr>
-                <w:b w:val="0"/>
-                <w:sz w:val="24"/>
-                <w:szCs w:val="24"/>
-              </w:rPr>
-            </w:r>
-          </w:p>
-        </w:tc>
-        <w:tc>
-          <w:tcPr>
-            <w:tcW w:w="1587" w:type="dxa"/>
-            <w:tcBorders>
-              <w:top w:val="single" w:sz="8" w:space="0" w:color="000000"/>
-              <w:left w:val="single" w:sz="8" w:space="0" w:color="000000"/>
-              <w:bottom w:val="single" w:sz="8" w:space="0" w:color="000000"/>
-              <w:right w:val="single" w:sz="8" w:space="0" w:color="000000"/>
-            </w:tcBorders>
-            <w:vAlign w:val="center"/>
-          </w:tcPr>
-          <w:p>
-            <w:pPr>
-              <w:jc w:val="both"/>
+              <w:jc w:val="left"/>
               <w:rPr>
                 <w:sz w:val="24"/>
                 <w:szCs w:val="24"/>
@@ -10253,11 +10461,12 @@
       </w:tr>
       <w:tr>
         <w:trPr>
+          <w:cantSplit/>
           <w:jc w:val="center"/>
         </w:trPr>
         <w:tc>
           <w:tcPr>
-            <w:tcW w:w="850" w:type="dxa"/>
+            <w:tcW w:w="793" w:type="dxa"/>
             <w:tcBorders>
               <w:top w:val="single" w:sz="8" w:space="0" w:color="000000"/>
               <w:left w:val="single" w:sz="8" w:space="0" w:color="000000"/>
@@ -10285,6 +10494,91 @@
         </w:tc>
         <w:tc>
           <w:tcPr>
+            <w:tcW w:w="1644" w:type="dxa"/>
+            <w:tcBorders>
+              <w:top w:val="single" w:sz="8" w:space="0" w:color="000000"/>
+              <w:left w:val="single" w:sz="8" w:space="0" w:color="000000"/>
+              <w:bottom w:val="single" w:sz="8" w:space="0" w:color="000000"/>
+              <w:right w:val="single" w:sz="8" w:space="0" w:color="000000"/>
+            </w:tcBorders>
+            <w:vAlign w:val="center"/>
+          </w:tcPr>
+          <w:p>
+            <w:pPr>
+              <w:rPr>
+                <w:sz w:val="24"/>
+                <w:szCs w:val="24"/>
+              </w:rPr>
+            </w:pPr>
+            <w:r>
+              <w:rPr>
+                <w:b w:val="0"/>
+                <w:sz w:val="24"/>
+                <w:szCs w:val="24"/>
+              </w:rPr>
+              <w:t>Syarat Pembayaran</w:t>
+            </w:r>
+          </w:p>
+        </w:tc>
+        <w:tc>
+          <w:tcPr>
+            <w:tcW w:w="3628" w:type="dxa"/>
+            <w:tcBorders>
+              <w:top w:val="single" w:sz="8" w:space="0" w:color="000000"/>
+              <w:left w:val="single" w:sz="8" w:space="0" w:color="000000"/>
+              <w:bottom w:val="single" w:sz="8" w:space="0" w:color="000000"/>
+              <w:right w:val="single" w:sz="8" w:space="0" w:color="000000"/>
+            </w:tcBorders>
+            <w:vAlign w:val="center"/>
+          </w:tcPr>
+          <w:p>
+            <w:pPr>
+              <w:jc w:val="left"/>
+              <w:rPr>
+                <w:sz w:val="24"/>
+                <w:szCs w:val="24"/>
+              </w:rPr>
+            </w:pPr>
+            <w:r>
+              <w:rPr>
+                <w:b w:val="0"/>
+                <w:sz w:val="24"/>
+                <w:szCs w:val="24"/>
+              </w:rPr>
+              <w:t>TOP di PO atau kontrak tidak melebihi TOP standar di SNX-FAT-SOP-01 butir 4.8, atau TOP yang lebih panjang sudah disetujui Direktur Utama secara tertulis.</w:t>
+            </w:r>
+          </w:p>
+        </w:tc>
+        <w:tc>
+          <w:tcPr>
+            <w:tcW w:w="1134" w:type="dxa"/>
+            <w:tcBorders>
+              <w:top w:val="single" w:sz="8" w:space="0" w:color="000000"/>
+              <w:left w:val="single" w:sz="8" w:space="0" w:color="000000"/>
+              <w:bottom w:val="single" w:sz="8" w:space="0" w:color="000000"/>
+              <w:right w:val="single" w:sz="8" w:space="0" w:color="000000"/>
+            </w:tcBorders>
+            <w:vAlign w:val="center"/>
+          </w:tcPr>
+          <w:p>
+            <w:pPr>
+              <w:jc w:val="left"/>
+              <w:rPr>
+                <w:sz w:val="24"/>
+                <w:szCs w:val="24"/>
+              </w:rPr>
+            </w:pPr>
+            <w:r>
+              <w:rPr>
+                <w:b w:val="0"/>
+                <w:sz w:val="24"/>
+                <w:szCs w:val="24"/>
+              </w:rPr>
+            </w:r>
+          </w:p>
+        </w:tc>
+        <w:tc>
+          <w:tcPr>
             <w:tcW w:w="1871" w:type="dxa"/>
             <w:tcBorders>
               <w:top w:val="single" w:sz="8" w:space="0" w:color="000000"/>
@@ -10296,92 +10590,7 @@
           </w:tcPr>
           <w:p>
             <w:pPr>
-              <w:rPr>
-                <w:sz w:val="24"/>
-                <w:szCs w:val="24"/>
-              </w:rPr>
-            </w:pPr>
-            <w:r>
-              <w:rPr>
-                <w:b w:val="0"/>
-                <w:sz w:val="24"/>
-                <w:szCs w:val="24"/>
-              </w:rPr>
-              <w:t>Syarat Pembayaran</w:t>
-            </w:r>
-          </w:p>
-        </w:tc>
-        <w:tc>
-          <w:tcPr>
-            <w:tcW w:w="3685" w:type="dxa"/>
-            <w:tcBorders>
-              <w:top w:val="single" w:sz="8" w:space="0" w:color="000000"/>
-              <w:left w:val="single" w:sz="8" w:space="0" w:color="000000"/>
-              <w:bottom w:val="single" w:sz="8" w:space="0" w:color="000000"/>
-              <w:right w:val="single" w:sz="8" w:space="0" w:color="000000"/>
-            </w:tcBorders>
-            <w:vAlign w:val="center"/>
-          </w:tcPr>
-          <w:p>
-            <w:pPr>
-              <w:jc w:val="both"/>
-              <w:rPr>
-                <w:sz w:val="24"/>
-                <w:szCs w:val="24"/>
-              </w:rPr>
-            </w:pPr>
-            <w:r>
-              <w:rPr>
-                <w:b w:val="0"/>
-                <w:sz w:val="24"/>
-                <w:szCs w:val="24"/>
-              </w:rPr>
-              <w:t>TOP di PO atau kontrak tidak melebihi TOP standar di SNX-FAT-SOP-01 butir 4.8, atau Direktur Utama sudah menyetujui TOP yang lebih panjang secara tertulis.</w:t>
-            </w:r>
-          </w:p>
-        </w:tc>
-        <w:tc>
-          <w:tcPr>
-            <w:tcW w:w="1077" w:type="dxa"/>
-            <w:tcBorders>
-              <w:top w:val="single" w:sz="8" w:space="0" w:color="000000"/>
-              <w:left w:val="single" w:sz="8" w:space="0" w:color="000000"/>
-              <w:bottom w:val="single" w:sz="8" w:space="0" w:color="000000"/>
-              <w:right w:val="single" w:sz="8" w:space="0" w:color="000000"/>
-            </w:tcBorders>
-            <w:vAlign w:val="center"/>
-          </w:tcPr>
-          <w:p>
-            <w:pPr>
-              <w:jc w:val="both"/>
-              <w:rPr>
-                <w:sz w:val="24"/>
-                <w:szCs w:val="24"/>
-              </w:rPr>
-            </w:pPr>
-            <w:r>
-              <w:rPr>
-                <w:b w:val="0"/>
-                <w:sz w:val="24"/>
-                <w:szCs w:val="24"/>
-              </w:rPr>
-            </w:r>
-          </w:p>
-        </w:tc>
-        <w:tc>
-          <w:tcPr>
-            <w:tcW w:w="1587" w:type="dxa"/>
-            <w:tcBorders>
-              <w:top w:val="single" w:sz="8" w:space="0" w:color="000000"/>
-              <w:left w:val="single" w:sz="8" w:space="0" w:color="000000"/>
-              <w:bottom w:val="single" w:sz="8" w:space="0" w:color="000000"/>
-              <w:right w:val="single" w:sz="8" w:space="0" w:color="000000"/>
-            </w:tcBorders>
-            <w:vAlign w:val="center"/>
-          </w:tcPr>
-          <w:p>
-            <w:pPr>
-              <w:jc w:val="both"/>
+              <w:jc w:val="left"/>
               <w:rPr>
                 <w:sz w:val="24"/>
                 <w:szCs w:val="24"/>
@@ -10399,11 +10608,12 @@
       </w:tr>
       <w:tr>
         <w:trPr>
+          <w:cantSplit/>
           <w:jc w:val="center"/>
         </w:trPr>
         <w:tc>
           <w:tcPr>
-            <w:tcW w:w="850" w:type="dxa"/>
+            <w:tcW w:w="793" w:type="dxa"/>
             <w:tcBorders>
               <w:top w:val="single" w:sz="8" w:space="0" w:color="000000"/>
               <w:left w:val="single" w:sz="8" w:space="0" w:color="000000"/>
@@ -10431,6 +10641,91 @@
         </w:tc>
         <w:tc>
           <w:tcPr>
+            <w:tcW w:w="1644" w:type="dxa"/>
+            <w:tcBorders>
+              <w:top w:val="single" w:sz="8" w:space="0" w:color="000000"/>
+              <w:left w:val="single" w:sz="8" w:space="0" w:color="000000"/>
+              <w:bottom w:val="single" w:sz="8" w:space="0" w:color="000000"/>
+              <w:right w:val="single" w:sz="8" w:space="0" w:color="000000"/>
+            </w:tcBorders>
+            <w:vAlign w:val="center"/>
+          </w:tcPr>
+          <w:p>
+            <w:pPr>
+              <w:rPr>
+                <w:sz w:val="24"/>
+                <w:szCs w:val="24"/>
+              </w:rPr>
+            </w:pPr>
+            <w:r>
+              <w:rPr>
+                <w:b w:val="0"/>
+                <w:sz w:val="24"/>
+                <w:szCs w:val="24"/>
+              </w:rPr>
+              <w:t>Klausul yang Menyimpang</w:t>
+            </w:r>
+          </w:p>
+        </w:tc>
+        <w:tc>
+          <w:tcPr>
+            <w:tcW w:w="3628" w:type="dxa"/>
+            <w:tcBorders>
+              <w:top w:val="single" w:sz="8" w:space="0" w:color="000000"/>
+              <w:left w:val="single" w:sz="8" w:space="0" w:color="000000"/>
+              <w:bottom w:val="single" w:sz="8" w:space="0" w:color="000000"/>
+              <w:right w:val="single" w:sz="8" w:space="0" w:color="000000"/>
+            </w:tcBorders>
+            <w:vAlign w:val="center"/>
+          </w:tcPr>
+          <w:p>
+            <w:pPr>
+              <w:jc w:val="left"/>
+              <w:rPr>
+                <w:sz w:val="24"/>
+                <w:szCs w:val="24"/>
+              </w:rPr>
+            </w:pPr>
+            <w:r>
+              <w:rPr>
+                <w:b w:val="0"/>
+                <w:sz w:val="24"/>
+                <w:szCs w:val="24"/>
+              </w:rPr>
+              <w:t>Klausul atau syarat customer yang menyimpang dari template kontrak dan klausul standar SINUX, serta komitmen di luar kontrak. Penyimpangan ini termasuk pengecualian komersial sesuai SNX-COM-SOP-02.</w:t>
+            </w:r>
+          </w:p>
+        </w:tc>
+        <w:tc>
+          <w:tcPr>
+            <w:tcW w:w="1134" w:type="dxa"/>
+            <w:tcBorders>
+              <w:top w:val="single" w:sz="8" w:space="0" w:color="000000"/>
+              <w:left w:val="single" w:sz="8" w:space="0" w:color="000000"/>
+              <w:bottom w:val="single" w:sz="8" w:space="0" w:color="000000"/>
+              <w:right w:val="single" w:sz="8" w:space="0" w:color="000000"/>
+            </w:tcBorders>
+            <w:vAlign w:val="center"/>
+          </w:tcPr>
+          <w:p>
+            <w:pPr>
+              <w:jc w:val="left"/>
+              <w:rPr>
+                <w:sz w:val="24"/>
+                <w:szCs w:val="24"/>
+              </w:rPr>
+            </w:pPr>
+            <w:r>
+              <w:rPr>
+                <w:b w:val="0"/>
+                <w:sz w:val="24"/>
+                <w:szCs w:val="24"/>
+              </w:rPr>
+            </w:r>
+          </w:p>
+        </w:tc>
+        <w:tc>
+          <w:tcPr>
             <w:tcW w:w="1871" w:type="dxa"/>
             <w:tcBorders>
               <w:top w:val="single" w:sz="8" w:space="0" w:color="000000"/>
@@ -10442,92 +10737,7 @@
           </w:tcPr>
           <w:p>
             <w:pPr>
-              <w:rPr>
-                <w:sz w:val="24"/>
-                <w:szCs w:val="24"/>
-              </w:rPr>
-            </w:pPr>
-            <w:r>
-              <w:rPr>
-                <w:b w:val="0"/>
-                <w:sz w:val="24"/>
-                <w:szCs w:val="24"/>
-              </w:rPr>
-              <w:t>Klausul yang Menyimpang</w:t>
-            </w:r>
-          </w:p>
-        </w:tc>
-        <w:tc>
-          <w:tcPr>
-            <w:tcW w:w="3685" w:type="dxa"/>
-            <w:tcBorders>
-              <w:top w:val="single" w:sz="8" w:space="0" w:color="000000"/>
-              <w:left w:val="single" w:sz="8" w:space="0" w:color="000000"/>
-              <w:bottom w:val="single" w:sz="8" w:space="0" w:color="000000"/>
-              <w:right w:val="single" w:sz="8" w:space="0" w:color="000000"/>
-            </w:tcBorders>
-            <w:vAlign w:val="center"/>
-          </w:tcPr>
-          <w:p>
-            <w:pPr>
-              <w:jc w:val="both"/>
-              <w:rPr>
-                <w:sz w:val="24"/>
-                <w:szCs w:val="24"/>
-              </w:rPr>
-            </w:pPr>
-            <w:r>
-              <w:rPr>
-                <w:b w:val="0"/>
-                <w:sz w:val="24"/>
-                <w:szCs w:val="24"/>
-              </w:rPr>
-              <w:t>Klausul atau syarat customer yang menyimpang dari template kontrak dan klausul standar SINUX, dan komitmen di luar kontrak. Penyimpangan itu pengecualian komersial menurut SNX-COM-SOP-02.</w:t>
-            </w:r>
-          </w:p>
-        </w:tc>
-        <w:tc>
-          <w:tcPr>
-            <w:tcW w:w="1077" w:type="dxa"/>
-            <w:tcBorders>
-              <w:top w:val="single" w:sz="8" w:space="0" w:color="000000"/>
-              <w:left w:val="single" w:sz="8" w:space="0" w:color="000000"/>
-              <w:bottom w:val="single" w:sz="8" w:space="0" w:color="000000"/>
-              <w:right w:val="single" w:sz="8" w:space="0" w:color="000000"/>
-            </w:tcBorders>
-            <w:vAlign w:val="center"/>
-          </w:tcPr>
-          <w:p>
-            <w:pPr>
-              <w:jc w:val="both"/>
-              <w:rPr>
-                <w:sz w:val="24"/>
-                <w:szCs w:val="24"/>
-              </w:rPr>
-            </w:pPr>
-            <w:r>
-              <w:rPr>
-                <w:b w:val="0"/>
-                <w:sz w:val="24"/>
-                <w:szCs w:val="24"/>
-              </w:rPr>
-            </w:r>
-          </w:p>
-        </w:tc>
-        <w:tc>
-          <w:tcPr>
-            <w:tcW w:w="1587" w:type="dxa"/>
-            <w:tcBorders>
-              <w:top w:val="single" w:sz="8" w:space="0" w:color="000000"/>
-              <w:left w:val="single" w:sz="8" w:space="0" w:color="000000"/>
-              <w:bottom w:val="single" w:sz="8" w:space="0" w:color="000000"/>
-              <w:right w:val="single" w:sz="8" w:space="0" w:color="000000"/>
-            </w:tcBorders>
-            <w:vAlign w:val="center"/>
-          </w:tcPr>
-          <w:p>
-            <w:pPr>
-              <w:jc w:val="both"/>
+              <w:jc w:val="left"/>
               <w:rPr>
                 <w:sz w:val="24"/>
                 <w:szCs w:val="24"/>
@@ -10545,11 +10755,12 @@
       </w:tr>
       <w:tr>
         <w:trPr>
+          <w:cantSplit/>
           <w:jc w:val="center"/>
         </w:trPr>
         <w:tc>
           <w:tcPr>
-            <w:tcW w:w="850" w:type="dxa"/>
+            <w:tcW w:w="793" w:type="dxa"/>
             <w:tcBorders>
               <w:top w:val="single" w:sz="8" w:space="0" w:color="000000"/>
               <w:left w:val="single" w:sz="8" w:space="0" w:color="000000"/>
@@ -10577,6 +10788,91 @@
         </w:tc>
         <w:tc>
           <w:tcPr>
+            <w:tcW w:w="1644" w:type="dxa"/>
+            <w:tcBorders>
+              <w:top w:val="single" w:sz="8" w:space="0" w:color="000000"/>
+              <w:left w:val="single" w:sz="8" w:space="0" w:color="000000"/>
+              <w:bottom w:val="single" w:sz="8" w:space="0" w:color="000000"/>
+              <w:right w:val="single" w:sz="8" w:space="0" w:color="000000"/>
+            </w:tcBorders>
+            <w:vAlign w:val="center"/>
+          </w:tcPr>
+          <w:p>
+            <w:pPr>
+              <w:rPr>
+                <w:sz w:val="24"/>
+                <w:szCs w:val="24"/>
+              </w:rPr>
+            </w:pPr>
+            <w:r>
+              <w:rPr>
+                <w:b w:val="0"/>
+                <w:sz w:val="24"/>
+                <w:szCs w:val="24"/>
+              </w:rPr>
+              <w:t>Kerahasiaan dan Keamanan Informasi</w:t>
+            </w:r>
+          </w:p>
+        </w:tc>
+        <w:tc>
+          <w:tcPr>
+            <w:tcW w:w="3628" w:type="dxa"/>
+            <w:tcBorders>
+              <w:top w:val="single" w:sz="8" w:space="0" w:color="000000"/>
+              <w:left w:val="single" w:sz="8" w:space="0" w:color="000000"/>
+              <w:bottom w:val="single" w:sz="8" w:space="0" w:color="000000"/>
+              <w:right w:val="single" w:sz="8" w:space="0" w:color="000000"/>
+            </w:tcBorders>
+            <w:vAlign w:val="center"/>
+          </w:tcPr>
+          <w:p>
+            <w:pPr>
+              <w:jc w:val="left"/>
+              <w:rPr>
+                <w:sz w:val="24"/>
+                <w:szCs w:val="24"/>
+              </w:rPr>
+            </w:pPr>
+            <w:r>
+              <w:rPr>
+                <w:b w:val="0"/>
+                <w:sz w:val="24"/>
+                <w:szCs w:val="24"/>
+              </w:rPr>
+              <w:t>Persyaratan kontraktual tentang NDA, kerahasiaan, keamanan informasi, dan pelindungan data pribadi, serta tingkat klasifikasi informasi customer menurut SNX-ISMS-PRO-01.</w:t>
+            </w:r>
+          </w:p>
+        </w:tc>
+        <w:tc>
+          <w:tcPr>
+            <w:tcW w:w="1134" w:type="dxa"/>
+            <w:tcBorders>
+              <w:top w:val="single" w:sz="8" w:space="0" w:color="000000"/>
+              <w:left w:val="single" w:sz="8" w:space="0" w:color="000000"/>
+              <w:bottom w:val="single" w:sz="8" w:space="0" w:color="000000"/>
+              <w:right w:val="single" w:sz="8" w:space="0" w:color="000000"/>
+            </w:tcBorders>
+            <w:vAlign w:val="center"/>
+          </w:tcPr>
+          <w:p>
+            <w:pPr>
+              <w:jc w:val="left"/>
+              <w:rPr>
+                <w:sz w:val="24"/>
+                <w:szCs w:val="24"/>
+              </w:rPr>
+            </w:pPr>
+            <w:r>
+              <w:rPr>
+                <w:b w:val="0"/>
+                <w:sz w:val="24"/>
+                <w:szCs w:val="24"/>
+              </w:rPr>
+            </w:r>
+          </w:p>
+        </w:tc>
+        <w:tc>
+          <w:tcPr>
             <w:tcW w:w="1871" w:type="dxa"/>
             <w:tcBorders>
               <w:top w:val="single" w:sz="8" w:space="0" w:color="000000"/>
@@ -10588,92 +10884,7 @@
           </w:tcPr>
           <w:p>
             <w:pPr>
-              <w:rPr>
-                <w:sz w:val="24"/>
-                <w:szCs w:val="24"/>
-              </w:rPr>
-            </w:pPr>
-            <w:r>
-              <w:rPr>
-                <w:b w:val="0"/>
-                <w:sz w:val="24"/>
-                <w:szCs w:val="24"/>
-              </w:rPr>
-              <w:t>Kerahasiaan dan Keamanan Informasi</w:t>
-            </w:r>
-          </w:p>
-        </w:tc>
-        <w:tc>
-          <w:tcPr>
-            <w:tcW w:w="3685" w:type="dxa"/>
-            <w:tcBorders>
-              <w:top w:val="single" w:sz="8" w:space="0" w:color="000000"/>
-              <w:left w:val="single" w:sz="8" w:space="0" w:color="000000"/>
-              <w:bottom w:val="single" w:sz="8" w:space="0" w:color="000000"/>
-              <w:right w:val="single" w:sz="8" w:space="0" w:color="000000"/>
-            </w:tcBorders>
-            <w:vAlign w:val="center"/>
-          </w:tcPr>
-          <w:p>
-            <w:pPr>
-              <w:jc w:val="both"/>
-              <w:rPr>
-                <w:sz w:val="24"/>
-                <w:szCs w:val="24"/>
-              </w:rPr>
-            </w:pPr>
-            <w:r>
-              <w:rPr>
-                <w:b w:val="0"/>
-                <w:sz w:val="24"/>
-                <w:szCs w:val="24"/>
-              </w:rPr>
-              <w:t>Persyaratan kontraktual tentang NDA, kerahasiaan, keamanan informasi, dan pelindungan data pribadi, serta tingkat klasifikasi informasi customer menurut SNX-ISMS-PRO-01.</w:t>
-            </w:r>
-          </w:p>
-        </w:tc>
-        <w:tc>
-          <w:tcPr>
-            <w:tcW w:w="1077" w:type="dxa"/>
-            <w:tcBorders>
-              <w:top w:val="single" w:sz="8" w:space="0" w:color="000000"/>
-              <w:left w:val="single" w:sz="8" w:space="0" w:color="000000"/>
-              <w:bottom w:val="single" w:sz="8" w:space="0" w:color="000000"/>
-              <w:right w:val="single" w:sz="8" w:space="0" w:color="000000"/>
-            </w:tcBorders>
-            <w:vAlign w:val="center"/>
-          </w:tcPr>
-          <w:p>
-            <w:pPr>
-              <w:jc w:val="both"/>
-              <w:rPr>
-                <w:sz w:val="24"/>
-                <w:szCs w:val="24"/>
-              </w:rPr>
-            </w:pPr>
-            <w:r>
-              <w:rPr>
-                <w:b w:val="0"/>
-                <w:sz w:val="24"/>
-                <w:szCs w:val="24"/>
-              </w:rPr>
-            </w:r>
-          </w:p>
-        </w:tc>
-        <w:tc>
-          <w:tcPr>
-            <w:tcW w:w="1587" w:type="dxa"/>
-            <w:tcBorders>
-              <w:top w:val="single" w:sz="8" w:space="0" w:color="000000"/>
-              <w:left w:val="single" w:sz="8" w:space="0" w:color="000000"/>
-              <w:bottom w:val="single" w:sz="8" w:space="0" w:color="000000"/>
-              <w:right w:val="single" w:sz="8" w:space="0" w:color="000000"/>
-            </w:tcBorders>
-            <w:vAlign w:val="center"/>
-          </w:tcPr>
-          <w:p>
-            <w:pPr>
-              <w:jc w:val="both"/>
+              <w:jc w:val="left"/>
               <w:rPr>
                 <w:sz w:val="24"/>
                 <w:szCs w:val="24"/>
@@ -10691,11 +10902,12 @@
       </w:tr>
       <w:tr>
         <w:trPr>
+          <w:cantSplit/>
           <w:jc w:val="center"/>
         </w:trPr>
         <w:tc>
           <w:tcPr>
-            <w:tcW w:w="850" w:type="dxa"/>
+            <w:tcW w:w="793" w:type="dxa"/>
             <w:tcBorders>
               <w:top w:val="single" w:sz="8" w:space="0" w:color="000000"/>
               <w:left w:val="single" w:sz="8" w:space="0" w:color="000000"/>
@@ -10723,6 +10935,91 @@
         </w:tc>
         <w:tc>
           <w:tcPr>
+            <w:tcW w:w="1644" w:type="dxa"/>
+            <w:tcBorders>
+              <w:top w:val="single" w:sz="8" w:space="0" w:color="000000"/>
+              <w:left w:val="single" w:sz="8" w:space="0" w:color="000000"/>
+              <w:bottom w:val="single" w:sz="8" w:space="0" w:color="000000"/>
+              <w:right w:val="single" w:sz="8" w:space="0" w:color="000000"/>
+            </w:tcBorders>
+            <w:vAlign w:val="center"/>
+          </w:tcPr>
+          <w:p>
+            <w:pPr>
+              <w:rPr>
+                <w:sz w:val="24"/>
+                <w:szCs w:val="24"/>
+              </w:rPr>
+            </w:pPr>
+            <w:r>
+              <w:rPr>
+                <w:b w:val="0"/>
+                <w:sz w:val="24"/>
+                <w:szCs w:val="24"/>
+              </w:rPr>
+              <w:t>Hukum dan Perizinan</w:t>
+            </w:r>
+          </w:p>
+        </w:tc>
+        <w:tc>
+          <w:tcPr>
+            <w:tcW w:w="3628" w:type="dxa"/>
+            <w:tcBorders>
+              <w:top w:val="single" w:sz="8" w:space="0" w:color="000000"/>
+              <w:left w:val="single" w:sz="8" w:space="0" w:color="000000"/>
+              <w:bottom w:val="single" w:sz="8" w:space="0" w:color="000000"/>
+              <w:right w:val="single" w:sz="8" w:space="0" w:color="000000"/>
+            </w:tcBorders>
+            <w:vAlign w:val="center"/>
+          </w:tcPr>
+          <w:p>
+            <w:pPr>
+              <w:jc w:val="left"/>
+              <w:rPr>
+                <w:sz w:val="24"/>
+                <w:szCs w:val="24"/>
+              </w:rPr>
+            </w:pPr>
+            <w:r>
+              <w:rPr>
+                <w:b w:val="0"/>
+                <w:sz w:val="24"/>
+                <w:szCs w:val="24"/>
+              </w:rPr>
+              <w:t>Persyaratan hukum dan regulasi yang disebut customer atau yang berlaku untuk jenis order ini, serta kesesuaian jenis order dengan perizinan SINUX di SNX-LEG-REG-01 (USULAN).</w:t>
+            </w:r>
+          </w:p>
+        </w:tc>
+        <w:tc>
+          <w:tcPr>
+            <w:tcW w:w="1134" w:type="dxa"/>
+            <w:tcBorders>
+              <w:top w:val="single" w:sz="8" w:space="0" w:color="000000"/>
+              <w:left w:val="single" w:sz="8" w:space="0" w:color="000000"/>
+              <w:bottom w:val="single" w:sz="8" w:space="0" w:color="000000"/>
+              <w:right w:val="single" w:sz="8" w:space="0" w:color="000000"/>
+            </w:tcBorders>
+            <w:vAlign w:val="center"/>
+          </w:tcPr>
+          <w:p>
+            <w:pPr>
+              <w:jc w:val="left"/>
+              <w:rPr>
+                <w:sz w:val="24"/>
+                <w:szCs w:val="24"/>
+              </w:rPr>
+            </w:pPr>
+            <w:r>
+              <w:rPr>
+                <w:b w:val="0"/>
+                <w:sz w:val="24"/>
+                <w:szCs w:val="24"/>
+              </w:rPr>
+            </w:r>
+          </w:p>
+        </w:tc>
+        <w:tc>
+          <w:tcPr>
             <w:tcW w:w="1871" w:type="dxa"/>
             <w:tcBorders>
               <w:top w:val="single" w:sz="8" w:space="0" w:color="000000"/>
@@ -10734,92 +11031,7 @@
           </w:tcPr>
           <w:p>
             <w:pPr>
-              <w:rPr>
-                <w:sz w:val="24"/>
-                <w:szCs w:val="24"/>
-              </w:rPr>
-            </w:pPr>
-            <w:r>
-              <w:rPr>
-                <w:b w:val="0"/>
-                <w:sz w:val="24"/>
-                <w:szCs w:val="24"/>
-              </w:rPr>
-              <w:t>Hukum dan Perizinan</w:t>
-            </w:r>
-          </w:p>
-        </w:tc>
-        <w:tc>
-          <w:tcPr>
-            <w:tcW w:w="3685" w:type="dxa"/>
-            <w:tcBorders>
-              <w:top w:val="single" w:sz="8" w:space="0" w:color="000000"/>
-              <w:left w:val="single" w:sz="8" w:space="0" w:color="000000"/>
-              <w:bottom w:val="single" w:sz="8" w:space="0" w:color="000000"/>
-              <w:right w:val="single" w:sz="8" w:space="0" w:color="000000"/>
-            </w:tcBorders>
-            <w:vAlign w:val="center"/>
-          </w:tcPr>
-          <w:p>
-            <w:pPr>
-              <w:jc w:val="both"/>
-              <w:rPr>
-                <w:sz w:val="24"/>
-                <w:szCs w:val="24"/>
-              </w:rPr>
-            </w:pPr>
-            <w:r>
-              <w:rPr>
-                <w:b w:val="0"/>
-                <w:sz w:val="24"/>
-                <w:szCs w:val="24"/>
-              </w:rPr>
-              <w:t>Persyaratan hukum dan regulasi yang customer sebut atau yang berlaku untuk jenis order ini, dan kesesuaian jenis order dengan perizinan SINUX di SNX-LEG-REG-01 (USULAN).</w:t>
-            </w:r>
-          </w:p>
-        </w:tc>
-        <w:tc>
-          <w:tcPr>
-            <w:tcW w:w="1077" w:type="dxa"/>
-            <w:tcBorders>
-              <w:top w:val="single" w:sz="8" w:space="0" w:color="000000"/>
-              <w:left w:val="single" w:sz="8" w:space="0" w:color="000000"/>
-              <w:bottom w:val="single" w:sz="8" w:space="0" w:color="000000"/>
-              <w:right w:val="single" w:sz="8" w:space="0" w:color="000000"/>
-            </w:tcBorders>
-            <w:vAlign w:val="center"/>
-          </w:tcPr>
-          <w:p>
-            <w:pPr>
-              <w:jc w:val="both"/>
-              <w:rPr>
-                <w:sz w:val="24"/>
-                <w:szCs w:val="24"/>
-              </w:rPr>
-            </w:pPr>
-            <w:r>
-              <w:rPr>
-                <w:b w:val="0"/>
-                <w:sz w:val="24"/>
-                <w:szCs w:val="24"/>
-              </w:rPr>
-            </w:r>
-          </w:p>
-        </w:tc>
-        <w:tc>
-          <w:tcPr>
-            <w:tcW w:w="1587" w:type="dxa"/>
-            <w:tcBorders>
-              <w:top w:val="single" w:sz="8" w:space="0" w:color="000000"/>
-              <w:left w:val="single" w:sz="8" w:space="0" w:color="000000"/>
-              <w:bottom w:val="single" w:sz="8" w:space="0" w:color="000000"/>
-              <w:right w:val="single" w:sz="8" w:space="0" w:color="000000"/>
-            </w:tcBorders>
-            <w:vAlign w:val="center"/>
-          </w:tcPr>
-          <w:p>
-            <w:pPr>
-              <w:jc w:val="both"/>
+              <w:jc w:val="left"/>
               <w:rPr>
                 <w:sz w:val="24"/>
                 <w:szCs w:val="24"/>
@@ -10837,11 +11049,12 @@
       </w:tr>
       <w:tr>
         <w:trPr>
+          <w:cantSplit/>
           <w:jc w:val="center"/>
         </w:trPr>
         <w:tc>
           <w:tcPr>
-            <w:tcW w:w="850" w:type="dxa"/>
+            <w:tcW w:w="793" w:type="dxa"/>
             <w:tcBorders>
               <w:top w:val="single" w:sz="8" w:space="0" w:color="000000"/>
               <w:left w:val="single" w:sz="8" w:space="0" w:color="000000"/>
@@ -10869,6 +11082,91 @@
         </w:tc>
         <w:tc>
           <w:tcPr>
+            <w:tcW w:w="1644" w:type="dxa"/>
+            <w:tcBorders>
+              <w:top w:val="single" w:sz="8" w:space="0" w:color="000000"/>
+              <w:left w:val="single" w:sz="8" w:space="0" w:color="000000"/>
+              <w:bottom w:val="single" w:sz="8" w:space="0" w:color="000000"/>
+              <w:right w:val="single" w:sz="8" w:space="0" w:color="000000"/>
+            </w:tcBorders>
+            <w:vAlign w:val="center"/>
+          </w:tcPr>
+          <w:p>
+            <w:pPr>
+              <w:rPr>
+                <w:sz w:val="24"/>
+                <w:szCs w:val="24"/>
+              </w:rPr>
+            </w:pPr>
+            <w:r>
+              <w:rPr>
+                <w:b w:val="0"/>
+                <w:sz w:val="24"/>
+                <w:szCs w:val="24"/>
+              </w:rPr>
+              <w:t>Hasil Review Kontrak</w:t>
+            </w:r>
+          </w:p>
+        </w:tc>
+        <w:tc>
+          <w:tcPr>
+            <w:tcW w:w="3628" w:type="dxa"/>
+            <w:tcBorders>
+              <w:top w:val="single" w:sz="8" w:space="0" w:color="000000"/>
+              <w:left w:val="single" w:sz="8" w:space="0" w:color="000000"/>
+              <w:bottom w:val="single" w:sz="8" w:space="0" w:color="000000"/>
+              <w:right w:val="single" w:sz="8" w:space="0" w:color="000000"/>
+            </w:tcBorders>
+            <w:vAlign w:val="center"/>
+          </w:tcPr>
+          <w:p>
+            <w:pPr>
+              <w:jc w:val="left"/>
+              <w:rPr>
+                <w:sz w:val="24"/>
+                <w:szCs w:val="24"/>
+              </w:rPr>
+            </w:pPr>
+            <w:r>
+              <w:rPr>
+                <w:b w:val="0"/>
+                <w:sz w:val="24"/>
+                <w:szCs w:val="24"/>
+              </w:rPr>
+              <w:t>Nomor permintaan review kontrak ke Legal &amp; Compliance dan hasilnya: Persetujuan Legal sudah atau belum diberikan (SNX-LEG-SOP-02).</w:t>
+            </w:r>
+          </w:p>
+        </w:tc>
+        <w:tc>
+          <w:tcPr>
+            <w:tcW w:w="1134" w:type="dxa"/>
+            <w:tcBorders>
+              <w:top w:val="single" w:sz="8" w:space="0" w:color="000000"/>
+              <w:left w:val="single" w:sz="8" w:space="0" w:color="000000"/>
+              <w:bottom w:val="single" w:sz="8" w:space="0" w:color="000000"/>
+              <w:right w:val="single" w:sz="8" w:space="0" w:color="000000"/>
+            </w:tcBorders>
+            <w:vAlign w:val="center"/>
+          </w:tcPr>
+          <w:p>
+            <w:pPr>
+              <w:jc w:val="left"/>
+              <w:rPr>
+                <w:sz w:val="24"/>
+                <w:szCs w:val="24"/>
+              </w:rPr>
+            </w:pPr>
+            <w:r>
+              <w:rPr>
+                <w:b w:val="0"/>
+                <w:sz w:val="24"/>
+                <w:szCs w:val="24"/>
+              </w:rPr>
+            </w:r>
+          </w:p>
+        </w:tc>
+        <w:tc>
+          <w:tcPr>
             <w:tcW w:w="1871" w:type="dxa"/>
             <w:tcBorders>
               <w:top w:val="single" w:sz="8" w:space="0" w:color="000000"/>
@@ -10880,92 +11178,7 @@
           </w:tcPr>
           <w:p>
             <w:pPr>
-              <w:rPr>
-                <w:sz w:val="24"/>
-                <w:szCs w:val="24"/>
-              </w:rPr>
-            </w:pPr>
-            <w:r>
-              <w:rPr>
-                <w:b w:val="0"/>
-                <w:sz w:val="24"/>
-                <w:szCs w:val="24"/>
-              </w:rPr>
-              <w:t>Hasil Review Kontrak</w:t>
-            </w:r>
-          </w:p>
-        </w:tc>
-        <w:tc>
-          <w:tcPr>
-            <w:tcW w:w="3685" w:type="dxa"/>
-            <w:tcBorders>
-              <w:top w:val="single" w:sz="8" w:space="0" w:color="000000"/>
-              <w:left w:val="single" w:sz="8" w:space="0" w:color="000000"/>
-              <w:bottom w:val="single" w:sz="8" w:space="0" w:color="000000"/>
-              <w:right w:val="single" w:sz="8" w:space="0" w:color="000000"/>
-            </w:tcBorders>
-            <w:vAlign w:val="center"/>
-          </w:tcPr>
-          <w:p>
-            <w:pPr>
-              <w:jc w:val="both"/>
-              <w:rPr>
-                <w:sz w:val="24"/>
-                <w:szCs w:val="24"/>
-              </w:rPr>
-            </w:pPr>
-            <w:r>
-              <w:rPr>
-                <w:b w:val="0"/>
-                <w:sz w:val="24"/>
-                <w:szCs w:val="24"/>
-              </w:rPr>
-              <w:t>Nomor permintaan review kontrak ke Legal &amp; Compliance, dan hasilnya: Persetujuan Legal sudah diberikan atau belum (SNX-LEG-SOP-02).</w:t>
-            </w:r>
-          </w:p>
-        </w:tc>
-        <w:tc>
-          <w:tcPr>
-            <w:tcW w:w="1077" w:type="dxa"/>
-            <w:tcBorders>
-              <w:top w:val="single" w:sz="8" w:space="0" w:color="000000"/>
-              <w:left w:val="single" w:sz="8" w:space="0" w:color="000000"/>
-              <w:bottom w:val="single" w:sz="8" w:space="0" w:color="000000"/>
-              <w:right w:val="single" w:sz="8" w:space="0" w:color="000000"/>
-            </w:tcBorders>
-            <w:vAlign w:val="center"/>
-          </w:tcPr>
-          <w:p>
-            <w:pPr>
-              <w:jc w:val="both"/>
-              <w:rPr>
-                <w:sz w:val="24"/>
-                <w:szCs w:val="24"/>
-              </w:rPr>
-            </w:pPr>
-            <w:r>
-              <w:rPr>
-                <w:b w:val="0"/>
-                <w:sz w:val="24"/>
-                <w:szCs w:val="24"/>
-              </w:rPr>
-            </w:r>
-          </w:p>
-        </w:tc>
-        <w:tc>
-          <w:tcPr>
-            <w:tcW w:w="1587" w:type="dxa"/>
-            <w:tcBorders>
-              <w:top w:val="single" w:sz="8" w:space="0" w:color="000000"/>
-              <w:left w:val="single" w:sz="8" w:space="0" w:color="000000"/>
-              <w:bottom w:val="single" w:sz="8" w:space="0" w:color="000000"/>
-              <w:right w:val="single" w:sz="8" w:space="0" w:color="000000"/>
-            </w:tcBorders>
-            <w:vAlign w:val="center"/>
-          </w:tcPr>
-          <w:p>
-            <w:pPr>
-              <w:jc w:val="both"/>
+              <w:jc w:val="left"/>
               <w:rPr>
                 <w:sz w:val="24"/>
                 <w:szCs w:val="24"/>
@@ -11009,6 +11222,7 @@
     <w:p>
       <w:pPr>
         <w:pStyle w:val="Heading2"/>
+        <w:keepNext/>
         <w:numPr>
           <w:ilvl w:val="1"/>
           <w:numId w:val="7"/>
@@ -11029,29 +11243,32 @@
         <w:tblLook w:val="0400" w:firstRow="0" w:lastRow="0" w:firstColumn="0" w:lastColumn="0" w:noHBand="0" w:noVBand="1"/>
       </w:tblPr>
       <w:tblGrid>
-        <w:gridCol w:w="850"/>
+        <w:gridCol w:w="793"/>
+        <w:gridCol w:w="1644"/>
+        <w:gridCol w:w="3628"/>
+        <w:gridCol w:w="1134"/>
         <w:gridCol w:w="1871"/>
-        <w:gridCol w:w="3685"/>
-        <w:gridCol w:w="1077"/>
-        <w:gridCol w:w="1587"/>
       </w:tblGrid>
       <w:tr>
         <w:trPr>
+          <w:cantSplit/>
+          <w:tblHeader/>
           <w:jc w:val="center"/>
         </w:trPr>
         <w:tc>
           <w:tcPr>
-            <w:tcW w:w="850" w:type="dxa"/>
-            <w:tcBorders>
-              <w:top w:val="single" w:sz="8" w:space="0" w:color="000000"/>
-              <w:left w:val="single" w:sz="8" w:space="0" w:color="000000"/>
-              <w:bottom w:val="single" w:sz="8" w:space="0" w:color="000000"/>
-              <w:right w:val="single" w:sz="8" w:space="0" w:color="000000"/>
-            </w:tcBorders>
-            <w:vAlign w:val="center"/>
-          </w:tcPr>
-          <w:p>
-            <w:pPr>
+            <w:tcW w:w="793" w:type="dxa"/>
+            <w:tcBorders>
+              <w:top w:val="single" w:sz="8" w:space="0" w:color="000000"/>
+              <w:left w:val="single" w:sz="8" w:space="0" w:color="000000"/>
+              <w:bottom w:val="single" w:sz="8" w:space="0" w:color="000000"/>
+              <w:right w:val="single" w:sz="8" w:space="0" w:color="000000"/>
+            </w:tcBorders>
+            <w:vAlign w:val="center"/>
+          </w:tcPr>
+          <w:p>
+            <w:pPr>
+              <w:keepNext/>
               <w:jc w:val="center"/>
               <w:rPr>
                 <w:sz w:val="24"/>
@@ -11071,17 +11288,18 @@
         </w:tc>
         <w:tc>
           <w:tcPr>
-            <w:tcW w:w="1871" w:type="dxa"/>
-            <w:tcBorders>
-              <w:top w:val="single" w:sz="8" w:space="0" w:color="000000"/>
-              <w:left w:val="single" w:sz="8" w:space="0" w:color="000000"/>
-              <w:bottom w:val="single" w:sz="8" w:space="0" w:color="000000"/>
-              <w:right w:val="single" w:sz="8" w:space="0" w:color="000000"/>
-            </w:tcBorders>
-            <w:vAlign w:val="center"/>
-          </w:tcPr>
-          <w:p>
-            <w:pPr>
+            <w:tcW w:w="1644" w:type="dxa"/>
+            <w:tcBorders>
+              <w:top w:val="single" w:sz="8" w:space="0" w:color="000000"/>
+              <w:left w:val="single" w:sz="8" w:space="0" w:color="000000"/>
+              <w:bottom w:val="single" w:sz="8" w:space="0" w:color="000000"/>
+              <w:right w:val="single" w:sz="8" w:space="0" w:color="000000"/>
+            </w:tcBorders>
+            <w:vAlign w:val="center"/>
+          </w:tcPr>
+          <w:p>
+            <w:pPr>
+              <w:keepNext/>
               <w:jc w:val="center"/>
               <w:rPr>
                 <w:sz w:val="24"/>
@@ -11101,17 +11319,18 @@
         </w:tc>
         <w:tc>
           <w:tcPr>
-            <w:tcW w:w="3685" w:type="dxa"/>
-            <w:tcBorders>
-              <w:top w:val="single" w:sz="8" w:space="0" w:color="000000"/>
-              <w:left w:val="single" w:sz="8" w:space="0" w:color="000000"/>
-              <w:bottom w:val="single" w:sz="8" w:space="0" w:color="000000"/>
-              <w:right w:val="single" w:sz="8" w:space="0" w:color="000000"/>
-            </w:tcBorders>
-            <w:vAlign w:val="center"/>
-          </w:tcPr>
-          <w:p>
-            <w:pPr>
+            <w:tcW w:w="3628" w:type="dxa"/>
+            <w:tcBorders>
+              <w:top w:val="single" w:sz="8" w:space="0" w:color="000000"/>
+              <w:left w:val="single" w:sz="8" w:space="0" w:color="000000"/>
+              <w:bottom w:val="single" w:sz="8" w:space="0" w:color="000000"/>
+              <w:right w:val="single" w:sz="8" w:space="0" w:color="000000"/>
+            </w:tcBorders>
+            <w:vAlign w:val="center"/>
+          </w:tcPr>
+          <w:p>
+            <w:pPr>
+              <w:keepNext/>
               <w:jc w:val="center"/>
               <w:rPr>
                 <w:sz w:val="24"/>
@@ -11131,17 +11350,18 @@
         </w:tc>
         <w:tc>
           <w:tcPr>
-            <w:tcW w:w="1077" w:type="dxa"/>
-            <w:tcBorders>
-              <w:top w:val="single" w:sz="8" w:space="0" w:color="000000"/>
-              <w:left w:val="single" w:sz="8" w:space="0" w:color="000000"/>
-              <w:bottom w:val="single" w:sz="8" w:space="0" w:color="000000"/>
-              <w:right w:val="single" w:sz="8" w:space="0" w:color="000000"/>
-            </w:tcBorders>
-            <w:vAlign w:val="center"/>
-          </w:tcPr>
-          <w:p>
-            <w:pPr>
+            <w:tcW w:w="1134" w:type="dxa"/>
+            <w:tcBorders>
+              <w:top w:val="single" w:sz="8" w:space="0" w:color="000000"/>
+              <w:left w:val="single" w:sz="8" w:space="0" w:color="000000"/>
+              <w:bottom w:val="single" w:sz="8" w:space="0" w:color="000000"/>
+              <w:right w:val="single" w:sz="8" w:space="0" w:color="000000"/>
+            </w:tcBorders>
+            <w:vAlign w:val="center"/>
+          </w:tcPr>
+          <w:p>
+            <w:pPr>
+              <w:keepNext/>
               <w:jc w:val="center"/>
               <w:rPr>
                 <w:sz w:val="24"/>
@@ -11161,17 +11381,18 @@
         </w:tc>
         <w:tc>
           <w:tcPr>
-            <w:tcW w:w="1587" w:type="dxa"/>
-            <w:tcBorders>
-              <w:top w:val="single" w:sz="8" w:space="0" w:color="000000"/>
-              <w:left w:val="single" w:sz="8" w:space="0" w:color="000000"/>
-              <w:bottom w:val="single" w:sz="8" w:space="0" w:color="000000"/>
-              <w:right w:val="single" w:sz="8" w:space="0" w:color="000000"/>
-            </w:tcBorders>
-            <w:vAlign w:val="center"/>
-          </w:tcPr>
-          <w:p>
-            <w:pPr>
+            <w:tcW w:w="1871" w:type="dxa"/>
+            <w:tcBorders>
+              <w:top w:val="single" w:sz="8" w:space="0" w:color="000000"/>
+              <w:left w:val="single" w:sz="8" w:space="0" w:color="000000"/>
+              <w:bottom w:val="single" w:sz="8" w:space="0" w:color="000000"/>
+              <w:right w:val="single" w:sz="8" w:space="0" w:color="000000"/>
+            </w:tcBorders>
+            <w:vAlign w:val="center"/>
+          </w:tcPr>
+          <w:p>
+            <w:pPr>
+              <w:keepNext/>
               <w:jc w:val="center"/>
               <w:rPr>
                 <w:sz w:val="24"/>
@@ -11192,11 +11413,12 @@
       </w:tr>
       <w:tr>
         <w:trPr>
+          <w:cantSplit/>
           <w:jc w:val="center"/>
         </w:trPr>
         <w:tc>
           <w:tcPr>
-            <w:tcW w:w="850" w:type="dxa"/>
+            <w:tcW w:w="793" w:type="dxa"/>
             <w:tcBorders>
               <w:top w:val="single" w:sz="8" w:space="0" w:color="000000"/>
               <w:left w:val="single" w:sz="8" w:space="0" w:color="000000"/>
@@ -11224,6 +11446,91 @@
         </w:tc>
         <w:tc>
           <w:tcPr>
+            <w:tcW w:w="1644" w:type="dxa"/>
+            <w:tcBorders>
+              <w:top w:val="single" w:sz="8" w:space="0" w:color="000000"/>
+              <w:left w:val="single" w:sz="8" w:space="0" w:color="000000"/>
+              <w:bottom w:val="single" w:sz="8" w:space="0" w:color="000000"/>
+              <w:right w:val="single" w:sz="8" w:space="0" w:color="000000"/>
+            </w:tcBorders>
+            <w:vAlign w:val="center"/>
+          </w:tcPr>
+          <w:p>
+            <w:pPr>
+              <w:rPr>
+                <w:sz w:val="24"/>
+                <w:szCs w:val="24"/>
+              </w:rPr>
+            </w:pPr>
+            <w:r>
+              <w:rPr>
+                <w:b w:val="0"/>
+                <w:sz w:val="24"/>
+                <w:szCs w:val="24"/>
+              </w:rPr>
+              <w:t>Timeline</w:t>
+            </w:r>
+          </w:p>
+        </w:tc>
+        <w:tc>
+          <w:tcPr>
+            <w:tcW w:w="3628" w:type="dxa"/>
+            <w:tcBorders>
+              <w:top w:val="single" w:sz="8" w:space="0" w:color="000000"/>
+              <w:left w:val="single" w:sz="8" w:space="0" w:color="000000"/>
+              <w:bottom w:val="single" w:sz="8" w:space="0" w:color="000000"/>
+              <w:right w:val="single" w:sz="8" w:space="0" w:color="000000"/>
+            </w:tcBorders>
+            <w:vAlign w:val="center"/>
+          </w:tcPr>
+          <w:p>
+            <w:pPr>
+              <w:jc w:val="left"/>
+              <w:rPr>
+                <w:sz w:val="24"/>
+                <w:szCs w:val="24"/>
+              </w:rPr>
+            </w:pPr>
+            <w:r>
+              <w:rPr>
+                <w:b w:val="0"/>
+                <w:sz w:val="24"/>
+                <w:szCs w:val="24"/>
+              </w:rPr>
+              <w:t>Timeline pelaksanaan di dokumen order sama dengan timeline yang sudah dikonfirmasi Service Delivery Manager (SNX-COM-SOP-01 butir 4.11).</w:t>
+            </w:r>
+          </w:p>
+        </w:tc>
+        <w:tc>
+          <w:tcPr>
+            <w:tcW w:w="1134" w:type="dxa"/>
+            <w:tcBorders>
+              <w:top w:val="single" w:sz="8" w:space="0" w:color="000000"/>
+              <w:left w:val="single" w:sz="8" w:space="0" w:color="000000"/>
+              <w:bottom w:val="single" w:sz="8" w:space="0" w:color="000000"/>
+              <w:right w:val="single" w:sz="8" w:space="0" w:color="000000"/>
+            </w:tcBorders>
+            <w:vAlign w:val="center"/>
+          </w:tcPr>
+          <w:p>
+            <w:pPr>
+              <w:jc w:val="left"/>
+              <w:rPr>
+                <w:sz w:val="24"/>
+                <w:szCs w:val="24"/>
+              </w:rPr>
+            </w:pPr>
+            <w:r>
+              <w:rPr>
+                <w:b w:val="0"/>
+                <w:sz w:val="24"/>
+                <w:szCs w:val="24"/>
+              </w:rPr>
+            </w:r>
+          </w:p>
+        </w:tc>
+        <w:tc>
+          <w:tcPr>
             <w:tcW w:w="1871" w:type="dxa"/>
             <w:tcBorders>
               <w:top w:val="single" w:sz="8" w:space="0" w:color="000000"/>
@@ -11235,92 +11542,7 @@
           </w:tcPr>
           <w:p>
             <w:pPr>
-              <w:rPr>
-                <w:sz w:val="24"/>
-                <w:szCs w:val="24"/>
-              </w:rPr>
-            </w:pPr>
-            <w:r>
-              <w:rPr>
-                <w:b w:val="0"/>
-                <w:sz w:val="24"/>
-                <w:szCs w:val="24"/>
-              </w:rPr>
-              <w:t>Timeline</w:t>
-            </w:r>
-          </w:p>
-        </w:tc>
-        <w:tc>
-          <w:tcPr>
-            <w:tcW w:w="3685" w:type="dxa"/>
-            <w:tcBorders>
-              <w:top w:val="single" w:sz="8" w:space="0" w:color="000000"/>
-              <w:left w:val="single" w:sz="8" w:space="0" w:color="000000"/>
-              <w:bottom w:val="single" w:sz="8" w:space="0" w:color="000000"/>
-              <w:right w:val="single" w:sz="8" w:space="0" w:color="000000"/>
-            </w:tcBorders>
-            <w:vAlign w:val="center"/>
-          </w:tcPr>
-          <w:p>
-            <w:pPr>
-              <w:jc w:val="both"/>
-              <w:rPr>
-                <w:sz w:val="24"/>
-                <w:szCs w:val="24"/>
-              </w:rPr>
-            </w:pPr>
-            <w:r>
-              <w:rPr>
-                <w:b w:val="0"/>
-                <w:sz w:val="24"/>
-                <w:szCs w:val="24"/>
-              </w:rPr>
-              <w:t>Timeline pelaksanaan di dokumen order sama dengan timeline yang Service Delivery Manager konfirmasi (SNX-COM-SOP-01 butir 4.11).</w:t>
-            </w:r>
-          </w:p>
-        </w:tc>
-        <w:tc>
-          <w:tcPr>
-            <w:tcW w:w="1077" w:type="dxa"/>
-            <w:tcBorders>
-              <w:top w:val="single" w:sz="8" w:space="0" w:color="000000"/>
-              <w:left w:val="single" w:sz="8" w:space="0" w:color="000000"/>
-              <w:bottom w:val="single" w:sz="8" w:space="0" w:color="000000"/>
-              <w:right w:val="single" w:sz="8" w:space="0" w:color="000000"/>
-            </w:tcBorders>
-            <w:vAlign w:val="center"/>
-          </w:tcPr>
-          <w:p>
-            <w:pPr>
-              <w:jc w:val="both"/>
-              <w:rPr>
-                <w:sz w:val="24"/>
-                <w:szCs w:val="24"/>
-              </w:rPr>
-            </w:pPr>
-            <w:r>
-              <w:rPr>
-                <w:b w:val="0"/>
-                <w:sz w:val="24"/>
-                <w:szCs w:val="24"/>
-              </w:rPr>
-            </w:r>
-          </w:p>
-        </w:tc>
-        <w:tc>
-          <w:tcPr>
-            <w:tcW w:w="1587" w:type="dxa"/>
-            <w:tcBorders>
-              <w:top w:val="single" w:sz="8" w:space="0" w:color="000000"/>
-              <w:left w:val="single" w:sz="8" w:space="0" w:color="000000"/>
-              <w:bottom w:val="single" w:sz="8" w:space="0" w:color="000000"/>
-              <w:right w:val="single" w:sz="8" w:space="0" w:color="000000"/>
-            </w:tcBorders>
-            <w:vAlign w:val="center"/>
-          </w:tcPr>
-          <w:p>
-            <w:pPr>
-              <w:jc w:val="both"/>
+              <w:jc w:val="left"/>
               <w:rPr>
                 <w:sz w:val="24"/>
                 <w:szCs w:val="24"/>
@@ -11338,11 +11560,12 @@
       </w:tr>
       <w:tr>
         <w:trPr>
+          <w:cantSplit/>
           <w:jc w:val="center"/>
         </w:trPr>
         <w:tc>
           <w:tcPr>
-            <w:tcW w:w="850" w:type="dxa"/>
+            <w:tcW w:w="793" w:type="dxa"/>
             <w:tcBorders>
               <w:top w:val="single" w:sz="8" w:space="0" w:color="000000"/>
               <w:left w:val="single" w:sz="8" w:space="0" w:color="000000"/>
@@ -11370,6 +11593,91 @@
         </w:tc>
         <w:tc>
           <w:tcPr>
+            <w:tcW w:w="1644" w:type="dxa"/>
+            <w:tcBorders>
+              <w:top w:val="single" w:sz="8" w:space="0" w:color="000000"/>
+              <w:left w:val="single" w:sz="8" w:space="0" w:color="000000"/>
+              <w:bottom w:val="single" w:sz="8" w:space="0" w:color="000000"/>
+              <w:right w:val="single" w:sz="8" w:space="0" w:color="000000"/>
+            </w:tcBorders>
+            <w:vAlign w:val="center"/>
+          </w:tcPr>
+          <w:p>
+            <w:pPr>
+              <w:rPr>
+                <w:sz w:val="24"/>
+                <w:szCs w:val="24"/>
+              </w:rPr>
+            </w:pPr>
+            <w:r>
+              <w:rPr>
+                <w:b w:val="0"/>
+                <w:sz w:val="24"/>
+                <w:szCs w:val="24"/>
+              </w:rPr>
+              <w:t>Deliverable dan Penerimaan</w:t>
+            </w:r>
+          </w:p>
+        </w:tc>
+        <w:tc>
+          <w:tcPr>
+            <w:tcW w:w="3628" w:type="dxa"/>
+            <w:tcBorders>
+              <w:top w:val="single" w:sz="8" w:space="0" w:color="000000"/>
+              <w:left w:val="single" w:sz="8" w:space="0" w:color="000000"/>
+              <w:bottom w:val="single" w:sz="8" w:space="0" w:color="000000"/>
+              <w:right w:val="single" w:sz="8" w:space="0" w:color="000000"/>
+            </w:tcBorders>
+            <w:vAlign w:val="center"/>
+          </w:tcPr>
+          <w:p>
+            <w:pPr>
+              <w:jc w:val="left"/>
+              <w:rPr>
+                <w:sz w:val="24"/>
+                <w:szCs w:val="24"/>
+              </w:rPr>
+            </w:pPr>
+            <w:r>
+              <w:rPr>
+                <w:b w:val="0"/>
+                <w:sz w:val="24"/>
+                <w:szCs w:val="24"/>
+              </w:rPr>
+              <w:t>Deliverable dan syarat penerimaan hasil kerja oleh customer, sesuai BAST di SNX-OPS-FRM-06.</w:t>
+            </w:r>
+          </w:p>
+        </w:tc>
+        <w:tc>
+          <w:tcPr>
+            <w:tcW w:w="1134" w:type="dxa"/>
+            <w:tcBorders>
+              <w:top w:val="single" w:sz="8" w:space="0" w:color="000000"/>
+              <w:left w:val="single" w:sz="8" w:space="0" w:color="000000"/>
+              <w:bottom w:val="single" w:sz="8" w:space="0" w:color="000000"/>
+              <w:right w:val="single" w:sz="8" w:space="0" w:color="000000"/>
+            </w:tcBorders>
+            <w:vAlign w:val="center"/>
+          </w:tcPr>
+          <w:p>
+            <w:pPr>
+              <w:jc w:val="left"/>
+              <w:rPr>
+                <w:sz w:val="24"/>
+                <w:szCs w:val="24"/>
+              </w:rPr>
+            </w:pPr>
+            <w:r>
+              <w:rPr>
+                <w:b w:val="0"/>
+                <w:sz w:val="24"/>
+                <w:szCs w:val="24"/>
+              </w:rPr>
+            </w:r>
+          </w:p>
+        </w:tc>
+        <w:tc>
+          <w:tcPr>
             <w:tcW w:w="1871" w:type="dxa"/>
             <w:tcBorders>
               <w:top w:val="single" w:sz="8" w:space="0" w:color="000000"/>
@@ -11381,92 +11689,7 @@
           </w:tcPr>
           <w:p>
             <w:pPr>
-              <w:rPr>
-                <w:sz w:val="24"/>
-                <w:szCs w:val="24"/>
-              </w:rPr>
-            </w:pPr>
-            <w:r>
-              <w:rPr>
-                <w:b w:val="0"/>
-                <w:sz w:val="24"/>
-                <w:szCs w:val="24"/>
-              </w:rPr>
-              <w:t>Deliverable dan Penerimaan</w:t>
-            </w:r>
-          </w:p>
-        </w:tc>
-        <w:tc>
-          <w:tcPr>
-            <w:tcW w:w="3685" w:type="dxa"/>
-            <w:tcBorders>
-              <w:top w:val="single" w:sz="8" w:space="0" w:color="000000"/>
-              <w:left w:val="single" w:sz="8" w:space="0" w:color="000000"/>
-              <w:bottom w:val="single" w:sz="8" w:space="0" w:color="000000"/>
-              <w:right w:val="single" w:sz="8" w:space="0" w:color="000000"/>
-            </w:tcBorders>
-            <w:vAlign w:val="center"/>
-          </w:tcPr>
-          <w:p>
-            <w:pPr>
-              <w:jc w:val="both"/>
-              <w:rPr>
-                <w:sz w:val="24"/>
-                <w:szCs w:val="24"/>
-              </w:rPr>
-            </w:pPr>
-            <w:r>
-              <w:rPr>
-                <w:b w:val="0"/>
-                <w:sz w:val="24"/>
-                <w:szCs w:val="24"/>
-              </w:rPr>
-              <w:t>Deliverable dan syarat customer menerima hasil kerja, sesuai BAST di SNX-OPS-FRM-06.</w:t>
-            </w:r>
-          </w:p>
-        </w:tc>
-        <w:tc>
-          <w:tcPr>
-            <w:tcW w:w="1077" w:type="dxa"/>
-            <w:tcBorders>
-              <w:top w:val="single" w:sz="8" w:space="0" w:color="000000"/>
-              <w:left w:val="single" w:sz="8" w:space="0" w:color="000000"/>
-              <w:bottom w:val="single" w:sz="8" w:space="0" w:color="000000"/>
-              <w:right w:val="single" w:sz="8" w:space="0" w:color="000000"/>
-            </w:tcBorders>
-            <w:vAlign w:val="center"/>
-          </w:tcPr>
-          <w:p>
-            <w:pPr>
-              <w:jc w:val="both"/>
-              <w:rPr>
-                <w:sz w:val="24"/>
-                <w:szCs w:val="24"/>
-              </w:rPr>
-            </w:pPr>
-            <w:r>
-              <w:rPr>
-                <w:b w:val="0"/>
-                <w:sz w:val="24"/>
-                <w:szCs w:val="24"/>
-              </w:rPr>
-            </w:r>
-          </w:p>
-        </w:tc>
-        <w:tc>
-          <w:tcPr>
-            <w:tcW w:w="1587" w:type="dxa"/>
-            <w:tcBorders>
-              <w:top w:val="single" w:sz="8" w:space="0" w:color="000000"/>
-              <w:left w:val="single" w:sz="8" w:space="0" w:color="000000"/>
-              <w:bottom w:val="single" w:sz="8" w:space="0" w:color="000000"/>
-              <w:right w:val="single" w:sz="8" w:space="0" w:color="000000"/>
-            </w:tcBorders>
-            <w:vAlign w:val="center"/>
-          </w:tcPr>
-          <w:p>
-            <w:pPr>
-              <w:jc w:val="both"/>
+              <w:jc w:val="left"/>
               <w:rPr>
                 <w:sz w:val="24"/>
                 <w:szCs w:val="24"/>
@@ -11484,11 +11707,12 @@
       </w:tr>
       <w:tr>
         <w:trPr>
+          <w:cantSplit/>
           <w:jc w:val="center"/>
         </w:trPr>
         <w:tc>
           <w:tcPr>
-            <w:tcW w:w="850" w:type="dxa"/>
+            <w:tcW w:w="793" w:type="dxa"/>
             <w:tcBorders>
               <w:top w:val="single" w:sz="8" w:space="0" w:color="000000"/>
               <w:left w:val="single" w:sz="8" w:space="0" w:color="000000"/>
@@ -11516,6 +11740,91 @@
         </w:tc>
         <w:tc>
           <w:tcPr>
+            <w:tcW w:w="1644" w:type="dxa"/>
+            <w:tcBorders>
+              <w:top w:val="single" w:sz="8" w:space="0" w:color="000000"/>
+              <w:left w:val="single" w:sz="8" w:space="0" w:color="000000"/>
+              <w:bottom w:val="single" w:sz="8" w:space="0" w:color="000000"/>
+              <w:right w:val="single" w:sz="8" w:space="0" w:color="000000"/>
+            </w:tcBorders>
+            <w:vAlign w:val="center"/>
+          </w:tcPr>
+          <w:p>
+            <w:pPr>
+              <w:rPr>
+                <w:sz w:val="24"/>
+                <w:szCs w:val="24"/>
+              </w:rPr>
+            </w:pPr>
+            <w:r>
+              <w:rPr>
+                <w:b w:val="0"/>
+                <w:sz w:val="24"/>
+                <w:szCs w:val="24"/>
+              </w:rPr>
+              <w:t>SLA dan Kompensasi</w:t>
+            </w:r>
+          </w:p>
+        </w:tc>
+        <w:tc>
+          <w:tcPr>
+            <w:tcW w:w="3628" w:type="dxa"/>
+            <w:tcBorders>
+              <w:top w:val="single" w:sz="8" w:space="0" w:color="000000"/>
+              <w:left w:val="single" w:sz="8" w:space="0" w:color="000000"/>
+              <w:bottom w:val="single" w:sz="8" w:space="0" w:color="000000"/>
+              <w:right w:val="single" w:sz="8" w:space="0" w:color="000000"/>
+            </w:tcBorders>
+            <w:vAlign w:val="center"/>
+          </w:tcPr>
+          <w:p>
+            <w:pPr>
+              <w:jc w:val="left"/>
+              <w:rPr>
+                <w:sz w:val="24"/>
+                <w:szCs w:val="24"/>
+              </w:rPr>
+            </w:pPr>
+            <w:r>
+              <w:rPr>
+                <w:b w:val="0"/>
+                <w:sz w:val="24"/>
+                <w:szCs w:val="24"/>
+              </w:rPr>
+              <w:t>Target SLA yang diminta customer berada dalam target standar SNX-OPS-SOP-05 butir 4.1, atau target lain sudah dikonfirmasi Service Delivery Manager. Bahasa kompensasi atau service credit hanya ada di PO atau kontrak, tidak di proposal.</w:t>
+            </w:r>
+          </w:p>
+        </w:tc>
+        <w:tc>
+          <w:tcPr>
+            <w:tcW w:w="1134" w:type="dxa"/>
+            <w:tcBorders>
+              <w:top w:val="single" w:sz="8" w:space="0" w:color="000000"/>
+              <w:left w:val="single" w:sz="8" w:space="0" w:color="000000"/>
+              <w:bottom w:val="single" w:sz="8" w:space="0" w:color="000000"/>
+              <w:right w:val="single" w:sz="8" w:space="0" w:color="000000"/>
+            </w:tcBorders>
+            <w:vAlign w:val="center"/>
+          </w:tcPr>
+          <w:p>
+            <w:pPr>
+              <w:jc w:val="left"/>
+              <w:rPr>
+                <w:sz w:val="24"/>
+                <w:szCs w:val="24"/>
+              </w:rPr>
+            </w:pPr>
+            <w:r>
+              <w:rPr>
+                <w:b w:val="0"/>
+                <w:sz w:val="24"/>
+                <w:szCs w:val="24"/>
+              </w:rPr>
+            </w:r>
+          </w:p>
+        </w:tc>
+        <w:tc>
+          <w:tcPr>
             <w:tcW w:w="1871" w:type="dxa"/>
             <w:tcBorders>
               <w:top w:val="single" w:sz="8" w:space="0" w:color="000000"/>
@@ -11527,92 +11836,7 @@
           </w:tcPr>
           <w:p>
             <w:pPr>
-              <w:rPr>
-                <w:sz w:val="24"/>
-                <w:szCs w:val="24"/>
-              </w:rPr>
-            </w:pPr>
-            <w:r>
-              <w:rPr>
-                <w:b w:val="0"/>
-                <w:sz w:val="24"/>
-                <w:szCs w:val="24"/>
-              </w:rPr>
-              <w:t>SLA dan Kompensasi</w:t>
-            </w:r>
-          </w:p>
-        </w:tc>
-        <w:tc>
-          <w:tcPr>
-            <w:tcW w:w="3685" w:type="dxa"/>
-            <w:tcBorders>
-              <w:top w:val="single" w:sz="8" w:space="0" w:color="000000"/>
-              <w:left w:val="single" w:sz="8" w:space="0" w:color="000000"/>
-              <w:bottom w:val="single" w:sz="8" w:space="0" w:color="000000"/>
-              <w:right w:val="single" w:sz="8" w:space="0" w:color="000000"/>
-            </w:tcBorders>
-            <w:vAlign w:val="center"/>
-          </w:tcPr>
-          <w:p>
-            <w:pPr>
-              <w:jc w:val="both"/>
-              <w:rPr>
-                <w:sz w:val="24"/>
-                <w:szCs w:val="24"/>
-              </w:rPr>
-            </w:pPr>
-            <w:r>
-              <w:rPr>
-                <w:b w:val="0"/>
-                <w:sz w:val="24"/>
-                <w:szCs w:val="24"/>
-              </w:rPr>
-              <w:t>Target SLA yang customer minta berada dalam target standar di SNX-OPS-SOP-05 butir 4.1, atau Service Delivery Manager sudah mengonfirmasi target lain. Bahasa kompensasi atau service credit hanya ada di PO atau kontrak, tidak di proposal.</w:t>
-            </w:r>
-          </w:p>
-        </w:tc>
-        <w:tc>
-          <w:tcPr>
-            <w:tcW w:w="1077" w:type="dxa"/>
-            <w:tcBorders>
-              <w:top w:val="single" w:sz="8" w:space="0" w:color="000000"/>
-              <w:left w:val="single" w:sz="8" w:space="0" w:color="000000"/>
-              <w:bottom w:val="single" w:sz="8" w:space="0" w:color="000000"/>
-              <w:right w:val="single" w:sz="8" w:space="0" w:color="000000"/>
-            </w:tcBorders>
-            <w:vAlign w:val="center"/>
-          </w:tcPr>
-          <w:p>
-            <w:pPr>
-              <w:jc w:val="both"/>
-              <w:rPr>
-                <w:sz w:val="24"/>
-                <w:szCs w:val="24"/>
-              </w:rPr>
-            </w:pPr>
-            <w:r>
-              <w:rPr>
-                <w:b w:val="0"/>
-                <w:sz w:val="24"/>
-                <w:szCs w:val="24"/>
-              </w:rPr>
-            </w:r>
-          </w:p>
-        </w:tc>
-        <w:tc>
-          <w:tcPr>
-            <w:tcW w:w="1587" w:type="dxa"/>
-            <w:tcBorders>
-              <w:top w:val="single" w:sz="8" w:space="0" w:color="000000"/>
-              <w:left w:val="single" w:sz="8" w:space="0" w:color="000000"/>
-              <w:bottom w:val="single" w:sz="8" w:space="0" w:color="000000"/>
-              <w:right w:val="single" w:sz="8" w:space="0" w:color="000000"/>
-            </w:tcBorders>
-            <w:vAlign w:val="center"/>
-          </w:tcPr>
-          <w:p>
-            <w:pPr>
-              <w:jc w:val="both"/>
+              <w:jc w:val="left"/>
               <w:rPr>
                 <w:sz w:val="24"/>
                 <w:szCs w:val="24"/>
@@ -11630,11 +11854,12 @@
       </w:tr>
       <w:tr>
         <w:trPr>
+          <w:cantSplit/>
           <w:jc w:val="center"/>
         </w:trPr>
         <w:tc>
           <w:tcPr>
-            <w:tcW w:w="850" w:type="dxa"/>
+            <w:tcW w:w="793" w:type="dxa"/>
             <w:tcBorders>
               <w:top w:val="single" w:sz="8" w:space="0" w:color="000000"/>
               <w:left w:val="single" w:sz="8" w:space="0" w:color="000000"/>
@@ -11662,6 +11887,91 @@
         </w:tc>
         <w:tc>
           <w:tcPr>
+            <w:tcW w:w="1644" w:type="dxa"/>
+            <w:tcBorders>
+              <w:top w:val="single" w:sz="8" w:space="0" w:color="000000"/>
+              <w:left w:val="single" w:sz="8" w:space="0" w:color="000000"/>
+              <w:bottom w:val="single" w:sz="8" w:space="0" w:color="000000"/>
+              <w:right w:val="single" w:sz="8" w:space="0" w:color="000000"/>
+            </w:tcBorders>
+            <w:vAlign w:val="center"/>
+          </w:tcPr>
+          <w:p>
+            <w:pPr>
+              <w:rPr>
+                <w:sz w:val="24"/>
+                <w:szCs w:val="24"/>
+              </w:rPr>
+            </w:pPr>
+            <w:r>
+              <w:rPr>
+                <w:b w:val="0"/>
+                <w:sz w:val="24"/>
+                <w:szCs w:val="24"/>
+              </w:rPr>
+              <w:t>Dependensi dan Batasan Customer</w:t>
+            </w:r>
+          </w:p>
+        </w:tc>
+        <w:tc>
+          <w:tcPr>
+            <w:tcW w:w="3628" w:type="dxa"/>
+            <w:tcBorders>
+              <w:top w:val="single" w:sz="8" w:space="0" w:color="000000"/>
+              <w:left w:val="single" w:sz="8" w:space="0" w:color="000000"/>
+              <w:bottom w:val="single" w:sz="8" w:space="0" w:color="000000"/>
+              <w:right w:val="single" w:sz="8" w:space="0" w:color="000000"/>
+            </w:tcBorders>
+            <w:vAlign w:val="center"/>
+          </w:tcPr>
+          <w:p>
+            <w:pPr>
+              <w:jc w:val="left"/>
+              <w:rPr>
+                <w:sz w:val="24"/>
+                <w:szCs w:val="24"/>
+              </w:rPr>
+            </w:pPr>
+            <w:r>
+              <w:rPr>
+                <w:b w:val="0"/>
+                <w:sz w:val="24"/>
+                <w:szCs w:val="24"/>
+              </w:rPr>
+              <w:t>Dependensi pada customer atau pihak ketiga, dan batasan waktu dari customer seperti window maintenance dan blackout.</w:t>
+            </w:r>
+          </w:p>
+        </w:tc>
+        <w:tc>
+          <w:tcPr>
+            <w:tcW w:w="1134" w:type="dxa"/>
+            <w:tcBorders>
+              <w:top w:val="single" w:sz="8" w:space="0" w:color="000000"/>
+              <w:left w:val="single" w:sz="8" w:space="0" w:color="000000"/>
+              <w:bottom w:val="single" w:sz="8" w:space="0" w:color="000000"/>
+              <w:right w:val="single" w:sz="8" w:space="0" w:color="000000"/>
+            </w:tcBorders>
+            <w:vAlign w:val="center"/>
+          </w:tcPr>
+          <w:p>
+            <w:pPr>
+              <w:jc w:val="left"/>
+              <w:rPr>
+                <w:sz w:val="24"/>
+                <w:szCs w:val="24"/>
+              </w:rPr>
+            </w:pPr>
+            <w:r>
+              <w:rPr>
+                <w:b w:val="0"/>
+                <w:sz w:val="24"/>
+                <w:szCs w:val="24"/>
+              </w:rPr>
+            </w:r>
+          </w:p>
+        </w:tc>
+        <w:tc>
+          <w:tcPr>
             <w:tcW w:w="1871" w:type="dxa"/>
             <w:tcBorders>
               <w:top w:val="single" w:sz="8" w:space="0" w:color="000000"/>
@@ -11673,92 +11983,7 @@
           </w:tcPr>
           <w:p>
             <w:pPr>
-              <w:rPr>
-                <w:sz w:val="24"/>
-                <w:szCs w:val="24"/>
-              </w:rPr>
-            </w:pPr>
-            <w:r>
-              <w:rPr>
-                <w:b w:val="0"/>
-                <w:sz w:val="24"/>
-                <w:szCs w:val="24"/>
-              </w:rPr>
-              <w:t>Dependensi dan Batasan Customer</w:t>
-            </w:r>
-          </w:p>
-        </w:tc>
-        <w:tc>
-          <w:tcPr>
-            <w:tcW w:w="3685" w:type="dxa"/>
-            <w:tcBorders>
-              <w:top w:val="single" w:sz="8" w:space="0" w:color="000000"/>
-              <w:left w:val="single" w:sz="8" w:space="0" w:color="000000"/>
-              <w:bottom w:val="single" w:sz="8" w:space="0" w:color="000000"/>
-              <w:right w:val="single" w:sz="8" w:space="0" w:color="000000"/>
-            </w:tcBorders>
-            <w:vAlign w:val="center"/>
-          </w:tcPr>
-          <w:p>
-            <w:pPr>
-              <w:jc w:val="both"/>
-              <w:rPr>
-                <w:sz w:val="24"/>
-                <w:szCs w:val="24"/>
-              </w:rPr>
-            </w:pPr>
-            <w:r>
-              <w:rPr>
-                <w:b w:val="0"/>
-                <w:sz w:val="24"/>
-                <w:szCs w:val="24"/>
-              </w:rPr>
-              <w:t>Dependensi pada customer atau pihak ketiga, dan batasan waktu dari customer seperti window maintenance dan blackout.</w:t>
-            </w:r>
-          </w:p>
-        </w:tc>
-        <w:tc>
-          <w:tcPr>
-            <w:tcW w:w="1077" w:type="dxa"/>
-            <w:tcBorders>
-              <w:top w:val="single" w:sz="8" w:space="0" w:color="000000"/>
-              <w:left w:val="single" w:sz="8" w:space="0" w:color="000000"/>
-              <w:bottom w:val="single" w:sz="8" w:space="0" w:color="000000"/>
-              <w:right w:val="single" w:sz="8" w:space="0" w:color="000000"/>
-            </w:tcBorders>
-            <w:vAlign w:val="center"/>
-          </w:tcPr>
-          <w:p>
-            <w:pPr>
-              <w:jc w:val="both"/>
-              <w:rPr>
-                <w:sz w:val="24"/>
-                <w:szCs w:val="24"/>
-              </w:rPr>
-            </w:pPr>
-            <w:r>
-              <w:rPr>
-                <w:b w:val="0"/>
-                <w:sz w:val="24"/>
-                <w:szCs w:val="24"/>
-              </w:rPr>
-            </w:r>
-          </w:p>
-        </w:tc>
-        <w:tc>
-          <w:tcPr>
-            <w:tcW w:w="1587" w:type="dxa"/>
-            <w:tcBorders>
-              <w:top w:val="single" w:sz="8" w:space="0" w:color="000000"/>
-              <w:left w:val="single" w:sz="8" w:space="0" w:color="000000"/>
-              <w:bottom w:val="single" w:sz="8" w:space="0" w:color="000000"/>
-              <w:right w:val="single" w:sz="8" w:space="0" w:color="000000"/>
-            </w:tcBorders>
-            <w:vAlign w:val="center"/>
-          </w:tcPr>
-          <w:p>
-            <w:pPr>
-              <w:jc w:val="both"/>
+              <w:jc w:val="left"/>
               <w:rPr>
                 <w:sz w:val="24"/>
                 <w:szCs w:val="24"/>
@@ -11776,11 +12001,12 @@
       </w:tr>
       <w:tr>
         <w:trPr>
+          <w:cantSplit/>
           <w:jc w:val="center"/>
         </w:trPr>
         <w:tc>
           <w:tcPr>
-            <w:tcW w:w="850" w:type="dxa"/>
+            <w:tcW w:w="793" w:type="dxa"/>
             <w:tcBorders>
               <w:top w:val="single" w:sz="8" w:space="0" w:color="000000"/>
               <w:left w:val="single" w:sz="8" w:space="0" w:color="000000"/>
@@ -11808,6 +12034,91 @@
         </w:tc>
         <w:tc>
           <w:tcPr>
+            <w:tcW w:w="1644" w:type="dxa"/>
+            <w:tcBorders>
+              <w:top w:val="single" w:sz="8" w:space="0" w:color="000000"/>
+              <w:left w:val="single" w:sz="8" w:space="0" w:color="000000"/>
+              <w:bottom w:val="single" w:sz="8" w:space="0" w:color="000000"/>
+              <w:right w:val="single" w:sz="8" w:space="0" w:color="000000"/>
+            </w:tcBorders>
+            <w:vAlign w:val="center"/>
+          </w:tcPr>
+          <w:p>
+            <w:pPr>
+              <w:rPr>
+                <w:sz w:val="24"/>
+                <w:szCs w:val="24"/>
+              </w:rPr>
+            </w:pPr>
+            <w:r>
+              <w:rPr>
+                <w:b w:val="0"/>
+                <w:sz w:val="24"/>
+                <w:szCs w:val="24"/>
+              </w:rPr>
+              <w:t>Janji di Luar Dokumen Order</w:t>
+            </w:r>
+          </w:p>
+        </w:tc>
+        <w:tc>
+          <w:tcPr>
+            <w:tcW w:w="3628" w:type="dxa"/>
+            <w:tcBorders>
+              <w:top w:val="single" w:sz="8" w:space="0" w:color="000000"/>
+              <w:left w:val="single" w:sz="8" w:space="0" w:color="000000"/>
+              <w:bottom w:val="single" w:sz="8" w:space="0" w:color="000000"/>
+              <w:right w:val="single" w:sz="8" w:space="0" w:color="000000"/>
+            </w:tcBorders>
+            <w:vAlign w:val="center"/>
+          </w:tcPr>
+          <w:p>
+            <w:pPr>
+              <w:jc w:val="left"/>
+              <w:rPr>
+                <w:sz w:val="24"/>
+                <w:szCs w:val="24"/>
+              </w:rPr>
+            </w:pPr>
+            <w:r>
+              <w:rPr>
+                <w:b w:val="0"/>
+                <w:sz w:val="24"/>
+                <w:szCs w:val="24"/>
+              </w:rPr>
+              <w:t>Janji lisan ke customer yang belum ada di PO atau kontrak, dicatat terbuka di kolom Catatan.</w:t>
+            </w:r>
+          </w:p>
+        </w:tc>
+        <w:tc>
+          <w:tcPr>
+            <w:tcW w:w="1134" w:type="dxa"/>
+            <w:tcBorders>
+              <w:top w:val="single" w:sz="8" w:space="0" w:color="000000"/>
+              <w:left w:val="single" w:sz="8" w:space="0" w:color="000000"/>
+              <w:bottom w:val="single" w:sz="8" w:space="0" w:color="000000"/>
+              <w:right w:val="single" w:sz="8" w:space="0" w:color="000000"/>
+            </w:tcBorders>
+            <w:vAlign w:val="center"/>
+          </w:tcPr>
+          <w:p>
+            <w:pPr>
+              <w:jc w:val="left"/>
+              <w:rPr>
+                <w:sz w:val="24"/>
+                <w:szCs w:val="24"/>
+              </w:rPr>
+            </w:pPr>
+            <w:r>
+              <w:rPr>
+                <w:b w:val="0"/>
+                <w:sz w:val="24"/>
+                <w:szCs w:val="24"/>
+              </w:rPr>
+            </w:r>
+          </w:p>
+        </w:tc>
+        <w:tc>
+          <w:tcPr>
             <w:tcW w:w="1871" w:type="dxa"/>
             <w:tcBorders>
               <w:top w:val="single" w:sz="8" w:space="0" w:color="000000"/>
@@ -11819,92 +12130,7 @@
           </w:tcPr>
           <w:p>
             <w:pPr>
-              <w:rPr>
-                <w:sz w:val="24"/>
-                <w:szCs w:val="24"/>
-              </w:rPr>
-            </w:pPr>
-            <w:r>
-              <w:rPr>
-                <w:b w:val="0"/>
-                <w:sz w:val="24"/>
-                <w:szCs w:val="24"/>
-              </w:rPr>
-              <w:t>Janji di Luar Dokumen Order</w:t>
-            </w:r>
-          </w:p>
-        </w:tc>
-        <w:tc>
-          <w:tcPr>
-            <w:tcW w:w="3685" w:type="dxa"/>
-            <w:tcBorders>
-              <w:top w:val="single" w:sz="8" w:space="0" w:color="000000"/>
-              <w:left w:val="single" w:sz="8" w:space="0" w:color="000000"/>
-              <w:bottom w:val="single" w:sz="8" w:space="0" w:color="000000"/>
-              <w:right w:val="single" w:sz="8" w:space="0" w:color="000000"/>
-            </w:tcBorders>
-            <w:vAlign w:val="center"/>
-          </w:tcPr>
-          <w:p>
-            <w:pPr>
-              <w:jc w:val="both"/>
-              <w:rPr>
-                <w:sz w:val="24"/>
-                <w:szCs w:val="24"/>
-              </w:rPr>
-            </w:pPr>
-            <w:r>
-              <w:rPr>
-                <w:b w:val="0"/>
-                <w:sz w:val="24"/>
-                <w:szCs w:val="24"/>
-              </w:rPr>
-              <w:t>Janji lisan ke customer yang belum ada di PO atau kontrak, dicatat terbuka di kolom Catatan.</w:t>
-            </w:r>
-          </w:p>
-        </w:tc>
-        <w:tc>
-          <w:tcPr>
-            <w:tcW w:w="1077" w:type="dxa"/>
-            <w:tcBorders>
-              <w:top w:val="single" w:sz="8" w:space="0" w:color="000000"/>
-              <w:left w:val="single" w:sz="8" w:space="0" w:color="000000"/>
-              <w:bottom w:val="single" w:sz="8" w:space="0" w:color="000000"/>
-              <w:right w:val="single" w:sz="8" w:space="0" w:color="000000"/>
-            </w:tcBorders>
-            <w:vAlign w:val="center"/>
-          </w:tcPr>
-          <w:p>
-            <w:pPr>
-              <w:jc w:val="both"/>
-              <w:rPr>
-                <w:sz w:val="24"/>
-                <w:szCs w:val="24"/>
-              </w:rPr>
-            </w:pPr>
-            <w:r>
-              <w:rPr>
-                <w:b w:val="0"/>
-                <w:sz w:val="24"/>
-                <w:szCs w:val="24"/>
-              </w:rPr>
-            </w:r>
-          </w:p>
-        </w:tc>
-        <w:tc>
-          <w:tcPr>
-            <w:tcW w:w="1587" w:type="dxa"/>
-            <w:tcBorders>
-              <w:top w:val="single" w:sz="8" w:space="0" w:color="000000"/>
-              <w:left w:val="single" w:sz="8" w:space="0" w:color="000000"/>
-              <w:bottom w:val="single" w:sz="8" w:space="0" w:color="000000"/>
-              <w:right w:val="single" w:sz="8" w:space="0" w:color="000000"/>
-            </w:tcBorders>
-            <w:vAlign w:val="center"/>
-          </w:tcPr>
-          <w:p>
-            <w:pPr>
-              <w:jc w:val="both"/>
+              <w:jc w:val="left"/>
               <w:rPr>
                 <w:sz w:val="24"/>
                 <w:szCs w:val="24"/>
@@ -11922,11 +12148,12 @@
       </w:tr>
       <w:tr>
         <w:trPr>
+          <w:cantSplit/>
           <w:jc w:val="center"/>
         </w:trPr>
         <w:tc>
           <w:tcPr>
-            <w:tcW w:w="850" w:type="dxa"/>
+            <w:tcW w:w="793" w:type="dxa"/>
             <w:tcBorders>
               <w:top w:val="single" w:sz="8" w:space="0" w:color="000000"/>
               <w:left w:val="single" w:sz="8" w:space="0" w:color="000000"/>
@@ -11954,6 +12181,91 @@
         </w:tc>
         <w:tc>
           <w:tcPr>
+            <w:tcW w:w="1644" w:type="dxa"/>
+            <w:tcBorders>
+              <w:top w:val="single" w:sz="8" w:space="0" w:color="000000"/>
+              <w:left w:val="single" w:sz="8" w:space="0" w:color="000000"/>
+              <w:bottom w:val="single" w:sz="8" w:space="0" w:color="000000"/>
+              <w:right w:val="single" w:sz="8" w:space="0" w:color="000000"/>
+            </w:tcBorders>
+            <w:vAlign w:val="center"/>
+          </w:tcPr>
+          <w:p>
+            <w:pPr>
+              <w:rPr>
+                <w:sz w:val="24"/>
+                <w:szCs w:val="24"/>
+              </w:rPr>
+            </w:pPr>
+            <w:r>
+              <w:rPr>
+                <w:b w:val="0"/>
+                <w:sz w:val="24"/>
+                <w:szCs w:val="24"/>
+              </w:rPr>
+              <w:t>Ketersediaan Tim Pelaksana</w:t>
+            </w:r>
+          </w:p>
+        </w:tc>
+        <w:tc>
+          <w:tcPr>
+            <w:tcW w:w="3628" w:type="dxa"/>
+            <w:tcBorders>
+              <w:top w:val="single" w:sz="8" w:space="0" w:color="000000"/>
+              <w:left w:val="single" w:sz="8" w:space="0" w:color="000000"/>
+              <w:bottom w:val="single" w:sz="8" w:space="0" w:color="000000"/>
+              <w:right w:val="single" w:sz="8" w:space="0" w:color="000000"/>
+            </w:tcBorders>
+            <w:vAlign w:val="center"/>
+          </w:tcPr>
+          <w:p>
+            <w:pPr>
+              <w:jc w:val="left"/>
+              <w:rPr>
+                <w:sz w:val="24"/>
+                <w:szCs w:val="24"/>
+              </w:rPr>
+            </w:pPr>
+            <w:r>
+              <w:rPr>
+                <w:b w:val="0"/>
+                <w:sz w:val="24"/>
+                <w:szCs w:val="24"/>
+              </w:rPr>
+              <w:t>Tim pelaksana tersedia pada timeline di aspek C4.1 (USULAN).</w:t>
+            </w:r>
+          </w:p>
+        </w:tc>
+        <w:tc>
+          <w:tcPr>
+            <w:tcW w:w="1134" w:type="dxa"/>
+            <w:tcBorders>
+              <w:top w:val="single" w:sz="8" w:space="0" w:color="000000"/>
+              <w:left w:val="single" w:sz="8" w:space="0" w:color="000000"/>
+              <w:bottom w:val="single" w:sz="8" w:space="0" w:color="000000"/>
+              <w:right w:val="single" w:sz="8" w:space="0" w:color="000000"/>
+            </w:tcBorders>
+            <w:vAlign w:val="center"/>
+          </w:tcPr>
+          <w:p>
+            <w:pPr>
+              <w:jc w:val="left"/>
+              <w:rPr>
+                <w:sz w:val="24"/>
+                <w:szCs w:val="24"/>
+              </w:rPr>
+            </w:pPr>
+            <w:r>
+              <w:rPr>
+                <w:b w:val="0"/>
+                <w:sz w:val="24"/>
+                <w:szCs w:val="24"/>
+              </w:rPr>
+            </w:r>
+          </w:p>
+        </w:tc>
+        <w:tc>
+          <w:tcPr>
             <w:tcW w:w="1871" w:type="dxa"/>
             <w:tcBorders>
               <w:top w:val="single" w:sz="8" w:space="0" w:color="000000"/>
@@ -11965,92 +12277,7 @@
           </w:tcPr>
           <w:p>
             <w:pPr>
-              <w:rPr>
-                <w:sz w:val="24"/>
-                <w:szCs w:val="24"/>
-              </w:rPr>
-            </w:pPr>
-            <w:r>
-              <w:rPr>
-                <w:b w:val="0"/>
-                <w:sz w:val="24"/>
-                <w:szCs w:val="24"/>
-              </w:rPr>
-              <w:t>Ketersediaan Tim Pelaksana</w:t>
-            </w:r>
-          </w:p>
-        </w:tc>
-        <w:tc>
-          <w:tcPr>
-            <w:tcW w:w="3685" w:type="dxa"/>
-            <w:tcBorders>
-              <w:top w:val="single" w:sz="8" w:space="0" w:color="000000"/>
-              <w:left w:val="single" w:sz="8" w:space="0" w:color="000000"/>
-              <w:bottom w:val="single" w:sz="8" w:space="0" w:color="000000"/>
-              <w:right w:val="single" w:sz="8" w:space="0" w:color="000000"/>
-            </w:tcBorders>
-            <w:vAlign w:val="center"/>
-          </w:tcPr>
-          <w:p>
-            <w:pPr>
-              <w:jc w:val="both"/>
-              <w:rPr>
-                <w:sz w:val="24"/>
-                <w:szCs w:val="24"/>
-              </w:rPr>
-            </w:pPr>
-            <w:r>
-              <w:rPr>
-                <w:b w:val="0"/>
-                <w:sz w:val="24"/>
-                <w:szCs w:val="24"/>
-              </w:rPr>
-              <w:t>Tim pelaksana tersedia pada timeline di aspek C4.1 (USULAN).</w:t>
-            </w:r>
-          </w:p>
-        </w:tc>
-        <w:tc>
-          <w:tcPr>
-            <w:tcW w:w="1077" w:type="dxa"/>
-            <w:tcBorders>
-              <w:top w:val="single" w:sz="8" w:space="0" w:color="000000"/>
-              <w:left w:val="single" w:sz="8" w:space="0" w:color="000000"/>
-              <w:bottom w:val="single" w:sz="8" w:space="0" w:color="000000"/>
-              <w:right w:val="single" w:sz="8" w:space="0" w:color="000000"/>
-            </w:tcBorders>
-            <w:vAlign w:val="center"/>
-          </w:tcPr>
-          <w:p>
-            <w:pPr>
-              <w:jc w:val="both"/>
-              <w:rPr>
-                <w:sz w:val="24"/>
-                <w:szCs w:val="24"/>
-              </w:rPr>
-            </w:pPr>
-            <w:r>
-              <w:rPr>
-                <w:b w:val="0"/>
-                <w:sz w:val="24"/>
-                <w:szCs w:val="24"/>
-              </w:rPr>
-            </w:r>
-          </w:p>
-        </w:tc>
-        <w:tc>
-          <w:tcPr>
-            <w:tcW w:w="1587" w:type="dxa"/>
-            <w:tcBorders>
-              <w:top w:val="single" w:sz="8" w:space="0" w:color="000000"/>
-              <w:left w:val="single" w:sz="8" w:space="0" w:color="000000"/>
-              <w:bottom w:val="single" w:sz="8" w:space="0" w:color="000000"/>
-              <w:right w:val="single" w:sz="8" w:space="0" w:color="000000"/>
-            </w:tcBorders>
-            <w:vAlign w:val="center"/>
-          </w:tcPr>
-          <w:p>
-            <w:pPr>
-              <w:jc w:val="both"/>
+              <w:jc w:val="left"/>
               <w:rPr>
                 <w:sz w:val="24"/>
                 <w:szCs w:val="24"/>
@@ -12094,6 +12321,7 @@
     <w:p>
       <w:pPr>
         <w:pStyle w:val="Heading2"/>
+        <w:keepNext/>
         <w:numPr>
           <w:ilvl w:val="1"/>
           <w:numId w:val="7"/>
@@ -12123,6 +12351,8 @@
       </w:tblGrid>
       <w:tr>
         <w:trPr>
+          <w:cantSplit/>
+          <w:tblHeader/>
           <w:jc w:val="center"/>
         </w:trPr>
         <w:tc>
@@ -12138,6 +12368,7 @@
           </w:tcPr>
           <w:p>
             <w:pPr>
+              <w:keepNext/>
               <w:jc w:val="center"/>
               <w:rPr>
                 <w:sz w:val="24"/>
@@ -12168,6 +12399,7 @@
           </w:tcPr>
           <w:p>
             <w:pPr>
+              <w:keepNext/>
               <w:jc w:val="center"/>
               <w:rPr>
                 <w:sz w:val="24"/>
@@ -12198,6 +12430,7 @@
           </w:tcPr>
           <w:p>
             <w:pPr>
+              <w:keepNext/>
               <w:jc w:val="center"/>
               <w:rPr>
                 <w:sz w:val="24"/>
@@ -12228,6 +12461,7 @@
           </w:tcPr>
           <w:p>
             <w:pPr>
+              <w:keepNext/>
               <w:jc w:val="center"/>
               <w:rPr>
                 <w:sz w:val="24"/>
@@ -12258,6 +12492,7 @@
           </w:tcPr>
           <w:p>
             <w:pPr>
+              <w:keepNext/>
               <w:jc w:val="center"/>
               <w:rPr>
                 <w:sz w:val="24"/>
@@ -12288,6 +12523,7 @@
           </w:tcPr>
           <w:p>
             <w:pPr>
+              <w:keepNext/>
               <w:jc w:val="center"/>
               <w:rPr>
                 <w:sz w:val="24"/>
@@ -12308,7 +12544,9 @@
       </w:tr>
       <w:tr>
         <w:trPr>
+          <w:cantSplit/>
           <w:jc w:val="center"/>
+          <w:trHeight w:val="567" w:hRule="atLeast"/>
         </w:trPr>
         <w:tc>
           <w:tcPr>
@@ -12378,7 +12616,7 @@
           </w:tcPr>
           <w:p>
             <w:pPr>
-              <w:jc w:val="both"/>
+              <w:jc w:val="left"/>
               <w:rPr>
                 <w:sz w:val="24"/>
                 <w:szCs w:val="24"/>
@@ -12406,7 +12644,7 @@
           </w:tcPr>
           <w:p>
             <w:pPr>
-              <w:jc w:val="both"/>
+              <w:jc w:val="left"/>
               <w:rPr>
                 <w:sz w:val="24"/>
                 <w:szCs w:val="24"/>
@@ -12434,7 +12672,7 @@
           </w:tcPr>
           <w:p>
             <w:pPr>
-              <w:jc w:val="both"/>
+              <w:jc w:val="left"/>
               <w:rPr>
                 <w:sz w:val="24"/>
                 <w:szCs w:val="24"/>
@@ -12462,7 +12700,7 @@
           </w:tcPr>
           <w:p>
             <w:pPr>
-              <w:jc w:val="both"/>
+              <w:jc w:val="left"/>
               <w:rPr>
                 <w:sz w:val="24"/>
                 <w:szCs w:val="24"/>
@@ -12480,7 +12718,9 @@
       </w:tr>
       <w:tr>
         <w:trPr>
+          <w:cantSplit/>
           <w:jc w:val="center"/>
+          <w:trHeight w:val="567" w:hRule="atLeast"/>
         </w:trPr>
         <w:tc>
           <w:tcPr>
@@ -12550,7 +12790,7 @@
           </w:tcPr>
           <w:p>
             <w:pPr>
-              <w:jc w:val="both"/>
+              <w:jc w:val="left"/>
               <w:rPr>
                 <w:sz w:val="24"/>
                 <w:szCs w:val="24"/>
@@ -12578,7 +12818,7 @@
           </w:tcPr>
           <w:p>
             <w:pPr>
-              <w:jc w:val="both"/>
+              <w:jc w:val="left"/>
               <w:rPr>
                 <w:sz w:val="24"/>
                 <w:szCs w:val="24"/>
@@ -12606,7 +12846,7 @@
           </w:tcPr>
           <w:p>
             <w:pPr>
-              <w:jc w:val="both"/>
+              <w:jc w:val="left"/>
               <w:rPr>
                 <w:sz w:val="24"/>
                 <w:szCs w:val="24"/>
@@ -12634,7 +12874,7 @@
           </w:tcPr>
           <w:p>
             <w:pPr>
-              <w:jc w:val="both"/>
+              <w:jc w:val="left"/>
               <w:rPr>
                 <w:sz w:val="24"/>
                 <w:szCs w:val="24"/>
@@ -12652,7 +12892,9 @@
       </w:tr>
       <w:tr>
         <w:trPr>
+          <w:cantSplit/>
           <w:jc w:val="center"/>
+          <w:trHeight w:val="567" w:hRule="atLeast"/>
         </w:trPr>
         <w:tc>
           <w:tcPr>
@@ -12722,7 +12964,7 @@
           </w:tcPr>
           <w:p>
             <w:pPr>
-              <w:jc w:val="both"/>
+              <w:jc w:val="left"/>
               <w:rPr>
                 <w:sz w:val="24"/>
                 <w:szCs w:val="24"/>
@@ -12750,7 +12992,7 @@
           </w:tcPr>
           <w:p>
             <w:pPr>
-              <w:jc w:val="both"/>
+              <w:jc w:val="left"/>
               <w:rPr>
                 <w:sz w:val="24"/>
                 <w:szCs w:val="24"/>
@@ -12778,7 +13020,7 @@
           </w:tcPr>
           <w:p>
             <w:pPr>
-              <w:jc w:val="both"/>
+              <w:jc w:val="left"/>
               <w:rPr>
                 <w:sz w:val="24"/>
                 <w:szCs w:val="24"/>
@@ -12806,7 +13048,7 @@
           </w:tcPr>
           <w:p>
             <w:pPr>
-              <w:jc w:val="both"/>
+              <w:jc w:val="left"/>
               <w:rPr>
                 <w:sz w:val="24"/>
                 <w:szCs w:val="24"/>
@@ -12824,7 +13066,9 @@
       </w:tr>
       <w:tr>
         <w:trPr>
+          <w:cantSplit/>
           <w:jc w:val="center"/>
+          <w:trHeight w:val="567" w:hRule="atLeast"/>
         </w:trPr>
         <w:tc>
           <w:tcPr>
@@ -12894,7 +13138,7 @@
           </w:tcPr>
           <w:p>
             <w:pPr>
-              <w:jc w:val="both"/>
+              <w:jc w:val="left"/>
               <w:rPr>
                 <w:sz w:val="24"/>
                 <w:szCs w:val="24"/>
@@ -12922,7 +13166,7 @@
           </w:tcPr>
           <w:p>
             <w:pPr>
-              <w:jc w:val="both"/>
+              <w:jc w:val="left"/>
               <w:rPr>
                 <w:sz w:val="24"/>
                 <w:szCs w:val="24"/>
@@ -12950,7 +13194,7 @@
           </w:tcPr>
           <w:p>
             <w:pPr>
-              <w:jc w:val="both"/>
+              <w:jc w:val="left"/>
               <w:rPr>
                 <w:sz w:val="24"/>
                 <w:szCs w:val="24"/>
@@ -12978,7 +13222,7 @@
           </w:tcPr>
           <w:p>
             <w:pPr>
-              <w:jc w:val="both"/>
+              <w:jc w:val="left"/>
               <w:rPr>
                 <w:sz w:val="24"/>
                 <w:szCs w:val="24"/>
@@ -13022,6 +13266,7 @@
     <w:p>
       <w:pPr>
         <w:pStyle w:val="Heading2"/>
+        <w:keepNext/>
         <w:numPr>
           <w:ilvl w:val="1"/>
           <w:numId w:val="7"/>
@@ -13047,6 +13292,8 @@
       </w:tblGrid>
       <w:tr>
         <w:trPr>
+          <w:cantSplit/>
+          <w:tblHeader/>
           <w:jc w:val="center"/>
         </w:trPr>
         <w:tc>
@@ -13062,6 +13309,7 @@
           </w:tcPr>
           <w:p>
             <w:pPr>
+              <w:keepNext/>
               <w:jc w:val="center"/>
               <w:rPr>
                 <w:sz w:val="24"/>
@@ -13092,6 +13340,7 @@
           </w:tcPr>
           <w:p>
             <w:pPr>
+              <w:keepNext/>
               <w:jc w:val="center"/>
               <w:rPr>
                 <w:sz w:val="24"/>
@@ -13112,6 +13361,7 @@
       </w:tr>
       <w:tr>
         <w:trPr>
+          <w:cantSplit/>
           <w:jc w:val="center"/>
         </w:trPr>
         <w:tc>
@@ -13173,6 +13423,7 @@
       </w:tr>
       <w:tr>
         <w:trPr>
+          <w:cantSplit/>
           <w:jc w:val="center"/>
         </w:trPr>
         <w:tc>
@@ -13234,6 +13485,7 @@
       </w:tr>
       <w:tr>
         <w:trPr>
+          <w:cantSplit/>
           <w:jc w:val="center"/>
         </w:trPr>
         <w:tc>
@@ -13321,6 +13573,7 @@
     <w:p>
       <w:pPr>
         <w:pStyle w:val="Heading2"/>
+        <w:keepNext/>
         <w:numPr>
           <w:ilvl w:val="1"/>
           <w:numId w:val="7"/>
@@ -13346,6 +13599,8 @@
       </w:tblGrid>
       <w:tr>
         <w:trPr>
+          <w:cantSplit/>
+          <w:tblHeader/>
           <w:jc w:val="center"/>
         </w:trPr>
         <w:tc>
@@ -13361,6 +13616,7 @@
           </w:tcPr>
           <w:p>
             <w:pPr>
+              <w:keepNext/>
               <w:jc w:val="center"/>
               <w:rPr>
                 <w:sz w:val="24"/>
@@ -13391,6 +13647,7 @@
           </w:tcPr>
           <w:p>
             <w:pPr>
+              <w:keepNext/>
               <w:jc w:val="center"/>
               <w:rPr>
                 <w:sz w:val="24"/>
@@ -13411,6 +13668,7 @@
       </w:tr>
       <w:tr>
         <w:trPr>
+          <w:cantSplit/>
           <w:jc w:val="center"/>
         </w:trPr>
         <w:tc>
@@ -13497,6 +13755,7 @@
     <w:p>
       <w:pPr>
         <w:pStyle w:val="Heading2"/>
+        <w:keepNext/>
         <w:numPr>
           <w:ilvl w:val="1"/>
           <w:numId w:val="7"/>
@@ -13524,6 +13783,8 @@
       </w:tblGrid>
       <w:tr>
         <w:trPr>
+          <w:cantSplit/>
+          <w:tblHeader/>
           <w:jc w:val="center"/>
         </w:trPr>
         <w:tc>
@@ -13539,6 +13800,7 @@
           </w:tcPr>
           <w:p>
             <w:pPr>
+              <w:keepNext/>
               <w:jc w:val="center"/>
               <w:rPr>
                 <w:sz w:val="24"/>
@@ -13569,6 +13831,7 @@
           </w:tcPr>
           <w:p>
             <w:pPr>
+              <w:keepNext/>
               <w:jc w:val="center"/>
               <w:rPr>
                 <w:sz w:val="24"/>
@@ -13599,6 +13862,7 @@
           </w:tcPr>
           <w:p>
             <w:pPr>
+              <w:keepNext/>
               <w:jc w:val="center"/>
               <w:rPr>
                 <w:sz w:val="24"/>
@@ -13629,6 +13893,7 @@
           </w:tcPr>
           <w:p>
             <w:pPr>
+              <w:keepNext/>
               <w:jc w:val="center"/>
               <w:rPr>
                 <w:sz w:val="24"/>
@@ -13649,7 +13914,9 @@
       </w:tr>
       <w:tr>
         <w:trPr>
+          <w:cantSplit/>
           <w:jc w:val="center"/>
+          <w:trHeight w:val="567" w:hRule="atLeast"/>
         </w:trPr>
         <w:tc>
           <w:tcPr>
@@ -13719,7 +13986,7 @@
           </w:tcPr>
           <w:p>
             <w:pPr>
-              <w:jc w:val="both"/>
+              <w:jc w:val="left"/>
               <w:rPr>
                 <w:sz w:val="24"/>
                 <w:szCs w:val="24"/>
@@ -13747,7 +14014,7 @@
           </w:tcPr>
           <w:p>
             <w:pPr>
-              <w:jc w:val="both"/>
+              <w:jc w:val="left"/>
               <w:rPr>
                 <w:sz w:val="24"/>
                 <w:szCs w:val="24"/>
@@ -13765,7 +14032,9 @@
       </w:tr>
       <w:tr>
         <w:trPr>
+          <w:cantSplit/>
           <w:jc w:val="center"/>
+          <w:trHeight w:val="567" w:hRule="atLeast"/>
         </w:trPr>
         <w:tc>
           <w:tcPr>
@@ -13835,7 +14104,7 @@
           </w:tcPr>
           <w:p>
             <w:pPr>
-              <w:jc w:val="both"/>
+              <w:jc w:val="left"/>
               <w:rPr>
                 <w:sz w:val="24"/>
                 <w:szCs w:val="24"/>
@@ -13863,7 +14132,7 @@
           </w:tcPr>
           <w:p>
             <w:pPr>
-              <w:jc w:val="both"/>
+              <w:jc w:val="left"/>
               <w:rPr>
                 <w:sz w:val="24"/>
                 <w:szCs w:val="24"/>
@@ -13881,7 +14150,9 @@
       </w:tr>
       <w:tr>
         <w:trPr>
+          <w:cantSplit/>
           <w:jc w:val="center"/>
+          <w:trHeight w:val="567" w:hRule="atLeast"/>
         </w:trPr>
         <w:tc>
           <w:tcPr>
@@ -13951,7 +14222,7 @@
           </w:tcPr>
           <w:p>
             <w:pPr>
-              <w:jc w:val="both"/>
+              <w:jc w:val="left"/>
               <w:rPr>
                 <w:sz w:val="24"/>
                 <w:szCs w:val="24"/>
@@ -13979,7 +14250,7 @@
           </w:tcPr>
           <w:p>
             <w:pPr>
-              <w:jc w:val="both"/>
+              <w:jc w:val="left"/>
               <w:rPr>
                 <w:sz w:val="24"/>
                 <w:szCs w:val="24"/>
@@ -13997,7 +14268,9 @@
       </w:tr>
       <w:tr>
         <w:trPr>
+          <w:cantSplit/>
           <w:jc w:val="center"/>
+          <w:trHeight w:val="567" w:hRule="atLeast"/>
         </w:trPr>
         <w:tc>
           <w:tcPr>
@@ -14067,7 +14340,7 @@
           </w:tcPr>
           <w:p>
             <w:pPr>
-              <w:jc w:val="both"/>
+              <w:jc w:val="left"/>
               <w:rPr>
                 <w:sz w:val="24"/>
                 <w:szCs w:val="24"/>
@@ -14095,7 +14368,7 @@
           </w:tcPr>
           <w:p>
             <w:pPr>
-              <w:jc w:val="both"/>
+              <w:jc w:val="left"/>
               <w:rPr>
                 <w:sz w:val="24"/>
                 <w:szCs w:val="24"/>
@@ -14113,7 +14386,9 @@
       </w:tr>
       <w:tr>
         <w:trPr>
+          <w:cantSplit/>
           <w:jc w:val="center"/>
+          <w:trHeight w:val="567" w:hRule="atLeast"/>
         </w:trPr>
         <w:tc>
           <w:tcPr>
@@ -14183,7 +14458,7 @@
           </w:tcPr>
           <w:p>
             <w:pPr>
-              <w:jc w:val="both"/>
+              <w:jc w:val="left"/>
               <w:rPr>
                 <w:sz w:val="24"/>
                 <w:szCs w:val="24"/>
@@ -14211,7 +14486,7 @@
           </w:tcPr>
           <w:p>
             <w:pPr>
-              <w:jc w:val="both"/>
+              <w:jc w:val="left"/>
               <w:rPr>
                 <w:sz w:val="24"/>
                 <w:szCs w:val="24"/>
@@ -14255,6 +14530,7 @@
     <w:p>
       <w:pPr>
         <w:pStyle w:val="Heading2"/>
+        <w:keepNext/>
         <w:numPr>
           <w:ilvl w:val="1"/>
           <w:numId w:val="7"/>
@@ -14280,6 +14556,8 @@
       </w:tblGrid>
       <w:tr>
         <w:trPr>
+          <w:cantSplit/>
+          <w:tblHeader/>
           <w:jc w:val="center"/>
         </w:trPr>
         <w:tc>
@@ -14295,6 +14573,7 @@
           </w:tcPr>
           <w:p>
             <w:pPr>
+              <w:keepNext/>
               <w:jc w:val="center"/>
               <w:rPr>
                 <w:sz w:val="24"/>
@@ -14325,6 +14604,7 @@
           </w:tcPr>
           <w:p>
             <w:pPr>
+              <w:keepNext/>
               <w:jc w:val="center"/>
               <w:rPr>
                 <w:sz w:val="24"/>
@@ -14345,6 +14625,7 @@
       </w:tr>
       <w:tr>
         <w:trPr>
+          <w:cantSplit/>
           <w:jc w:val="center"/>
         </w:trPr>
         <w:tc>
@@ -14405,6 +14686,7 @@
       </w:tr>
       <w:tr>
         <w:trPr>
+          <w:cantSplit/>
           <w:jc w:val="center"/>
         </w:trPr>
         <w:tc>
@@ -14465,6 +14747,7 @@
       </w:tr>
       <w:tr>
         <w:trPr>
+          <w:cantSplit/>
           <w:jc w:val="center"/>
         </w:trPr>
         <w:tc>
@@ -14525,6 +14808,7 @@
       </w:tr>
       <w:tr>
         <w:trPr>
+          <w:cantSplit/>
           <w:jc w:val="center"/>
         </w:trPr>
         <w:tc>
@@ -14551,7 +14835,7 @@
                 <w:sz w:val="24"/>
                 <w:szCs w:val="24"/>
               </w:rPr>
-              <w:t>Lokasi formulir terisi</w:t>
+              <w:t>Lokasi form terisi</w:t>
             </w:r>
           </w:p>
         </w:tc>
@@ -14611,6 +14895,7 @@
     <w:p>
       <w:pPr>
         <w:pStyle w:val="Heading1"/>
+        <w:keepNext/>
         <w:numPr>
           <w:ilvl w:val="0"/>
           <w:numId w:val="7"/>
@@ -14636,6 +14921,8 @@
       </w:tblGrid>
       <w:tr>
         <w:trPr>
+          <w:cantSplit/>
+          <w:tblHeader/>
           <w:jc w:val="center"/>
         </w:trPr>
         <w:tc>
@@ -14651,6 +14938,7 @@
           </w:tcPr>
           <w:p>
             <w:pPr>
+              <w:keepNext/>
               <w:jc w:val="center"/>
               <w:rPr>
                 <w:sz w:val="24"/>
@@ -14681,6 +14969,7 @@
           </w:tcPr>
           <w:p>
             <w:pPr>
+              <w:keepNext/>
               <w:jc w:val="center"/>
               <w:rPr>
                 <w:sz w:val="24"/>
@@ -14701,6 +14990,7 @@
       </w:tr>
       <w:tr>
         <w:trPr>
+          <w:cantSplit/>
           <w:jc w:val="center"/>
         </w:trPr>
         <w:tc>
@@ -14755,13 +15045,14 @@
                 <w:sz w:val="24"/>
                 <w:szCs w:val="24"/>
               </w:rPr>
-              <w:t>Sales Process. Butir 4.11 berisi larangan menjanjikan timeline sebelum Service Delivery Manager mengonfirmasinya, butir 6.3 mengatur discovery meeting, dan butir 6.8 mengatur handover. Formulir ini menyalin atau merujuk Business Requirement di CRM, keluaran butir 6.3 (USULAN).</w:t>
+              <w:t>Sales Process. Butir 4.11 melarang menjanjikan timeline sebelum dikonfirmasi Service Delivery Manager, butir 6.3 mengatur discovery meeting, dan butir 6.8 mengatur handover. Business Requirement di CRM, keluaran butir 6.3, disalin atau dirujuk di form ini (USULAN).</w:t>
             </w:r>
           </w:p>
         </w:tc>
       </w:tr>
       <w:tr>
         <w:trPr>
+          <w:cantSplit/>
           <w:jc w:val="center"/>
         </w:trPr>
         <w:tc>
@@ -14816,13 +15107,14 @@
                 <w:sz w:val="24"/>
                 <w:szCs w:val="24"/>
               </w:rPr>
-              <w:t>Proposal, Quotation &amp; Pricing Control. Butir 6.2 mengatur review scope, butir 4.10 mengatur pemutus pengecualian komersial, butir 6.4 mengatur prosesnya, dan bagian 11 memuat Catatan persetujuan penawaran. Formulir ini bentuk Catatan review scope (USULAN).</w:t>
+              <w:t>Proposal, Quotation &amp; Pricing Control. Butir 6.2 mengatur review scope, butir 4.10 menetapkan pemutus pengecualian komersial, butir 6.4 mengatur prosesnya, dan bagian 11 memuat Catatan persetujuan penawaran. Form ini menjadi bentuk Catatan review scope (USULAN).</w:t>
             </w:r>
           </w:p>
         </w:tc>
       </w:tr>
       <w:tr>
         <w:trPr>
+          <w:cantSplit/>
           <w:jc w:val="center"/>
         </w:trPr>
         <w:tc>
@@ -14884,6 +15176,7 @@
       </w:tr>
       <w:tr>
         <w:trPr>
+          <w:cantSplit/>
           <w:jc w:val="center"/>
         </w:trPr>
         <w:tc>
@@ -14938,13 +15231,14 @@
                 <w:sz w:val="24"/>
                 <w:szCs w:val="24"/>
               </w:rPr>
-              <w:t>Customer Contract Review Checklist. Daftar periksa review kontrak customer yang lengkap (USULAN).</w:t>
+              <w:t>Customer Contract Review Checklist. Daftar periksa lengkap untuk review kontrak customer (USULAN).</w:t>
             </w:r>
           </w:p>
         </w:tc>
       </w:tr>
       <w:tr>
         <w:trPr>
+          <w:cantSplit/>
           <w:jc w:val="center"/>
         </w:trPr>
         <w:tc>
@@ -14999,13 +15293,14 @@
                 <w:sz w:val="24"/>
                 <w:szCs w:val="24"/>
               </w:rPr>
-              <w:t>Company Licenses &amp; Permits Register. Tempat perizinan SINUX yang dirujuk aspek C3.6 (USULAN).</w:t>
+              <w:t>Company Licenses &amp; Permits Register. Daftar perizinan SINUX yang dirujuk aspek C3.6 (USULAN).</w:t>
             </w:r>
           </w:p>
         </w:tc>
       </w:tr>
       <w:tr>
         <w:trPr>
+          <w:cantSplit/>
           <w:jc w:val="center"/>
         </w:trPr>
         <w:tc>
@@ -15067,6 +15362,7 @@
       </w:tr>
       <w:tr>
         <w:trPr>
+          <w:cantSplit/>
           <w:jc w:val="center"/>
         </w:trPr>
         <w:tc>
@@ -15128,6 +15424,7 @@
       </w:tr>
       <w:tr>
         <w:trPr>
+          <w:cantSplit/>
           <w:jc w:val="center"/>
         </w:trPr>
         <w:tc>
@@ -15189,6 +15486,7 @@
       </w:tr>
       <w:tr>
         <w:trPr>
+          <w:cantSplit/>
           <w:jc w:val="center"/>
         </w:trPr>
         <w:tc>
@@ -15250,6 +15548,7 @@
       </w:tr>
       <w:tr>
         <w:trPr>
+          <w:cantSplit/>
           <w:jc w:val="center"/>
         </w:trPr>
         <w:tc>
@@ -15311,6 +15610,7 @@
       </w:tr>
       <w:tr>
         <w:trPr>
+          <w:cantSplit/>
           <w:jc w:val="center"/>
         </w:trPr>
         <w:tc>
@@ -15372,6 +15672,7 @@
       </w:tr>
       <w:tr>
         <w:trPr>
+          <w:cantSplit/>
           <w:jc w:val="center"/>
         </w:trPr>
         <w:tc>
@@ -15426,7 +15727,7 @@
                 <w:sz w:val="24"/>
                 <w:szCs w:val="24"/>
               </w:rPr>
-              <w:t>Project Handover Record. Rekaman paket handover sesudah order diterima.</w:t>
+              <w:t>Project Handover Record. Record paket handover setelah order diterima.</w:t>
             </w:r>
           </w:p>
         </w:tc>
@@ -15472,6 +15773,7 @@
     <w:p>
       <w:pPr>
         <w:pStyle w:val="Heading2"/>
+        <w:keepNext/>
         <w:numPr>
           <w:ilvl w:val="1"/>
           <w:numId w:val="7"/>
@@ -15498,6 +15800,8 @@
       </w:tblGrid>
       <w:tr>
         <w:trPr>
+          <w:cantSplit/>
+          <w:tblHeader/>
           <w:jc w:val="center"/>
         </w:trPr>
         <w:tc>
@@ -15513,6 +15817,7 @@
           </w:tcPr>
           <w:p>
             <w:pPr>
+              <w:keepNext/>
               <w:jc w:val="center"/>
               <w:rPr>
                 <w:sz w:val="24"/>
@@ -15526,7 +15831,7 @@
                 <w:sz w:val="24"/>
                 <w:szCs w:val="24"/>
               </w:rPr>
-              <w:t>Rekaman</w:t>
+              <w:t>Record</w:t>
             </w:r>
           </w:p>
         </w:tc>
@@ -15543,6 +15848,7 @@
           </w:tcPr>
           <w:p>
             <w:pPr>
+              <w:keepNext/>
               <w:jc w:val="center"/>
               <w:rPr>
                 <w:sz w:val="24"/>
@@ -15573,6 +15879,7 @@
           </w:tcPr>
           <w:p>
             <w:pPr>
+              <w:keepNext/>
               <w:jc w:val="center"/>
               <w:rPr>
                 <w:sz w:val="24"/>
@@ -15593,6 +15900,7 @@
       </w:tr>
       <w:tr>
         <w:trPr>
+          <w:cantSplit/>
           <w:jc w:val="center"/>
         </w:trPr>
         <w:tc>
@@ -15619,7 +15927,7 @@
                 <w:sz w:val="24"/>
                 <w:szCs w:val="24"/>
               </w:rPr>
-              <w:t>Formulir terisi per order</w:t>
+              <w:t>Form terisi per order</w:t>
             </w:r>
           </w:p>
         </w:tc>
@@ -15647,7 +15955,7 @@
                 <w:sz w:val="24"/>
                 <w:szCs w:val="24"/>
               </w:rPr>
-              <w:t>Lokasi berkas belum ditetapkan; Business Development menulis lokasinya di tabel Lokasi Penyimpanan Dokumen (Ketentuan butir 10). Pencatat: Business Development. Pemilik: VP Commercial (USULAN). Klasifikasi RESTRICTED (Internal) menurut SNX-ISMS-PRO-01 butir 4.3.</w:t>
+              <w:t>Lokasi berkas belum ditetapkan; Business Development menulis lokasinya di tabel Lokasi Penyimpanan Dokumen. Pencatat: Business Development. Pemilik: VP Commercial (USULAN). Klasifikasi RESTRICTED (Internal) sesuai SNX-ISMS-PRO-01 butir 4.3.</w:t>
             </w:r>
           </w:p>
         </w:tc>
@@ -15664,7 +15972,7 @@
           </w:tcPr>
           <w:p>
             <w:pPr>
-              <w:jc w:val="both"/>
+              <w:jc w:val="left"/>
               <w:rPr>
                 <w:sz w:val="24"/>
                 <w:szCs w:val="24"/>
@@ -15683,6 +15991,7 @@
       </w:tr>
       <w:tr>
         <w:trPr>
+          <w:cantSplit/>
           <w:jc w:val="center"/>
         </w:trPr>
         <w:tc>
@@ -15754,7 +16063,7 @@
           </w:tcPr>
           <w:p>
             <w:pPr>
-              <w:jc w:val="both"/>
+              <w:jc w:val="left"/>
               <w:rPr>
                 <w:sz w:val="24"/>
                 <w:szCs w:val="24"/>
@@ -15773,6 +16082,7 @@
       </w:tr>
       <w:tr>
         <w:trPr>
+          <w:cantSplit/>
           <w:jc w:val="center"/>
         </w:trPr>
         <w:tc>
@@ -15827,7 +16137,7 @@
                 <w:sz w:val="24"/>
                 <w:szCs w:val="24"/>
               </w:rPr>
-              <w:t>Lokasi dan pemilik belum ditetapkan (tabel rekaman SNX-COM-SOP-01).</w:t>
+              <w:t>Lokasi dan pemilik belum ditetapkan (tabel record SNX-COM-SOP-01).</w:t>
             </w:r>
           </w:p>
         </w:tc>
@@ -15844,7 +16154,7 @@
           </w:tcPr>
           <w:p>
             <w:pPr>
-              <w:jc w:val="both"/>
+              <w:jc w:val="left"/>
               <w:rPr>
                 <w:sz w:val="24"/>
                 <w:szCs w:val="24"/>
@@ -15863,6 +16173,7 @@
       </w:tr>
       <w:tr>
         <w:trPr>
+          <w:cantSplit/>
           <w:jc w:val="center"/>
         </w:trPr>
         <w:tc>
@@ -15934,7 +16245,7 @@
           </w:tcPr>
           <w:p>
             <w:pPr>
-              <w:jc w:val="both"/>
+              <w:jc w:val="left"/>
               <w:rPr>
                 <w:sz w:val="24"/>
                 <w:szCs w:val="24"/>
@@ -15953,6 +16264,7 @@
       </w:tr>
       <w:tr>
         <w:trPr>
+          <w:cantSplit/>
           <w:jc w:val="center"/>
         </w:trPr>
         <w:tc>
@@ -16024,7 +16336,7 @@
           </w:tcPr>
           <w:p>
             <w:pPr>
-              <w:jc w:val="both"/>
+              <w:jc w:val="left"/>
               <w:rPr>
                 <w:sz w:val="24"/>
                 <w:szCs w:val="24"/>
@@ -16081,6 +16393,7 @@
     </w:p>
     <w:p>
       <w:pPr>
+        <w:keepNext/>
         <w:pBdr>
           <w:top w:val="nil"/>
           <w:left w:val="nil"/>
@@ -16119,6 +16432,8 @@
       </w:tblGrid>
       <w:tr>
         <w:trPr>
+          <w:cantSplit/>
+          <w:tblHeader/>
           <w:jc w:val="center"/>
         </w:trPr>
         <w:tc>
@@ -16134,6 +16449,7 @@
           </w:tcPr>
           <w:p>
             <w:pPr>
+              <w:keepNext/>
               <w:jc w:val="center"/>
               <w:rPr>
                 <w:sz w:val="24"/>
@@ -16164,6 +16480,7 @@
           </w:tcPr>
           <w:p>
             <w:pPr>
+              <w:keepNext/>
               <w:jc w:val="center"/>
               <w:rPr>
                 <w:sz w:val="24"/>
@@ -16194,6 +16511,7 @@
           </w:tcPr>
           <w:p>
             <w:pPr>
+              <w:keepNext/>
               <w:jc w:val="center"/>
               <w:rPr>
                 <w:sz w:val="24"/>
@@ -16207,13 +16525,14 @@
                 <w:sz w:val="24"/>
                 <w:szCs w:val="24"/>
               </w:rPr>
-              <w:t>Hubungan dengan formulir ini</w:t>
+              <w:t>Hubungan dengan form ini</w:t>
             </w:r>
           </w:p>
         </w:tc>
       </w:tr>
       <w:tr>
         <w:trPr>
+          <w:cantSplit/>
           <w:jc w:val="center"/>
         </w:trPr>
         <w:tc>
@@ -16285,25 +16604,26 @@
           </w:tcPr>
           <w:p>
             <w:pPr>
-              <w:jc w:val="both"/>
-              <w:rPr>
-                <w:sz w:val="24"/>
-                <w:szCs w:val="24"/>
-              </w:rPr>
-            </w:pPr>
-            <w:r>
-              <w:rPr>
-                <w:b w:val="0"/>
-                <w:sz w:val="24"/>
-                <w:szCs w:val="24"/>
-              </w:rPr>
-              <w:t>Formulir ini mencatat penanganan order customer dan perubahannya.</w:t>
+              <w:jc w:val="left"/>
+              <w:rPr>
+                <w:sz w:val="24"/>
+                <w:szCs w:val="24"/>
+              </w:rPr>
+            </w:pPr>
+            <w:r>
+              <w:rPr>
+                <w:b w:val="0"/>
+                <w:sz w:val="24"/>
+                <w:szCs w:val="24"/>
+              </w:rPr>
+              <w:t>Form ini mencatat penanganan order customer dan perubahannya.</w:t>
             </w:r>
           </w:p>
         </w:tc>
       </w:tr>
       <w:tr>
         <w:trPr>
+          <w:cantSplit/>
           <w:jc w:val="center"/>
         </w:trPr>
         <w:tc>
@@ -16375,25 +16695,26 @@
           </w:tcPr>
           <w:p>
             <w:pPr>
-              <w:jc w:val="both"/>
-              <w:rPr>
-                <w:sz w:val="24"/>
-                <w:szCs w:val="24"/>
-              </w:rPr>
-            </w:pPr>
-            <w:r>
-              <w:rPr>
-                <w:b w:val="0"/>
-                <w:sz w:val="24"/>
-                <w:szCs w:val="24"/>
-              </w:rPr>
-              <w:t>Tabel Kebutuhan Customer mencatat kebutuhan yang customer sebutkan.</w:t>
+              <w:jc w:val="left"/>
+              <w:rPr>
+                <w:sz w:val="24"/>
+                <w:szCs w:val="24"/>
+              </w:rPr>
+            </w:pPr>
+            <w:r>
+              <w:rPr>
+                <w:b w:val="0"/>
+                <w:sz w:val="24"/>
+                <w:szCs w:val="24"/>
+              </w:rPr>
+              <w:t>Tabel Kebutuhan Customer mencatat kebutuhan yang disebutkan customer.</w:t>
             </w:r>
           </w:p>
         </w:tc>
       </w:tr>
       <w:tr>
         <w:trPr>
+          <w:cantSplit/>
           <w:jc w:val="center"/>
         </w:trPr>
         <w:tc>
@@ -16465,25 +16786,26 @@
           </w:tcPr>
           <w:p>
             <w:pPr>
-              <w:jc w:val="both"/>
-              <w:rPr>
-                <w:sz w:val="24"/>
-                <w:szCs w:val="24"/>
-              </w:rPr>
-            </w:pPr>
-            <w:r>
-              <w:rPr>
-                <w:b w:val="0"/>
-                <w:sz w:val="24"/>
-                <w:szCs w:val="24"/>
-              </w:rPr>
-              <w:t>Kelompok C1 sampai C4 dan Hasil Review mencatat review sebelum SINUX menerima order. Formulir terisi menjadi informasi terdokumentasi hasil review itu.</w:t>
+              <w:jc w:val="left"/>
+              <w:rPr>
+                <w:sz w:val="24"/>
+                <w:szCs w:val="24"/>
+              </w:rPr>
+            </w:pPr>
+            <w:r>
+              <w:rPr>
+                <w:b w:val="0"/>
+                <w:sz w:val="24"/>
+                <w:szCs w:val="24"/>
+              </w:rPr>
+              <w:t>Kelompok C1 sampai C4 dan Hasil Review mencatat review sebelum SINUX menerima order. Form terisi menjadi informasi terdokumentasi hasil review itu.</w:t>
             </w:r>
           </w:p>
         </w:tc>
       </w:tr>
       <w:tr>
         <w:trPr>
+          <w:cantSplit/>
           <w:jc w:val="center"/>
         </w:trPr>
         <w:tc>
@@ -16555,25 +16877,26 @@
           </w:tcPr>
           <w:p>
             <w:pPr>
-              <w:jc w:val="both"/>
-              <w:rPr>
-                <w:sz w:val="24"/>
-                <w:szCs w:val="24"/>
-              </w:rPr>
-            </w:pPr>
-            <w:r>
-              <w:rPr>
-                <w:b w:val="0"/>
-                <w:sz w:val="24"/>
-                <w:szCs w:val="24"/>
-              </w:rPr>
-              <w:t>Business Development mengisi formulir baru bila kebutuhan atau persyaratan kontraktual customer berubah sebelum order diterima (Ketentuan butir 9).</w:t>
+              <w:jc w:val="left"/>
+              <w:rPr>
+                <w:sz w:val="24"/>
+                <w:szCs w:val="24"/>
+              </w:rPr>
+            </w:pPr>
+            <w:r>
+              <w:rPr>
+                <w:b w:val="0"/>
+                <w:sz w:val="24"/>
+                <w:szCs w:val="24"/>
+              </w:rPr>
+              <w:t>Business Development mengisi form baru jika kebutuhan atau persyaratan kontraktual customer berubah sebelum order diterima (Ketentuan butir 9).</w:t>
             </w:r>
           </w:p>
         </w:tc>
       </w:tr>
       <w:tr>
         <w:trPr>
+          <w:cantSplit/>
           <w:jc w:val="center"/>
         </w:trPr>
         <w:tc>
@@ -16645,25 +16968,26 @@
           </w:tcPr>
           <w:p>
             <w:pPr>
-              <w:jc w:val="both"/>
-              <w:rPr>
-                <w:sz w:val="24"/>
-                <w:szCs w:val="24"/>
-              </w:rPr>
-            </w:pPr>
-            <w:r>
-              <w:rPr>
-                <w:b w:val="0"/>
-                <w:sz w:val="24"/>
-                <w:szCs w:val="24"/>
-              </w:rPr>
-              <w:t>Bagian Rekaman mencatat lokasi, pemilik, dan klasifikasi formulir terisi.</w:t>
+              <w:jc w:val="left"/>
+              <w:rPr>
+                <w:sz w:val="24"/>
+                <w:szCs w:val="24"/>
+              </w:rPr>
+            </w:pPr>
+            <w:r>
+              <w:rPr>
+                <w:b w:val="0"/>
+                <w:sz w:val="24"/>
+                <w:szCs w:val="24"/>
+              </w:rPr>
+              <w:t>Tabel Rekaman mencatat lokasi, pemilik, dan klasifikasi form terisi.</w:t>
             </w:r>
           </w:p>
         </w:tc>
       </w:tr>
       <w:tr>
         <w:trPr>
+          <w:cantSplit/>
           <w:jc w:val="center"/>
         </w:trPr>
         <w:tc>
@@ -16735,7 +17059,7 @@
           </w:tcPr>
           <w:p>
             <w:pPr>
-              <w:jc w:val="both"/>
+              <w:jc w:val="left"/>
               <w:rPr>
                 <w:sz w:val="24"/>
                 <w:szCs w:val="24"/>
@@ -16754,6 +17078,7 @@
       </w:tr>
       <w:tr>
         <w:trPr>
+          <w:cantSplit/>
           <w:jc w:val="center"/>
         </w:trPr>
         <w:tc>
@@ -16825,7 +17150,7 @@
           </w:tcPr>
           <w:p>
             <w:pPr>
-              <w:jc w:val="both"/>
+              <w:jc w:val="left"/>
               <w:rPr>
                 <w:sz w:val="24"/>
                 <w:szCs w:val="24"/>
@@ -16844,6 +17169,7 @@
       </w:tr>
       <w:tr>
         <w:trPr>
+          <w:cantSplit/>
           <w:jc w:val="center"/>
         </w:trPr>
         <w:tc>
@@ -16915,19 +17241,19 @@
           </w:tcPr>
           <w:p>
             <w:pPr>
-              <w:jc w:val="both"/>
-              <w:rPr>
-                <w:sz w:val="24"/>
-                <w:szCs w:val="24"/>
-              </w:rPr>
-            </w:pPr>
-            <w:r>
-              <w:rPr>
-                <w:b w:val="0"/>
-                <w:sz w:val="24"/>
-                <w:szCs w:val="24"/>
-              </w:rPr>
-              <w:t>Formulir terisi memuat informasi customer dan berklasifikasi RESTRICTED (Internal).</w:t>
+              <w:jc w:val="left"/>
+              <w:rPr>
+                <w:sz w:val="24"/>
+                <w:szCs w:val="24"/>
+              </w:rPr>
+            </w:pPr>
+            <w:r>
+              <w:rPr>
+                <w:b w:val="0"/>
+                <w:sz w:val="24"/>
+                <w:szCs w:val="24"/>
+              </w:rPr>
+              <w:t>Form terisi memuat informasi customer dan berklasifikasi RESTRICTED (Internal).</w:t>
             </w:r>
           </w:p>
         </w:tc>
@@ -16991,7 +17317,7 @@
           <w:sz w:val="24"/>
           <w:szCs w:val="24"/>
         </w:rPr>
-        <w:t xml:space="preserve">Formulir ini berstatus Draft dan baru berlaku sesudah Direktur Utama menandatangani blok Approval. VP Commercial meninjau formulir ini setiap tahun, sesuai Review Period pada blok Identity.</w:t>
+        <w:t xml:space="preserve">Form ini berstatus Draft dan berlaku setelah Direktur Utama menandatangani blok Approval. VP Commercial meninjau form ini setiap tahun sesuai Review Period di blok Identity.</w:t>
       </w:r>
     </w:p>
     <w:sectPr>

--- a/out/05_Commercial/SNX-COM-FRM-01 Customer Requirement & Order Review Record (Rev00 DRAFT).docx
+++ b/out/05_Commercial/SNX-COM-FRM-01 Customer Requirement & Order Review Record (Rev00 DRAFT).docx
@@ -5846,7 +5846,7 @@
                 <w:sz w:val="24"/>
                 <w:szCs w:val="24"/>
               </w:rPr>
-              <w:t>Mengisi kelompok C2 dan mengeskalasi solusi yang tidak feasible kepada VP Commercial (USULAN, SNX-COM-SOP-02 butir 4.5). Jabatan JA-05 di SNX-HR-ORG-01.</w:t>
+              <w:t>Mengisi kelompok C2. Mengeskalasi solusi yang tidak feasible kepada VP Commercial (USULAN, SNX-COM-SOP-02 butir 4.5). Jabatan JA-05 di SNX-HR-ORG-01.</w:t>
             </w:r>
           </w:p>
         </w:tc>

--- a/out/05_Commercial/SNX-COM-FRM-01 Customer Requirement & Order Review Record (Rev00 DRAFT).docx
+++ b/out/05_Commercial/SNX-COM-FRM-01 Customer Requirement & Order Review Record (Rev00 DRAFT).docx
@@ -2891,7 +2891,7 @@
                 <w:sz w:val="24"/>
                 <w:szCs w:val="24"/>
               </w:rPr>
-              <w:t>Account management berada di luar SNX-COM-SOP-01 butir 4.17, sehingga juga tidak dicakup form ini (USULAN).</w:t>
+              <w:t>Account management berada di luar SNX-COM-SOP-01 (butir 4.17), sehingga juga tidak dicakup form ini (USULAN).</w:t>
             </w:r>
           </w:p>
         </w:tc>
